--- a/docs/Signage_Stick_Streaming_Plan.docx
+++ b/docs/Signage_Stick_Streaming_Plan.docx
@@ -26,7 +26,7 @@
           <w:sz w:val="23"/>
           <w:szCs w:val="23"/>
         </w:rPr>
-        <w:t xml:space="preserve">Purpose &amp; Scope</w:t>
+        <w:t xml:space="preserve">Two Things Are Settled Regardless of Hardware</w:t>
       </w:r>
     </w:p>
     <w:p>
@@ -39,60 +39,7 @@
           <w:sz w:val="20"/>
           <w:szCs w:val="20"/>
         </w:rPr>
-        <w:t xml:space="preserve">This document plans an internal Seaway application that drives a fleet of Amazon Signage Sticks. Sticks are organised into groups; each group shows its own continuously-updating, on-prem content. It is a design plan only — no implementation work has been done.</w:t>
-      </w:r>
-    </w:p>
-    <w:p>
-      <w:pPr>
-        <w:spacing w:after="90"/>
-      </w:pPr>
-      <w:r>
-        <w:rPr>
-          <w:rFonts w:ascii="Calibri" w:cs="Calibri" w:eastAsia="Calibri" w:hAnsi="Calibri"/>
-          <w:sz w:val="20"/>
-          <w:szCs w:val="20"/>
-        </w:rPr>
-        <w:t xml:space="preserve">Content sources are a mix: existing internal Seaway apps, new display-only screens built as part of this project, and third-party vendor pages we do not control.</w:t>
-      </w:r>
-    </w:p>
-    <w:p>
-      <w:pPr>
-        <w:spacing w:after="70" w:before="170"/>
-      </w:pPr>
-      <w:r>
-        <w:rPr>
-          <w:rFonts w:ascii="Calibri" w:cs="Calibri" w:eastAsia="Calibri" w:hAnsi="Calibri"/>
-          <w:b/>
-          <w:bCs/>
-          <w:color w:val="F4762B"/>
-          <w:sz w:val="23"/>
-          <w:szCs w:val="23"/>
-        </w:rPr>
-        <w:t xml:space="preserve">2.0  </w:t>
-      </w:r>
-      <w:r>
-        <w:rPr>
-          <w:rFonts w:ascii="Calibri" w:cs="Calibri" w:eastAsia="Calibri" w:hAnsi="Calibri"/>
-          <w:b/>
-          <w:bCs/>
-          <w:color w:val="1C2B39"/>
-          <w:sz w:val="23"/>
-          <w:szCs w:val="23"/>
-        </w:rPr>
-        <w:t xml:space="preserve">The Constraint That Shapes the Design</w:t>
-      </w:r>
-    </w:p>
-    <w:p>
-      <w:pPr>
-        <w:spacing w:after="90"/>
-      </w:pPr>
-      <w:r>
-        <w:rPr>
-          <w:rFonts w:ascii="Calibri" w:cs="Calibri" w:eastAsia="Calibri" w:hAnsi="Calibri"/>
-          <w:sz w:val="20"/>
-          <w:szCs w:val="20"/>
-        </w:rPr>
-        <w:t xml:space="preserve">Two facts about the Amazon Signage Stick drive every decision that follows.</w:t>
+        <w:t xml:space="preserve">This document plans an internal Seaway application that drives up to about thirty displays. Displays are organised into groups: some groups hold several displays showing the same rotating content, others hold a single display showing its own distinct rotation. Content is on-prem and continuously updating. Each display rotates through multiple pages, and at least one of those pages needs to keep updating in near real time even while it is not the one currently on screen. This is a confirmed requirement, not a nice-to-have — the second display deployed is expected to need it.</w:t>
       </w:r>
     </w:p>
     <w:p>
@@ -110,7 +57,7 @@
           <w:sz w:val="20"/>
           <w:szCs w:val="20"/>
         </w:rPr>
-        <w:t xml:space="preserve">The Amazon Signage Remote Management API manages the device, not the content. It exposes power on/off, screen orientation, reboot, cache clear, OS and app update triggers, screenshot and video capture, and telemetry — HDMI status, memory, storage, Wi-Fi, CPU usage and temperature, serial number, MAC and IP. There is no "show this content next" call.</w:t>
+        <w:t xml:space="preserve">Content and device are separate concerns. Whatever plays the content needs to be managed remotely — reboot, health, what is this thing showing — and that management should live in one console, not be scattered across a vendor app, an admin UI and a spreadsheet.</w:t>
       </w:r>
     </w:p>
     <w:p>
@@ -128,7 +75,7 @@
           <w:sz w:val="20"/>
           <w:szCs w:val="20"/>
         </w:rPr>
-        <w:t xml:space="preserve">We are provisioning through the Amazon Signage console only, with no third-party CMS. A stick is therefore configured once, at enrollment, and we should assume re-provisioning it for every content change is not practical.</w:t>
+        <w:t xml:space="preserve">All grouping, rotation, scheduling and content routing happens inside our own on-prem app. No hardware option supports pushing new content as a device-native feature; every path ends with the same shape: a permanently-kiosked browser pointed at one URL, and our app decides what appears behind that URL.</w:t>
       </w:r>
     </w:p>
     <w:p>
@@ -141,20 +88,7 @@
           <w:sz w:val="20"/>
           <w:szCs w:val="20"/>
         </w:rPr>
-        <w:t xml:space="preserve">The conclusion is the central design decision: every stick is provisioned with the same URL, permanently, and all grouping, scheduling and content routing happens inside our application after the page loads.</w:t>
-      </w:r>
-    </w:p>
-    <w:p>
-      <w:pPr>
-        <w:spacing w:after="90"/>
-      </w:pPr>
-      <w:r>
-        <w:rPr>
-          <w:rFonts w:ascii="Calibri" w:cs="Calibri" w:eastAsia="Calibri" w:hAnsi="Calibri"/>
-          <w:sz w:val="20"/>
-          <w:szCs w:val="20"/>
-        </w:rPr>
-        <w:t xml:space="preserve">The stick becomes a permanently-kiosked browser pointed at a single address. Changing what a television shows never touches the Amazon console again.</w:t>
+        <w:t xml:space="preserve">What differs by hardware is who controls the device plane — us, or a vendor we have to ask nicely. That is the whole comparison in section 2.0.</w:t>
       </w:r>
     </w:p>
     <w:p>
@@ -170,7 +104,7 @@
           <w:sz w:val="23"/>
           <w:szCs w:val="23"/>
         </w:rPr>
-        <w:t xml:space="preserve">3.0  </w:t>
+        <w:t xml:space="preserve">2.0  </w:t>
       </w:r>
       <w:r>
         <w:rPr>
@@ -181,7 +115,20 @@
           <w:sz w:val="23"/>
           <w:szCs w:val="23"/>
         </w:rPr>
-        <w:t xml:space="preserve">Architecture</w:t>
+        <w:t xml:space="preserve">Hardware &amp; Platform Comparison</w:t>
+      </w:r>
+    </w:p>
+    <w:p>
+      <w:pPr>
+        <w:spacing w:after="90"/>
+      </w:pPr>
+      <w:r>
+        <w:rPr>
+          <w:rFonts w:ascii="Calibri" w:cs="Calibri" w:eastAsia="Calibri" w:hAnsi="Calibri"/>
+          <w:sz w:val="20"/>
+          <w:szCs w:val="20"/>
+        </w:rPr>
+        <w:t xml:space="preserve">Two real options were evaluated: the Amazon Signage Stick, the original starting point, and a Raspberry Pi running Chromium in kiosk mode. Both can show a website full-screen; they differ sharply in who holds the keys.</w:t>
       </w:r>
     </w:p>
     <w:p>
@@ -197,7 +144,7 @@
           <w:sz w:val="20"/>
           <w:szCs w:val="20"/>
         </w:rPr>
-        <w:t xml:space="preserve">3.1  </w:t>
+        <w:t xml:space="preserve">2.1  </w:t>
       </w:r>
       <w:r>
         <w:rPr>
@@ -208,7 +155,157 @@
           <w:sz w:val="20"/>
           <w:szCs w:val="20"/>
         </w:rPr>
-        <w:t xml:space="preserve">Two independent planes</w:t>
+        <w:t xml:space="preserve">Amazon Signage Stick</w:t>
+      </w:r>
+    </w:p>
+    <w:p>
+      <w:pPr>
+        <w:spacing w:after="90" w:before="60"/>
+      </w:pPr>
+      <w:r>
+        <w:rPr>
+          <w:rFonts w:ascii="Calibri" w:cs="Calibri" w:eastAsia="Calibri" w:hAnsi="Calibri"/>
+          <w:b/>
+          <w:bCs/>
+          <w:color w:val="F4762B"/>
+          <w:sz w:val="20"/>
+          <w:szCs w:val="20"/>
+        </w:rPr>
+        <w:t xml:space="preserve">Advantages — </w:t>
+      </w:r>
+      <w:r>
+        <w:rPr>
+          <w:rFonts w:ascii="Calibri" w:cs="Calibri" w:eastAsia="Calibri" w:hAnsi="Calibri"/>
+          <w:sz w:val="20"/>
+          <w:szCs w:val="20"/>
+        </w:rPr>
+        <w:t xml:space="preserve">Purpose-built signage hardware — one SKU, no component sourcing or assembly. Kiosk mode is an OS-level feature Amazon has already hardened, so we do not build or maintain that hardening ourselves. A vendor support and replacement channel exists. If Remote Management API access is obtained, device control — power, reboot, orientation, telemetry — ships without us building or operating that layer. Simple physical install for non-technical staff: HDMI and power, nothing to configure by hand.</w:t>
+      </w:r>
+    </w:p>
+    <w:p>
+      <w:pPr>
+        <w:spacing w:after="90" w:before="0"/>
+      </w:pPr>
+      <w:r>
+        <w:rPr>
+          <w:rFonts w:ascii="Calibri" w:cs="Calibri" w:eastAsia="Calibri" w:hAnsi="Calibri"/>
+          <w:b/>
+          <w:bCs/>
+          <w:color w:val="F4762B"/>
+          <w:sz w:val="20"/>
+          <w:szCs w:val="20"/>
+        </w:rPr>
+        <w:t xml:space="preserve">Disadvantages — </w:t>
+      </w:r>
+      <w:r>
+        <w:rPr>
+          <w:rFonts w:ascii="Calibri" w:cs="Calibri" w:eastAsia="Calibri" w:hAnsi="Calibri"/>
+          <w:sz w:val="20"/>
+          <w:szCs w:val="20"/>
+        </w:rPr>
+        <w:t xml:space="preserve">The Remote Management API is documented as available to approved CMS providers. We are an end customer, not a CMS vendor, and eligibility is genuinely unresolved. Without it there is no remote reboot, no telemetry, no OS-level control at all — see section 9.2. The device is a locked-down webview: no root, no way to install our own certificate authority, no way to tune Chromium's memory behaviour for multi-page rotation, no way to add our own watchdog or restart logic. Amazon's Fire TV line is mid-migration to Vega OS, which does not run Android APKs — a live platform-roadmap risk entirely outside our control. Third-party or open-source player software on the stick is unconfirmed; at best it is a Phase 0 experiment, not something to plan around. Unit and any signage-service pricing were not fully resolved during this research and should be treated as another open figure, not assumed.</w:t>
+      </w:r>
+    </w:p>
+    <w:p>
+      <w:pPr>
+        <w:spacing w:after="50" w:before="110"/>
+      </w:pPr>
+      <w:r>
+        <w:rPr>
+          <w:rFonts w:ascii="Calibri" w:cs="Calibri" w:eastAsia="Calibri" w:hAnsi="Calibri"/>
+          <w:b/>
+          <w:bCs/>
+          <w:color w:val="F4762B"/>
+          <w:sz w:val="20"/>
+          <w:szCs w:val="20"/>
+        </w:rPr>
+        <w:t xml:space="preserve">2.2  </w:t>
+      </w:r>
+      <w:r>
+        <w:rPr>
+          <w:rFonts w:ascii="Calibri" w:cs="Calibri" w:eastAsia="Calibri" w:hAnsi="Calibri"/>
+          <w:b/>
+          <w:bCs/>
+          <w:color w:val="1C2B39"/>
+          <w:sz w:val="20"/>
+          <w:szCs w:val="20"/>
+        </w:rPr>
+        <w:t xml:space="preserve">Raspberry Pi (Chromium kiosk)</w:t>
+      </w:r>
+    </w:p>
+    <w:p>
+      <w:pPr>
+        <w:spacing w:after="90" w:before="60"/>
+      </w:pPr>
+      <w:r>
+        <w:rPr>
+          <w:rFonts w:ascii="Calibri" w:cs="Calibri" w:eastAsia="Calibri" w:hAnsi="Calibri"/>
+          <w:b/>
+          <w:bCs/>
+          <w:color w:val="F4762B"/>
+          <w:sz w:val="20"/>
+          <w:szCs w:val="20"/>
+        </w:rPr>
+        <w:t xml:space="preserve">Advantages — </w:t>
+      </w:r>
+      <w:r>
+        <w:rPr>
+          <w:rFonts w:ascii="Calibri" w:cs="Calibri" w:eastAsia="Calibri" w:hAnsi="Calibri"/>
+          <w:sz w:val="20"/>
+          <w:szCs w:val="20"/>
+        </w:rPr>
+        <w:t xml:space="preserve">We hold root. Device-plane management — reboot, restart the browser, health telemetry — is simply an extension of the same on-prem agent built for the content plane: one console, no vendor gate, no eligibility risk. No exposure to Amazon's Fire TV or Vega OS roadmap, since this is our hardware, not theirs. Full control of the TLS trust store, so the internal-hostname certificate risk in section 9.2 does not apply. Full control of Chromium's tuning for rotation — which pages stay warm, memory and GPU flags, a restart watchdog. Full control of boot media, so a USB SSD can be used instead of inheriting a vendor's storage decision. Free, open-source fleet tooling fits Seaway's on-prem, no-subscription posture. Materially cheaper hardware once RAM pricing settles, with no recurring vendor CMS or API fee.</w:t>
+      </w:r>
+    </w:p>
+    <w:p>
+      <w:pPr>
+        <w:spacing w:after="90" w:before="0"/>
+      </w:pPr>
+      <w:r>
+        <w:rPr>
+          <w:rFonts w:ascii="Calibri" w:cs="Calibri" w:eastAsia="Calibri" w:hAnsi="Calibri"/>
+          <w:b/>
+          <w:bCs/>
+          <w:color w:val="F4762B"/>
+          <w:sz w:val="20"/>
+          <w:szCs w:val="20"/>
+        </w:rPr>
+        <w:t xml:space="preserve">Disadvantages — </w:t>
+      </w:r>
+      <w:r>
+        <w:rPr>
+          <w:rFonts w:ascii="Calibri" w:cs="Calibri" w:eastAsia="Calibri" w:hAnsi="Calibri"/>
+          <w:sz w:val="20"/>
+          <w:szCs w:val="20"/>
+        </w:rPr>
+        <w:t xml:space="preserve">We own the whole stack — OS hardening, security patching, kiosk configuration — with no vendor support line if a board fails, though boards are cheap and quickly swappable. Procurement at thirty-unit scale means sourcing boards, cases, power supplies and storage ourselves rather than ordering one SKU. We have to build the OS-level agent commands ourselves; small in scope, but real scope the Signage Stick path would have gotten for free if its API were obtainable. Chromium's own multi-day memory creep is real and needs an operational mitigation regardless of RAM tier — owning root makes this manageable, but does not make it disappear. RAM pricing is genuinely volatile right now, so least expensive is a moving target that needs a live quote before thirty units are ordered.</w:t>
+      </w:r>
+    </w:p>
+    <w:p>
+      <w:pPr>
+        <w:spacing w:after="50" w:before="110"/>
+      </w:pPr>
+      <w:r>
+        <w:rPr>
+          <w:rFonts w:ascii="Calibri" w:cs="Calibri" w:eastAsia="Calibri" w:hAnsi="Calibri"/>
+          <w:b/>
+          <w:bCs/>
+          <w:color w:val="F4762B"/>
+          <w:sz w:val="20"/>
+          <w:szCs w:val="20"/>
+        </w:rPr>
+        <w:t xml:space="preserve">2.3  </w:t>
+      </w:r>
+      <w:r>
+        <w:rPr>
+          <w:rFonts w:ascii="Calibri" w:cs="Calibri" w:eastAsia="Calibri" w:hAnsi="Calibri"/>
+          <w:b/>
+          <w:bCs/>
+          <w:color w:val="1C2B39"/>
+          <w:sz w:val="20"/>
+          <w:szCs w:val="20"/>
+        </w:rPr>
+        <w:t xml:space="preserve">Which Raspberry Pi — the No-Compromise Floor</w:t>
       </w:r>
     </w:p>
     <w:p>
@@ -221,7 +318,61 @@
           <w:sz w:val="20"/>
           <w:szCs w:val="20"/>
         </w:rPr>
-        <w:t xml:space="preserve">The system is split into a content plane and a device plane. They are deliberately decoupled, and the content plane must work with the device plane completely absent. That separation is what makes the API eligibility risk in section 7.1 survivable rather than fatal.</w:t>
+        <w:t xml:space="preserve">Rotating through multiple pages, at least one of which is still updating while off-screen, means keeping more than one Chromium renderer process warm at once. That sets a real RAM floor, not a preference.</w:t>
+      </w:r>
+    </w:p>
+    <w:p>
+      <w:pPr>
+        <w:pStyle w:val="ListParagraph"/>
+        <w:numPr>
+          <w:ilvl w:val="0"/>
+          <w:numId w:val="2"/>
+        </w:numPr>
+        <w:spacing w:after="35"/>
+      </w:pPr>
+      <w:r>
+        <w:rPr>
+          <w:rFonts w:ascii="Calibri" w:cs="Calibri" w:eastAsia="Calibri" w:hAnsi="Calibri"/>
+          <w:sz w:val="20"/>
+          <w:szCs w:val="20"/>
+        </w:rPr>
+        <w:t xml:space="preserve">Chromium itself warns that it is not recommended on devices with less than 1GB of RAM. Below that is not a judgment call.</w:t>
+      </w:r>
+    </w:p>
+    <w:p>
+      <w:pPr>
+        <w:pStyle w:val="ListParagraph"/>
+        <w:numPr>
+          <w:ilvl w:val="0"/>
+          <w:numId w:val="2"/>
+        </w:numPr>
+        <w:spacing w:after="35"/>
+      </w:pPr>
+      <w:r>
+        <w:rPr>
+          <w:rFonts w:ascii="Calibri" w:cs="Calibri" w:eastAsia="Calibri" w:hAnsi="Calibri"/>
+          <w:sz w:val="20"/>
+          <w:szCs w:val="20"/>
+        </w:rPr>
+        <w:t xml:space="preserve">On an 8GB Pi 4, bare Chromium already uses over 512MB before a single tab is open; several tabs kept warm for a few days are reported to exhaust available RAM without mitigation.</w:t>
+      </w:r>
+    </w:p>
+    <w:p>
+      <w:pPr>
+        <w:pStyle w:val="ListParagraph"/>
+        <w:numPr>
+          <w:ilvl w:val="0"/>
+          <w:numId w:val="2"/>
+        </w:numPr>
+        <w:spacing w:after="35"/>
+      </w:pPr>
+      <w:r>
+        <w:rPr>
+          <w:rFonts w:ascii="Calibri" w:cs="Calibri" w:eastAsia="Calibri" w:hAnsi="Calibri"/>
+          <w:sz w:val="20"/>
+          <w:szCs w:val="20"/>
+        </w:rPr>
+        <w:t xml:space="preserve">Signage-specific guidance splits consistently at the same line: 2GB is called sufficient for a simple rotating kiosk, but 4GB is where multiple warm tabs and heavier content are comfortable rather than tightly managed.</w:t>
       </w:r>
     </w:p>
     <w:p>
@@ -238,7 +389,601 @@
           <w:sz w:val="20"/>
           <w:szCs w:val="20"/>
         </w:rPr>
-        <w:t xml:space="preserve">Table 1 — The two planes, their transports and their responsibilities.</w:t>
+        <w:t xml:space="preserve">Table 1 — Board RAM tiers against the rotation requirement.</w:t>
+      </w:r>
+    </w:p>
+    <w:tbl>
+      <w:tblPr>
+        <w:tblW w:type="dxa" w:w="9360"/>
+        <w:tblBorders>
+          <w:top w:val="single" w:color="auto" w:sz="4"/>
+          <w:left w:val="single" w:color="auto" w:sz="4"/>
+          <w:bottom w:val="single" w:color="auto" w:sz="4"/>
+          <w:right w:val="single" w:color="auto" w:sz="4"/>
+          <w:insideH w:val="single" w:color="auto" w:sz="4"/>
+          <w:insideV w:val="single" w:color="auto" w:sz="4"/>
+        </w:tblBorders>
+      </w:tblPr>
+      <w:tblGrid>
+        <w:gridCol w:w="2400"/>
+        <w:gridCol w:w="1200"/>
+        <w:gridCol w:w="5760"/>
+      </w:tblGrid>
+      <w:tr>
+        <w:trPr>
+          <w:cantSplit/>
+          <w:tblHeader/>
+        </w:trPr>
+        <w:tc>
+          <w:tcPr>
+            <w:tcW w:type="dxa" w:w="2400"/>
+            <w:shd w:fill="1C2B39" w:val="clear"/>
+            <w:tcMar>
+              <w:top w:type="dxa" w:w="45"/>
+              <w:left w:type="dxa" w:w="120"/>
+              <w:bottom w:type="dxa" w:w="45"/>
+              <w:right w:type="dxa" w:w="120"/>
+            </w:tcMar>
+          </w:tcPr>
+          <w:p>
+            <w:pPr>
+              <w:spacing w:after="0"/>
+            </w:pPr>
+            <w:r>
+              <w:rPr>
+                <w:rFonts w:ascii="Calibri" w:cs="Calibri" w:eastAsia="Calibri" w:hAnsi="Calibri"/>
+                <w:b/>
+                <w:bCs/>
+                <w:color w:val="FFFFFF"/>
+                <w:sz w:val="19"/>
+                <w:szCs w:val="19"/>
+              </w:rPr>
+              <w:t xml:space="preserve">Board</w:t>
+            </w:r>
+          </w:p>
+        </w:tc>
+        <w:tc>
+          <w:tcPr>
+            <w:tcW w:type="dxa" w:w="1200"/>
+            <w:shd w:fill="1C2B39" w:val="clear"/>
+            <w:tcMar>
+              <w:top w:type="dxa" w:w="45"/>
+              <w:left w:type="dxa" w:w="120"/>
+              <w:bottom w:type="dxa" w:w="45"/>
+              <w:right w:type="dxa" w:w="120"/>
+            </w:tcMar>
+          </w:tcPr>
+          <w:p>
+            <w:pPr>
+              <w:spacing w:after="0"/>
+            </w:pPr>
+            <w:r>
+              <w:rPr>
+                <w:rFonts w:ascii="Calibri" w:cs="Calibri" w:eastAsia="Calibri" w:hAnsi="Calibri"/>
+                <w:b/>
+                <w:bCs/>
+                <w:color w:val="FFFFFF"/>
+                <w:sz w:val="19"/>
+                <w:szCs w:val="19"/>
+              </w:rPr>
+              <w:t xml:space="preserve">RAM</w:t>
+            </w:r>
+          </w:p>
+        </w:tc>
+        <w:tc>
+          <w:tcPr>
+            <w:tcW w:type="dxa" w:w="5760"/>
+            <w:shd w:fill="1C2B39" w:val="clear"/>
+            <w:tcMar>
+              <w:top w:type="dxa" w:w="45"/>
+              <w:left w:type="dxa" w:w="120"/>
+              <w:bottom w:type="dxa" w:w="45"/>
+              <w:right w:type="dxa" w:w="120"/>
+            </w:tcMar>
+          </w:tcPr>
+          <w:p>
+            <w:pPr>
+              <w:spacing w:after="0"/>
+            </w:pPr>
+            <w:r>
+              <w:rPr>
+                <w:rFonts w:ascii="Calibri" w:cs="Calibri" w:eastAsia="Calibri" w:hAnsi="Calibri"/>
+                <w:b/>
+                <w:bCs/>
+                <w:color w:val="FFFFFF"/>
+                <w:sz w:val="19"/>
+                <w:szCs w:val="19"/>
+              </w:rPr>
+              <w:t xml:space="preserve">Verdict</w:t>
+            </w:r>
+          </w:p>
+        </w:tc>
+      </w:tr>
+      <w:tr>
+        <w:trPr>
+          <w:cantSplit/>
+          <w:tblHeader w:val="false"/>
+        </w:trPr>
+        <w:tc>
+          <w:tcPr>
+            <w:tcW w:type="dxa" w:w="2400"/>
+            <w:tcMar>
+              <w:top w:type="dxa" w:w="45"/>
+              <w:left w:type="dxa" w:w="120"/>
+              <w:bottom w:type="dxa" w:w="45"/>
+              <w:right w:type="dxa" w:w="120"/>
+            </w:tcMar>
+          </w:tcPr>
+          <w:p>
+            <w:pPr>
+              <w:spacing w:after="0"/>
+            </w:pPr>
+            <w:r>
+              <w:rPr>
+                <w:rFonts w:ascii="Calibri" w:cs="Calibri" w:eastAsia="Calibri" w:hAnsi="Calibri"/>
+                <w:b w:val="false"/>
+                <w:bCs w:val="false"/>
+                <w:sz w:val="19"/>
+                <w:szCs w:val="19"/>
+              </w:rPr>
+              <w:t xml:space="preserve">Pi Zero 2 W</w:t>
+            </w:r>
+          </w:p>
+        </w:tc>
+        <w:tc>
+          <w:tcPr>
+            <w:tcW w:type="dxa" w:w="1200"/>
+            <w:tcMar>
+              <w:top w:type="dxa" w:w="45"/>
+              <w:left w:type="dxa" w:w="120"/>
+              <w:bottom w:type="dxa" w:w="45"/>
+              <w:right w:type="dxa" w:w="120"/>
+            </w:tcMar>
+          </w:tcPr>
+          <w:p>
+            <w:pPr>
+              <w:spacing w:after="0"/>
+            </w:pPr>
+            <w:r>
+              <w:rPr>
+                <w:rFonts w:ascii="Calibri" w:cs="Calibri" w:eastAsia="Calibri" w:hAnsi="Calibri"/>
+                <w:b w:val="false"/>
+                <w:bCs w:val="false"/>
+                <w:sz w:val="19"/>
+                <w:szCs w:val="19"/>
+              </w:rPr>
+              <w:t xml:space="preserve">512MB</w:t>
+            </w:r>
+          </w:p>
+        </w:tc>
+        <w:tc>
+          <w:tcPr>
+            <w:tcW w:type="dxa" w:w="5760"/>
+            <w:tcMar>
+              <w:top w:type="dxa" w:w="45"/>
+              <w:left w:type="dxa" w:w="120"/>
+              <w:bottom w:type="dxa" w:w="45"/>
+              <w:right w:type="dxa" w:w="120"/>
+            </w:tcMar>
+          </w:tcPr>
+          <w:p>
+            <w:pPr>
+              <w:spacing w:after="0"/>
+            </w:pPr>
+            <w:r>
+              <w:rPr>
+                <w:rFonts w:ascii="Calibri" w:cs="Calibri" w:eastAsia="Calibri" w:hAnsi="Calibri"/>
+                <w:b w:val="false"/>
+                <w:bCs w:val="false"/>
+                <w:sz w:val="19"/>
+                <w:szCs w:val="19"/>
+              </w:rPr>
+              <w:t xml:space="preserve">Ruled out — below Chromium's own supported floor.</w:t>
+            </w:r>
+          </w:p>
+        </w:tc>
+      </w:tr>
+      <w:tr>
+        <w:trPr>
+          <w:cantSplit/>
+          <w:tblHeader w:val="false"/>
+        </w:trPr>
+        <w:tc>
+          <w:tcPr>
+            <w:tcW w:type="dxa" w:w="2400"/>
+            <w:tcMar>
+              <w:top w:type="dxa" w:w="45"/>
+              <w:left w:type="dxa" w:w="120"/>
+              <w:bottom w:type="dxa" w:w="45"/>
+              <w:right w:type="dxa" w:w="120"/>
+            </w:tcMar>
+          </w:tcPr>
+          <w:p>
+            <w:pPr>
+              <w:spacing w:after="0"/>
+            </w:pPr>
+            <w:r>
+              <w:rPr>
+                <w:rFonts w:ascii="Calibri" w:cs="Calibri" w:eastAsia="Calibri" w:hAnsi="Calibri"/>
+                <w:b w:val="false"/>
+                <w:bCs w:val="false"/>
+                <w:sz w:val="19"/>
+                <w:szCs w:val="19"/>
+              </w:rPr>
+              <w:t xml:space="preserve">Pi 3B+</w:t>
+            </w:r>
+          </w:p>
+        </w:tc>
+        <w:tc>
+          <w:tcPr>
+            <w:tcW w:type="dxa" w:w="1200"/>
+            <w:tcMar>
+              <w:top w:type="dxa" w:w="45"/>
+              <w:left w:type="dxa" w:w="120"/>
+              <w:bottom w:type="dxa" w:w="45"/>
+              <w:right w:type="dxa" w:w="120"/>
+            </w:tcMar>
+          </w:tcPr>
+          <w:p>
+            <w:pPr>
+              <w:spacing w:after="0"/>
+            </w:pPr>
+            <w:r>
+              <w:rPr>
+                <w:rFonts w:ascii="Calibri" w:cs="Calibri" w:eastAsia="Calibri" w:hAnsi="Calibri"/>
+                <w:b w:val="false"/>
+                <w:bCs w:val="false"/>
+                <w:sz w:val="19"/>
+                <w:szCs w:val="19"/>
+              </w:rPr>
+              <w:t xml:space="preserve">1GB</w:t>
+            </w:r>
+          </w:p>
+        </w:tc>
+        <w:tc>
+          <w:tcPr>
+            <w:tcW w:type="dxa" w:w="5760"/>
+            <w:tcMar>
+              <w:top w:type="dxa" w:w="45"/>
+              <w:left w:type="dxa" w:w="120"/>
+              <w:bottom w:type="dxa" w:w="45"/>
+              <w:right w:type="dxa" w:w="120"/>
+            </w:tcMar>
+          </w:tcPr>
+          <w:p>
+            <w:pPr>
+              <w:spacing w:after="0"/>
+            </w:pPr>
+            <w:r>
+              <w:rPr>
+                <w:rFonts w:ascii="Calibri" w:cs="Calibri" w:eastAsia="Calibri" w:hAnsi="Calibri"/>
+                <w:b w:val="false"/>
+                <w:bCs w:val="false"/>
+                <w:sz w:val="19"/>
+                <w:szCs w:val="19"/>
+              </w:rPr>
+              <w:t xml:space="preserve">At the edge multiple sources call marginal; weaker GPU for smooth page transitions. Not a no-compromise pick.</w:t>
+            </w:r>
+          </w:p>
+        </w:tc>
+      </w:tr>
+      <w:tr>
+        <w:trPr>
+          <w:cantSplit/>
+          <w:tblHeader w:val="false"/>
+        </w:trPr>
+        <w:tc>
+          <w:tcPr>
+            <w:tcW w:type="dxa" w:w="2400"/>
+            <w:tcMar>
+              <w:top w:type="dxa" w:w="45"/>
+              <w:left w:type="dxa" w:w="120"/>
+              <w:bottom w:type="dxa" w:w="45"/>
+              <w:right w:type="dxa" w:w="120"/>
+            </w:tcMar>
+          </w:tcPr>
+          <w:p>
+            <w:pPr>
+              <w:spacing w:after="0"/>
+            </w:pPr>
+            <w:r>
+              <w:rPr>
+                <w:rFonts w:ascii="Calibri" w:cs="Calibri" w:eastAsia="Calibri" w:hAnsi="Calibri"/>
+                <w:b w:val="false"/>
+                <w:bCs w:val="false"/>
+                <w:sz w:val="19"/>
+                <w:szCs w:val="19"/>
+              </w:rPr>
+              <w:t xml:space="preserve">Pi 4 Model B</w:t>
+            </w:r>
+          </w:p>
+        </w:tc>
+        <w:tc>
+          <w:tcPr>
+            <w:tcW w:type="dxa" w:w="1200"/>
+            <w:tcMar>
+              <w:top w:type="dxa" w:w="45"/>
+              <w:left w:type="dxa" w:w="120"/>
+              <w:bottom w:type="dxa" w:w="45"/>
+              <w:right w:type="dxa" w:w="120"/>
+            </w:tcMar>
+          </w:tcPr>
+          <w:p>
+            <w:pPr>
+              <w:spacing w:after="0"/>
+            </w:pPr>
+            <w:r>
+              <w:rPr>
+                <w:rFonts w:ascii="Calibri" w:cs="Calibri" w:eastAsia="Calibri" w:hAnsi="Calibri"/>
+                <w:b w:val="false"/>
+                <w:bCs w:val="false"/>
+                <w:sz w:val="19"/>
+                <w:szCs w:val="19"/>
+              </w:rPr>
+              <w:t xml:space="preserve">2GB</w:t>
+            </w:r>
+          </w:p>
+        </w:tc>
+        <w:tc>
+          <w:tcPr>
+            <w:tcW w:type="dxa" w:w="5760"/>
+            <w:tcMar>
+              <w:top w:type="dxa" w:w="45"/>
+              <w:left w:type="dxa" w:w="120"/>
+              <w:bottom w:type="dxa" w:w="45"/>
+              <w:right w:type="dxa" w:w="120"/>
+            </w:tcMar>
+          </w:tcPr>
+          <w:p>
+            <w:pPr>
+              <w:spacing w:after="0"/>
+            </w:pPr>
+            <w:r>
+              <w:rPr>
+                <w:rFonts w:ascii="Calibri" w:cs="Calibri" w:eastAsia="Calibri" w:hAnsi="Calibri"/>
+                <w:b w:val="false"/>
+                <w:bCs w:val="false"/>
+                <w:sz w:val="19"/>
+                <w:szCs w:val="19"/>
+              </w:rPr>
+              <w:t xml:space="preserve">Workable for a single navigating page. Not the target — multi-tab headroom is where sources stop crediting it.</w:t>
+            </w:r>
+          </w:p>
+        </w:tc>
+      </w:tr>
+      <w:tr>
+        <w:trPr>
+          <w:cantSplit/>
+          <w:tblHeader w:val="false"/>
+        </w:trPr>
+        <w:tc>
+          <w:tcPr>
+            <w:tcW w:type="dxa" w:w="2400"/>
+            <w:tcMar>
+              <w:top w:type="dxa" w:w="45"/>
+              <w:left w:type="dxa" w:w="120"/>
+              <w:bottom w:type="dxa" w:w="45"/>
+              <w:right w:type="dxa" w:w="120"/>
+            </w:tcMar>
+          </w:tcPr>
+          <w:p>
+            <w:pPr>
+              <w:spacing w:after="0"/>
+            </w:pPr>
+            <w:r>
+              <w:rPr>
+                <w:rFonts w:ascii="Calibri" w:cs="Calibri" w:eastAsia="Calibri" w:hAnsi="Calibri"/>
+                <w:b w:val="false"/>
+                <w:bCs w:val="false"/>
+                <w:sz w:val="19"/>
+                <w:szCs w:val="19"/>
+              </w:rPr>
+              <w:t xml:space="preserve">Pi 4 Model B or Pi 5</w:t>
+            </w:r>
+          </w:p>
+        </w:tc>
+        <w:tc>
+          <w:tcPr>
+            <w:tcW w:type="dxa" w:w="1200"/>
+            <w:tcMar>
+              <w:top w:type="dxa" w:w="45"/>
+              <w:left w:type="dxa" w:w="120"/>
+              <w:bottom w:type="dxa" w:w="45"/>
+              <w:right w:type="dxa" w:w="120"/>
+            </w:tcMar>
+          </w:tcPr>
+          <w:p>
+            <w:pPr>
+              <w:spacing w:after="0"/>
+            </w:pPr>
+            <w:r>
+              <w:rPr>
+                <w:rFonts w:ascii="Calibri" w:cs="Calibri" w:eastAsia="Calibri" w:hAnsi="Calibri"/>
+                <w:b w:val="false"/>
+                <w:bCs w:val="false"/>
+                <w:sz w:val="19"/>
+                <w:szCs w:val="19"/>
+              </w:rPr>
+              <w:t xml:space="preserve">4GB</w:t>
+            </w:r>
+          </w:p>
+        </w:tc>
+        <w:tc>
+          <w:tcPr>
+            <w:tcW w:type="dxa" w:w="5760"/>
+            <w:tcMar>
+              <w:top w:type="dxa" w:w="45"/>
+              <w:left w:type="dxa" w:w="120"/>
+              <w:bottom w:type="dxa" w:w="45"/>
+              <w:right w:type="dxa" w:w="120"/>
+            </w:tcMar>
+          </w:tcPr>
+          <w:p>
+            <w:pPr>
+              <w:spacing w:after="0"/>
+            </w:pPr>
+            <w:r>
+              <w:rPr>
+                <w:rFonts w:ascii="Calibri" w:cs="Calibri" w:eastAsia="Calibri" w:hAnsi="Calibri"/>
+                <w:b w:val="false"/>
+                <w:bCs w:val="false"/>
+                <w:sz w:val="19"/>
+                <w:szCs w:val="19"/>
+              </w:rPr>
+              <w:t xml:space="preserve">Recommended floor. The point where rotation with warm, live-updating tabs is comfortable rather than managed.</w:t>
+            </w:r>
+          </w:p>
+        </w:tc>
+      </w:tr>
+    </w:tbl>
+    <w:p>
+      <w:pPr>
+        <w:spacing w:after="90"/>
+      </w:pPr>
+      <w:r>
+        <w:rPr>
+          <w:rFonts w:ascii="Calibri" w:cs="Calibri" w:eastAsia="Calibri" w:hAnsi="Calibri"/>
+          <w:sz w:val="20"/>
+          <w:szCs w:val="20"/>
+        </w:rPr>
+        <w:t xml:space="preserve">Recommendation: Raspberry Pi 4 Model B (4GB) or Raspberry Pi 5 (4GB). The Pi 5 has a meaningfully faster CPU and newer GPU, further reducing stutter risk on page switches, for similar or only slightly higher cost depending on the week purchased.</w:t>
+      </w:r>
+    </w:p>
+    <w:p>
+      <w:pPr>
+        <w:spacing w:after="90"/>
+      </w:pPr>
+      <w:r>
+        <w:rPr>
+          <w:rFonts w:ascii="Calibri" w:cs="Calibri" w:eastAsia="Calibri" w:hAnsi="Calibri"/>
+          <w:sz w:val="20"/>
+          <w:szCs w:val="20"/>
+        </w:rPr>
+        <w:t xml:space="preserve">Live pricing caveat, not hedging — this is sourced and current: Pi RAM pricing is genuinely volatile. A DRAM shortage has driven memory-driven price rises across every Pi 4/5 SKU with 2GB or more of RAM — the Pi 5 16GB variant moved from $120 to $205 in a matter of months. The 1GB variant is the only SKU Raspberry Pi has explicitly protected at $45, and it fails the technical floor above regardless of price. Get a live quote before locking the SKU across thirty units — the Pi 4 versus Pi 5 price gap at the 4GB tier could be a few dollars or could be inverted by purchase time.</w:t>
+      </w:r>
+    </w:p>
+    <w:p>
+      <w:pPr>
+        <w:spacing w:after="90"/>
+      </w:pPr>
+      <w:r>
+        <w:rPr>
+          <w:rFonts w:ascii="Calibri" w:cs="Calibri" w:eastAsia="Calibri" w:hAnsi="Calibri"/>
+          <w:sz w:val="20"/>
+          <w:szCs w:val="20"/>
+        </w:rPr>
+        <w:t xml:space="preserve">Boot media, while specifying hardware: boot from a small USB SSD, roughly fifteen to twenty dollars per unit, not microSD. SD card corruption under twenty-four-hour write load is the most commonly reported real-world failure mode for always-on kiosk Pis — unrelated to the rotation requirement, but squarely in no-compromise territory for a thirty-unit fleet that has to stay up unattended.</w:t>
+      </w:r>
+    </w:p>
+    <w:p>
+      <w:pPr>
+        <w:spacing w:after="50" w:before="110"/>
+      </w:pPr>
+      <w:r>
+        <w:rPr>
+          <w:rFonts w:ascii="Calibri" w:cs="Calibri" w:eastAsia="Calibri" w:hAnsi="Calibri"/>
+          <w:b/>
+          <w:bCs/>
+          <w:color w:val="F4762B"/>
+          <w:sz w:val="20"/>
+          <w:szCs w:val="20"/>
+        </w:rPr>
+        <w:t xml:space="preserve">2.4  </w:t>
+      </w:r>
+      <w:r>
+        <w:rPr>
+          <w:rFonts w:ascii="Calibri" w:cs="Calibri" w:eastAsia="Calibri" w:hAnsi="Calibri"/>
+          <w:b/>
+          <w:bCs/>
+          <w:color w:val="1C2B39"/>
+          <w:sz w:val="20"/>
+          <w:szCs w:val="20"/>
+        </w:rPr>
+        <w:t xml:space="preserve">Recommendation</w:t>
+      </w:r>
+    </w:p>
+    <w:p>
+      <w:pPr>
+        <w:spacing w:after="90"/>
+      </w:pPr>
+      <w:r>
+        <w:rPr>
+          <w:rFonts w:ascii="Calibri" w:cs="Calibri" w:eastAsia="Calibri" w:hAnsi="Calibri"/>
+          <w:sz w:val="20"/>
+          <w:szCs w:val="20"/>
+        </w:rPr>
+        <w:t xml:space="preserve">Raspberry Pi 4 or 5 (4GB), Chromium kiosk, USB SSD boot. It removes the two largest risks in this plan outright — Remote Management API eligibility and locked-webview TLS trust, both in section 9.2 — by putting the device fully under our control, at the cost of owning OS maintenance ourselves. Given the confirmed rotation requirement and the fleet size, that trade favours the Pi. The rest of this document is written against the Pi path, with the Signage Stick's differences called out explicitly wherever they apply.</w:t>
+      </w:r>
+    </w:p>
+    <w:p>
+      <w:pPr>
+        <w:spacing w:after="70" w:before="170"/>
+      </w:pPr>
+      <w:r>
+        <w:rPr>
+          <w:rFonts w:ascii="Calibri" w:cs="Calibri" w:eastAsia="Calibri" w:hAnsi="Calibri"/>
+          <w:b/>
+          <w:bCs/>
+          <w:color w:val="F4762B"/>
+          <w:sz w:val="23"/>
+          <w:szCs w:val="23"/>
+        </w:rPr>
+        <w:t xml:space="preserve">3.0  </w:t>
+      </w:r>
+      <w:r>
+        <w:rPr>
+          <w:rFonts w:ascii="Calibri" w:cs="Calibri" w:eastAsia="Calibri" w:hAnsi="Calibri"/>
+          <w:b/>
+          <w:bCs/>
+          <w:color w:val="1C2B39"/>
+          <w:sz w:val="23"/>
+          <w:szCs w:val="23"/>
+        </w:rPr>
+        <w:t xml:space="preserve">Architecture</w:t>
+      </w:r>
+    </w:p>
+    <w:p>
+      <w:pPr>
+        <w:spacing w:after="50" w:before="110"/>
+      </w:pPr>
+      <w:r>
+        <w:rPr>
+          <w:rFonts w:ascii="Calibri" w:cs="Calibri" w:eastAsia="Calibri" w:hAnsi="Calibri"/>
+          <w:b/>
+          <w:bCs/>
+          <w:color w:val="F4762B"/>
+          <w:sz w:val="20"/>
+          <w:szCs w:val="20"/>
+        </w:rPr>
+        <w:t xml:space="preserve">3.1  </w:t>
+      </w:r>
+      <w:r>
+        <w:rPr>
+          <w:rFonts w:ascii="Calibri" w:cs="Calibri" w:eastAsia="Calibri" w:hAnsi="Calibri"/>
+          <w:b/>
+          <w:bCs/>
+          <w:color w:val="1C2B39"/>
+          <w:sz w:val="20"/>
+          <w:szCs w:val="20"/>
+        </w:rPr>
+        <w:t xml:space="preserve">Two Independent Planes, One Console</w:t>
+      </w:r>
+    </w:p>
+    <w:p>
+      <w:pPr>
+        <w:spacing w:after="35" w:before="60"/>
+      </w:pPr>
+      <w:r>
+        <w:rPr>
+          <w:rFonts w:ascii="Calibri" w:cs="Calibri" w:eastAsia="Calibri" w:hAnsi="Calibri"/>
+          <w:b/>
+          <w:bCs/>
+          <w:i/>
+          <w:iCs/>
+          <w:sz w:val="20"/>
+          <w:szCs w:val="20"/>
+        </w:rPr>
+        <w:t xml:space="preserve">Table 2 — The two planes and their transports.</w:t>
       </w:r>
     </w:p>
     <w:tbl>
@@ -427,7 +1172,7 @@
                 <w:sz w:val="19"/>
                 <w:szCs w:val="19"/>
               </w:rPr>
-              <w:t xml:space="preserve">What appears on screen; group routing; near-real-time updates</w:t>
+              <w:t xml:space="preserve">Which pages a display rotates through; group routing; near-real-time updates</w:t>
             </w:r>
           </w:p>
         </w:tc>
@@ -485,7 +1230,7 @@
                 <w:sz w:val="19"/>
                 <w:szCs w:val="19"/>
               </w:rPr>
-              <w:t xml:space="preserve">Amazon Remote Management API, cloud</w:t>
+              <w:t xml:space="preserve">Same SSE channel, extended (Pi path)</w:t>
             </w:r>
           </w:p>
         </w:tc>
@@ -511,7 +1256,7 @@
                 <w:sz w:val="19"/>
                 <w:szCs w:val="19"/>
               </w:rPr>
-              <w:t xml:space="preserve">Physical control and hardware telemetry</w:t>
+              <w:t xml:space="preserve">Reboot, restart the browser, health telemetry</w:t>
             </w:r>
           </w:p>
         </w:tc>
@@ -519,6 +1264,19 @@
     </w:tbl>
     <w:p>
       <w:pPr>
+        <w:spacing w:after="90"/>
+      </w:pPr>
+      <w:r>
+        <w:rPr>
+          <w:rFonts w:ascii="Calibri" w:cs="Calibri" w:eastAsia="Calibri" w:hAnsi="Calibri"/>
+          <w:sz w:val="20"/>
+          <w:szCs w:val="20"/>
+        </w:rPr>
+        <w:t xml:space="preserve">On the Pi path these are genuinely one console — the same admin UI, the same connection to the device, no separate vendor dashboard. Section 7.0 covers this in detail. On the Signage Stick path they would have stayed split, with the device plane gated behind Amazon's API approval — this is the structural reason the Pi path was recommended in section 2.4.</w:t>
+      </w:r>
+    </w:p>
+    <w:p>
+      <w:pPr>
         <w:spacing w:after="50" w:before="110"/>
       </w:pPr>
       <w:r>
@@ -541,7 +1299,7 @@
           <w:sz w:val="20"/>
           <w:szCs w:val="20"/>
         </w:rPr>
-        <w:t xml:space="preserve">The player shell</w:t>
+        <w:t xml:space="preserve">The Player Shell</w:t>
       </w:r>
     </w:p>
     <w:p>
@@ -554,7 +1312,7 @@
           <w:sz w:val="20"/>
           <w:szCs w:val="20"/>
         </w:rPr>
-        <w:t xml:space="preserve">A single small page, identical for every stick, is responsible for:</w:t>
+        <w:t xml:space="preserve">A single small page, identical for every display, is responsible for:</w:t>
       </w:r>
     </w:p>
     <w:p>
@@ -590,7 +1348,7 @@
           <w:sz w:val="20"/>
           <w:szCs w:val="20"/>
         </w:rPr>
-        <w:t xml:space="preserve">Rendering the current playlist as a stack of panes. A pane is an iframe of an arbitrary URL, a screen rendered natively by the display-only app, a snapshot image for pages that refuse framing, or a static asset from Seaway.Storage.</w:t>
+        <w:t xml:space="preserve">Rendering the current rotation as a sequence of panes: an iframe of an arbitrary URL, a screen rendered natively by the display-only app, a snapshot image for pages that refuse framing, or a static asset from Seaway.Storage.</w:t>
       </w:r>
     </w:p>
     <w:p>
@@ -608,7 +1366,7 @@
           <w:sz w:val="20"/>
           <w:szCs w:val="20"/>
         </w:rPr>
-        <w:t xml:space="preserve">Caching the last known-good playlist locally and continuing to render it when the server is unreachable. A dead server must never blank the screens. After a staleness window, the page shows a small, unobtrusive stale-data indicator.</w:t>
+        <w:t xml:space="preserve">Keeping the next pane or panes in the rotation warm rather than navigating fresh on every rotation — this is what avoids a blank flash and a stalled reconnect on pages still receiving live updates while off-screen, and is the direct consequence of the confirmed rotation requirement and the reason the hardware floor in section 2.3 is what it is.</w:t>
       </w:r>
     </w:p>
     <w:p>
@@ -626,7 +1384,25 @@
           <w:sz w:val="20"/>
           <w:szCs w:val="20"/>
         </w:rPr>
-        <w:t xml:space="preserve">Emitting a heartbeat every fifteen seconds.</w:t>
+        <w:t xml:space="preserve">Caching the last known-good rotation locally and continuing to render it when the server is unreachable. A dead server must never blank the screens. After a staleness window, the page shows a small, unobtrusive stale-data indicator.</w:t>
+      </w:r>
+    </w:p>
+    <w:p>
+      <w:pPr>
+        <w:pStyle w:val="ListParagraph"/>
+        <w:numPr>
+          <w:ilvl w:val="0"/>
+          <w:numId w:val="2"/>
+        </w:numPr>
+        <w:spacing w:after="35"/>
+      </w:pPr>
+      <w:r>
+        <w:rPr>
+          <w:rFonts w:ascii="Calibri" w:cs="Calibri" w:eastAsia="Calibri" w:hAnsi="Calibri"/>
+          <w:sz w:val="20"/>
+          <w:szCs w:val="20"/>
+        </w:rPr>
+        <w:t xml:space="preserve">Emitting a heartbeat every fifteen seconds, including basic device health on the Pi path — CPU temperature, disk, uptime — see section 7.0.</w:t>
       </w:r>
     </w:p>
     <w:p>
@@ -653,7 +1429,7 @@
           <w:sz w:val="20"/>
           <w:szCs w:val="20"/>
         </w:rPr>
-        <w:t xml:space="preserve">Near-real-time updates</w:t>
+        <w:t xml:space="preserve">Near-Real-Time Updates</w:t>
       </w:r>
     </w:p>
     <w:p>
@@ -683,7 +1459,7 @@
           <w:sz w:val="20"/>
           <w:szCs w:val="20"/>
         </w:rPr>
-        <w:t xml:space="preserve">Table 2 — Control messages carried over the SSE channel.</w:t>
+        <w:t xml:space="preserve">Table 3 — Control messages carried over the SSE channel.</w:t>
       </w:r>
     </w:p>
     <w:tbl>
@@ -699,8 +1475,8 @@
         </w:tblBorders>
       </w:tblPr>
       <w:tblGrid>
-        <w:gridCol w:w="1800"/>
-        <w:gridCol w:w="7560"/>
+        <w:gridCol w:w="2400"/>
+        <w:gridCol w:w="6960"/>
       </w:tblGrid>
       <w:tr>
         <w:trPr>
@@ -709,7 +1485,7 @@
         </w:trPr>
         <w:tc>
           <w:tcPr>
-            <w:tcW w:type="dxa" w:w="1800"/>
+            <w:tcW w:type="dxa" w:w="2400"/>
             <w:shd w:fill="1C2B39" w:val="clear"/>
             <w:tcMar>
               <w:top w:type="dxa" w:w="45"/>
@@ -737,7 +1513,7 @@
         </w:tc>
         <w:tc>
           <w:tcPr>
-            <w:tcW w:type="dxa" w:w="7560"/>
+            <w:tcW w:type="dxa" w:w="6960"/>
             <w:shd w:fill="1C2B39" w:val="clear"/>
             <w:tcMar>
               <w:top w:type="dxa" w:w="45"/>
@@ -771,7 +1547,7 @@
         </w:trPr>
         <w:tc>
           <w:tcPr>
-            <w:tcW w:type="dxa" w:w="1800"/>
+            <w:tcW w:type="dxa" w:w="2400"/>
             <w:tcMar>
               <w:top w:type="dxa" w:w="45"/>
               <w:left w:type="dxa" w:w="120"/>
@@ -797,27 +1573,27 @@
         </w:tc>
         <w:tc>
           <w:tcPr>
-            <w:tcW w:type="dxa" w:w="7560"/>
-            <w:tcMar>
-              <w:top w:type="dxa" w:w="45"/>
-              <w:left w:type="dxa" w:w="120"/>
-              <w:bottom w:type="dxa" w:w="45"/>
-              <w:right w:type="dxa" w:w="120"/>
-            </w:tcMar>
-          </w:tcPr>
-          <w:p>
-            <w:pPr>
-              <w:spacing w:after="0"/>
-            </w:pPr>
-            <w:r>
-              <w:rPr>
-                <w:rFonts w:ascii="Calibri" w:cs="Calibri" w:eastAsia="Calibri" w:hAnsi="Calibri"/>
-                <w:b w:val="false"/>
-                <w:bCs w:val="false"/>
-                <w:sz w:val="19"/>
-                <w:szCs w:val="19"/>
-              </w:rPr>
-              <w:t xml:space="preserve">New playlist version. The player diffs and swaps panes without a full reload.</w:t>
+            <w:tcW w:type="dxa" w:w="6960"/>
+            <w:tcMar>
+              <w:top w:type="dxa" w:w="45"/>
+              <w:left w:type="dxa" w:w="120"/>
+              <w:bottom w:type="dxa" w:w="45"/>
+              <w:right w:type="dxa" w:w="120"/>
+            </w:tcMar>
+          </w:tcPr>
+          <w:p>
+            <w:pPr>
+              <w:spacing w:after="0"/>
+            </w:pPr>
+            <w:r>
+              <w:rPr>
+                <w:rFonts w:ascii="Calibri" w:cs="Calibri" w:eastAsia="Calibri" w:hAnsi="Calibri"/>
+                <w:b w:val="false"/>
+                <w:bCs w:val="false"/>
+                <w:sz w:val="19"/>
+                <w:szCs w:val="19"/>
+              </w:rPr>
+              <w:t xml:space="preserve">New rotation version. The player diffs and swaps panes without a full reload.</w:t>
             </w:r>
           </w:p>
         </w:tc>
@@ -829,7 +1605,7 @@
         </w:trPr>
         <w:tc>
           <w:tcPr>
-            <w:tcW w:type="dxa" w:w="1800"/>
+            <w:tcW w:type="dxa" w:w="2400"/>
             <w:tcMar>
               <w:top w:type="dxa" w:w="45"/>
               <w:left w:type="dxa" w:w="120"/>
@@ -855,7 +1631,7 @@
         </w:tc>
         <w:tc>
           <w:tcPr>
-            <w:tcW w:type="dxa" w:w="7560"/>
+            <w:tcW w:type="dxa" w:w="6960"/>
             <w:tcMar>
               <w:top w:type="dxa" w:w="45"/>
               <w:left w:type="dxa" w:w="120"/>
@@ -887,7 +1663,7 @@
         </w:trPr>
         <w:tc>
           <w:tcPr>
-            <w:tcW w:type="dxa" w:w="1800"/>
+            <w:tcW w:type="dxa" w:w="2400"/>
             <w:tcMar>
               <w:top w:type="dxa" w:w="45"/>
               <w:left w:type="dxa" w:w="120"/>
@@ -913,27 +1689,27 @@
         </w:tc>
         <w:tc>
           <w:tcPr>
-            <w:tcW w:type="dxa" w:w="7560"/>
-            <w:tcMar>
-              <w:top w:type="dxa" w:w="45"/>
-              <w:left w:type="dxa" w:w="120"/>
-              <w:bottom w:type="dxa" w:w="45"/>
-              <w:right w:type="dxa" w:w="120"/>
-            </w:tcMar>
-          </w:tcPr>
-          <w:p>
-            <w:pPr>
-              <w:spacing w:after="0"/>
-            </w:pPr>
-            <w:r>
-              <w:rPr>
-                <w:rFonts w:ascii="Calibri" w:cs="Calibri" w:eastAsia="Calibri" w:hAnsi="Calibri"/>
-                <w:b w:val="false"/>
-                <w:bCs w:val="false"/>
-                <w:sz w:val="19"/>
-                <w:szCs w:val="19"/>
-              </w:rPr>
-              <w:t xml:space="preserve">Flash the display's name full-screen for about ten seconds. This is how you physically work out which television is "Bindery 2".</w:t>
+            <w:tcW w:type="dxa" w:w="6960"/>
+            <w:tcMar>
+              <w:top w:type="dxa" w:w="45"/>
+              <w:left w:type="dxa" w:w="120"/>
+              <w:bottom w:type="dxa" w:w="45"/>
+              <w:right w:type="dxa" w:w="120"/>
+            </w:tcMar>
+          </w:tcPr>
+          <w:p>
+            <w:pPr>
+              <w:spacing w:after="0"/>
+            </w:pPr>
+            <w:r>
+              <w:rPr>
+                <w:rFonts w:ascii="Calibri" w:cs="Calibri" w:eastAsia="Calibri" w:hAnsi="Calibri"/>
+                <w:b w:val="false"/>
+                <w:bCs w:val="false"/>
+                <w:sz w:val="19"/>
+                <w:szCs w:val="19"/>
+              </w:rPr>
+              <w:t xml:space="preserve">Flash the display's name full-screen for about ten seconds — how you physically find which screen is "Bindery 2".</w:t>
             </w:r>
           </w:p>
         </w:tc>
@@ -945,7 +1721,7 @@
         </w:trPr>
         <w:tc>
           <w:tcPr>
-            <w:tcW w:type="dxa" w:w="1800"/>
+            <w:tcW w:type="dxa" w:w="2400"/>
             <w:tcMar>
               <w:top w:type="dxa" w:w="45"/>
               <w:left w:type="dxa" w:w="120"/>
@@ -971,7 +1747,7 @@
         </w:tc>
         <w:tc>
           <w:tcPr>
-            <w:tcW w:type="dxa" w:w="7560"/>
+            <w:tcW w:type="dxa" w:w="6960"/>
             <w:tcMar>
               <w:top w:type="dxa" w:w="45"/>
               <w:left w:type="dxa" w:w="120"/>
@@ -1003,7 +1779,7 @@
         </w:trPr>
         <w:tc>
           <w:tcPr>
-            <w:tcW w:type="dxa" w:w="1800"/>
+            <w:tcW w:type="dxa" w:w="2400"/>
             <w:tcMar>
               <w:top w:type="dxa" w:w="45"/>
               <w:left w:type="dxa" w:w="120"/>
@@ -1029,7 +1805,7 @@
         </w:tc>
         <w:tc>
           <w:tcPr>
-            <w:tcW w:type="dxa" w:w="7560"/>
+            <w:tcW w:type="dxa" w:w="6960"/>
             <w:tcMar>
               <w:top w:type="dxa" w:w="45"/>
               <w:left w:type="dxa" w:w="120"/>
@@ -1050,6 +1826,122 @@
                 <w:szCs w:val="19"/>
               </w:rPr>
               <w:t xml:space="preserve">Liveness probe with a correlation identifier.</w:t>
+            </w:r>
+          </w:p>
+        </w:tc>
+      </w:tr>
+      <w:tr>
+        <w:trPr>
+          <w:cantSplit/>
+          <w:tblHeader w:val="false"/>
+        </w:trPr>
+        <w:tc>
+          <w:tcPr>
+            <w:tcW w:type="dxa" w:w="2400"/>
+            <w:tcMar>
+              <w:top w:type="dxa" w:w="45"/>
+              <w:left w:type="dxa" w:w="120"/>
+              <w:bottom w:type="dxa" w:w="45"/>
+              <w:right w:type="dxa" w:w="120"/>
+            </w:tcMar>
+          </w:tcPr>
+          <w:p>
+            <w:pPr>
+              <w:spacing w:after="0"/>
+            </w:pPr>
+            <w:r>
+              <w:rPr>
+                <w:rFonts w:ascii="Calibri" w:cs="Calibri" w:eastAsia="Calibri" w:hAnsi="Calibri"/>
+                <w:b w:val="false"/>
+                <w:bCs w:val="false"/>
+                <w:sz w:val="19"/>
+                <w:szCs w:val="19"/>
+              </w:rPr>
+              <w:t xml:space="preserve">reboot (Pi only)</w:t>
+            </w:r>
+          </w:p>
+        </w:tc>
+        <w:tc>
+          <w:tcPr>
+            <w:tcW w:type="dxa" w:w="6960"/>
+            <w:tcMar>
+              <w:top w:type="dxa" w:w="45"/>
+              <w:left w:type="dxa" w:w="120"/>
+              <w:bottom w:type="dxa" w:w="45"/>
+              <w:right w:type="dxa" w:w="120"/>
+            </w:tcMar>
+          </w:tcPr>
+          <w:p>
+            <w:pPr>
+              <w:spacing w:after="0"/>
+            </w:pPr>
+            <w:r>
+              <w:rPr>
+                <w:rFonts w:ascii="Calibri" w:cs="Calibri" w:eastAsia="Calibri" w:hAnsi="Calibri"/>
+                <w:b w:val="false"/>
+                <w:bCs w:val="false"/>
+                <w:sz w:val="19"/>
+                <w:szCs w:val="19"/>
+              </w:rPr>
+              <w:t xml:space="preserve">Reboot the device — see section 7.0.</w:t>
+            </w:r>
+          </w:p>
+        </w:tc>
+      </w:tr>
+      <w:tr>
+        <w:trPr>
+          <w:cantSplit/>
+          <w:tblHeader w:val="false"/>
+        </w:trPr>
+        <w:tc>
+          <w:tcPr>
+            <w:tcW w:type="dxa" w:w="2400"/>
+            <w:tcMar>
+              <w:top w:type="dxa" w:w="45"/>
+              <w:left w:type="dxa" w:w="120"/>
+              <w:bottom w:type="dxa" w:w="45"/>
+              <w:right w:type="dxa" w:w="120"/>
+            </w:tcMar>
+          </w:tcPr>
+          <w:p>
+            <w:pPr>
+              <w:spacing w:after="0"/>
+            </w:pPr>
+            <w:r>
+              <w:rPr>
+                <w:rFonts w:ascii="Calibri" w:cs="Calibri" w:eastAsia="Calibri" w:hAnsi="Calibri"/>
+                <w:b w:val="false"/>
+                <w:bCs w:val="false"/>
+                <w:sz w:val="19"/>
+                <w:szCs w:val="19"/>
+              </w:rPr>
+              <w:t xml:space="preserve">restart-browser (Pi only)</w:t>
+            </w:r>
+          </w:p>
+        </w:tc>
+        <w:tc>
+          <w:tcPr>
+            <w:tcW w:type="dxa" w:w="6960"/>
+            <w:tcMar>
+              <w:top w:type="dxa" w:w="45"/>
+              <w:left w:type="dxa" w:w="120"/>
+              <w:bottom w:type="dxa" w:w="45"/>
+              <w:right w:type="dxa" w:w="120"/>
+            </w:tcMar>
+          </w:tcPr>
+          <w:p>
+            <w:pPr>
+              <w:spacing w:after="0"/>
+            </w:pPr>
+            <w:r>
+              <w:rPr>
+                <w:rFonts w:ascii="Calibri" w:cs="Calibri" w:eastAsia="Calibri" w:hAnsi="Calibri"/>
+                <w:b w:val="false"/>
+                <w:bCs w:val="false"/>
+                <w:sz w:val="19"/>
+                <w:szCs w:val="19"/>
+              </w:rPr>
+              <w:t xml:space="preserve">Restart Chromium without a full OS reboot — the routine remedy for memory creep, section 9.3.</w:t>
             </w:r>
           </w:p>
         </w:tc>
@@ -1092,7 +1984,7 @@
           <w:sz w:val="23"/>
           <w:szCs w:val="23"/>
         </w:rPr>
-        <w:t xml:space="preserve">Display Pairing</w:t>
+        <w:t xml:space="preserve">Pairing</w:t>
       </w:r>
     </w:p>
     <w:p>
@@ -1105,7 +1997,7 @@
           <w:sz w:val="20"/>
           <w:szCs w:val="20"/>
         </w:rPr>
-        <w:t xml:space="preserve">There is no keyboard and no mouse, and every stick loads an identical URL. Displays therefore identify themselves through a pairing flow:</w:t>
+        <w:t xml:space="preserve">No keyboard and no mouse, and every device loads an identical URL. Displays therefore identify themselves through a pairing flow:</w:t>
       </w:r>
     </w:p>
     <w:p>
@@ -1123,7 +2015,7 @@
           <w:sz w:val="20"/>
           <w:szCs w:val="20"/>
         </w:rPr>
-        <w:t xml:space="preserve">The stick boots and the kiosk app loads the player URL.</w:t>
+        <w:t xml:space="preserve">The device boots and Chromium loads the player URL.</w:t>
       </w:r>
     </w:p>
     <w:p>
@@ -1177,7 +2069,7 @@
           <w:sz w:val="20"/>
           <w:szCs w:val="20"/>
         </w:rPr>
-        <w:t xml:space="preserve">The television shows that code full-screen — for example, "Unclaimed display — code K7F2".</w:t>
+        <w:t xml:space="preserve">The screen shows that code full-screen — for example, "Unclaimed display — code K7F2".</w:t>
       </w:r>
     </w:p>
     <w:p>
@@ -1195,7 +2087,7 @@
           <w:sz w:val="20"/>
           <w:szCs w:val="20"/>
         </w:rPr>
-        <w:t xml:space="preserve">An administrator sees the pending display in the admin UI, matches the code against the screen in front of them, names it, sets its location and assigns it to a group.</w:t>
+        <w:t xml:space="preserve">An administrator sees the pending display in the admin UI, matches the code against the screen in front of them, names it, sets its location, and assigns it to a group or leaves it standalone.</w:t>
       </w:r>
     </w:p>
     <w:p>
@@ -1253,7 +2145,7 @@
           <w:sz w:val="20"/>
           <w:szCs w:val="20"/>
         </w:rPr>
-        <w:t xml:space="preserve">The failure mode to design for</w:t>
+        <w:t xml:space="preserve">The Failure Mode to Design For</w:t>
       </w:r>
     </w:p>
     <w:p>
@@ -1266,7 +2158,7 @@
           <w:sz w:val="20"/>
           <w:szCs w:val="20"/>
         </w:rPr>
-        <w:t xml:space="preserve">Anything that clears the kiosk application's storage — including the Remote Management API's own cache-clear command — wipes the device token and returns the stick to an unclaimed state. Mitigations, in order of value:</w:t>
+        <w:t xml:space="preserve">Anything that clears local storage — a factory reset, a manual cache clear — wipes the device token and returns the display to an unclaimed state. Mitigations, in order of value:</w:t>
       </w:r>
     </w:p>
     <w:p>
@@ -1284,7 +2176,7 @@
           <w:sz w:val="20"/>
           <w:szCs w:val="20"/>
         </w:rPr>
-        <w:t xml:space="preserve">Reserve DHCP addresses so every stick has a stable IP. On re-enrollment the server matches the client address against the previous owner and offers a one-click re-claim rather than a fresh setup.</w:t>
+        <w:t xml:space="preserve">Reserve DHCP addresses so every device has a stable IP. On re-enrollment the server matches the client address against the previous owner and offers a one-click re-claim rather than a fresh setup.</w:t>
       </w:r>
     </w:p>
     <w:p>
@@ -1302,7 +2194,7 @@
           <w:sz w:val="20"/>
           <w:szCs w:val="20"/>
         </w:rPr>
-        <w:t xml:space="preserve">Never issue cache-clear as a routine remedy.</w:t>
+        <w:t xml:space="preserve">Never issue clear-cache as a routine remedy.</w:t>
       </w:r>
     </w:p>
     <w:p>
@@ -1320,7 +2212,7 @@
           <w:sz w:val="20"/>
           <w:szCs w:val="20"/>
         </w:rPr>
-        <w:t xml:space="preserve">Accept that re-pairing is a twenty-second administrative task, not an outage — the stick keeps showing its cached playlist until told otherwise.</w:t>
+        <w:t xml:space="preserve">Accept that re-pairing is a twenty-second administrative task, not an outage — the display keeps showing its cached rotation until told otherwise.</w:t>
       </w:r>
     </w:p>
     <w:p>
@@ -1353,6 +2245,19 @@
     </w:p>
     <w:p>
       <w:pPr>
+        <w:spacing w:after="90"/>
+      </w:pPr>
+      <w:r>
+        <w:rPr>
+          <w:rFonts w:ascii="Calibri" w:cs="Calibri" w:eastAsia="Calibri" w:hAnsi="Calibri"/>
+          <w:sz w:val="20"/>
+          <w:szCs w:val="20"/>
+        </w:rPr>
+        <w:t xml:space="preserve">Rotation is a confirmed requirement, so the rotation and scheduling entities below are load-bearing, not optional extras.</w:t>
+      </w:r>
+    </w:p>
+    <w:p>
+      <w:pPr>
         <w:spacing w:after="35" w:before="60"/>
       </w:pPr>
       <w:r>
@@ -1365,7 +2270,7 @@
           <w:sz w:val="20"/>
           <w:szCs w:val="20"/>
         </w:rPr>
-        <w:t xml:space="preserve">Table 3 — First-cut entities and their significant fields.</w:t>
+        <w:t xml:space="preserve">Table 4 — First-cut entities and their significant fields.</w:t>
       </w:r>
     </w:p>
     <w:tbl>
@@ -1499,7 +2404,7 @@
                 <w:sz w:val="19"/>
                 <w:szCs w:val="19"/>
               </w:rPr>
-              <w:t xml:space="preserve">Id, Name, Location, GroupId, DeviceTokenHash, Status, LastSeenUtc, PairingCode, ClaimedAtUtc, IpAddress, SerialNumber, MacAddress, Orientation</w:t>
+              <w:t xml:space="preserve">Id, Name, Location, GroupId, DeviceTokenHash, Status, LastSeenUtc, PairingCode, ClaimedAtUtc, IpAddress, MacAddress, Orientation</w:t>
             </w:r>
           </w:p>
         </w:tc>
@@ -1905,7 +2810,7 @@
                 <w:sz w:val="19"/>
                 <w:szCs w:val="19"/>
               </w:rPr>
-              <w:t xml:space="preserve">DisplayId, Kind, PayloadJson, OccurredAtUtc — heartbeats, errors, command results</w:t>
+              <w:t xml:space="preserve">DisplayId, Kind, PayloadJson, OccurredAtUtc — heartbeats, health, errors, command results</w:t>
             </w:r>
           </w:p>
         </w:tc>
@@ -1935,7 +2840,7 @@
           <w:sz w:val="20"/>
           <w:szCs w:val="20"/>
         </w:rPr>
-        <w:t xml:space="preserve">Deliberate simplifications</w:t>
+        <w:t xml:space="preserve">Deliberate Simplifications</w:t>
       </w:r>
     </w:p>
     <w:p>
@@ -1966,7 +2871,7 @@
           <w:sz w:val="20"/>
           <w:szCs w:val="20"/>
         </w:rPr>
-        <w:t xml:space="preserve">A display belongs to exactly one group. Many-to-many membership makes "what is this television showing right now?" unanswerable without a precedence algebra nobody wants to debug at six in the morning. The per-display override covers the genuine exception case.</w:t>
+        <w:t xml:space="preserve">A display belongs to exactly one group, or none (standalone). Many-to-many membership makes "what is this screen showing right now?" unanswerable without a precedence algebra nobody wants to debug at six in the morning. A standalone display is simply a group of one in practice — it still gets its own playlist and schedule rule.</w:t>
       </w:r>
     </w:p>
     <w:p>
@@ -1984,7 +2889,7 @@
           <w:sz w:val="20"/>
           <w:szCs w:val="20"/>
         </w:rPr>
-        <w:t xml:space="preserve">Schedules are group-level only. Per-display scheduling is out of scope.</w:t>
+        <w:t xml:space="preserve">Schedules are group-level, including groups of one. Per-display scheduling below that is not needed — a standalone display's schedule already lives on its own group.</w:t>
       </w:r>
     </w:p>
     <w:p>
@@ -2002,74 +2907,7 @@
           <w:sz w:val="20"/>
           <w:szCs w:val="20"/>
         </w:rPr>
-        <w:t xml:space="preserve">Override exists specifically for "put the safety notice on every floor television, now" — a single action with an expiry, not a playlist edit.</w:t>
-      </w:r>
-    </w:p>
-    <w:p>
-      <w:pPr>
-        <w:spacing w:after="70" w:before="170"/>
-      </w:pPr>
-      <w:r>
-        <w:rPr>
-          <w:rFonts w:ascii="Calibri" w:cs="Calibri" w:eastAsia="Calibri" w:hAnsi="Calibri"/>
-          <w:b/>
-          <w:bCs/>
-          <w:color w:val="F4762B"/>
-          <w:sz w:val="23"/>
-          <w:szCs w:val="23"/>
-        </w:rPr>
-        <w:t xml:space="preserve">6.0  </w:t>
-      </w:r>
-      <w:r>
-        <w:rPr>
-          <w:rFonts w:ascii="Calibri" w:cs="Calibri" w:eastAsia="Calibri" w:hAnsi="Calibri"/>
-          <w:b/>
-          <w:bCs/>
-          <w:color w:val="1C2B39"/>
-          <w:sz w:val="23"/>
-          <w:szCs w:val="23"/>
-        </w:rPr>
-        <w:t xml:space="preserve">Authentication</w:t>
-      </w:r>
-    </w:p>
-    <w:p>
-      <w:pPr>
-        <w:spacing w:after="90"/>
-      </w:pPr>
-      <w:r>
-        <w:rPr>
-          <w:rFonts w:ascii="Calibri" w:cs="Calibri" w:eastAsia="Calibri" w:hAnsi="Calibri"/>
-          <w:sz w:val="20"/>
-          <w:szCs w:val="20"/>
-        </w:rPr>
-        <w:t xml:space="preserve">There are two separate identity planes and they should not be conflated.</w:t>
-      </w:r>
-    </w:p>
-    <w:p>
-      <w:pPr>
-        <w:spacing w:after="50" w:before="110"/>
-      </w:pPr>
-      <w:r>
-        <w:rPr>
-          <w:rFonts w:ascii="Calibri" w:cs="Calibri" w:eastAsia="Calibri" w:hAnsi="Calibri"/>
-          <w:b/>
-          <w:bCs/>
-          <w:color w:val="F4762B"/>
-          <w:sz w:val="20"/>
-          <w:szCs w:val="20"/>
-        </w:rPr>
-        <w:t xml:space="preserve">6.1  </w:t>
-      </w:r>
-      <w:r>
-        <w:rPr>
-          <w:rFonts w:ascii="Calibri" w:cs="Calibri" w:eastAsia="Calibri" w:hAnsi="Calibri"/>
-          <w:b/>
-          <w:bCs/>
-          <w:color w:val="1C2B39"/>
-          <w:sz w:val="20"/>
-          <w:szCs w:val="20"/>
-        </w:rPr>
-        <w:t xml:space="preserve">Displays — device tokens</w:t>
+        <w:t xml:space="preserve">Override exists specifically for "put the safety notice on every floor screen, now" — a single action with an expiry, not a rotation edit.</w:t>
       </w:r>
     </w:p>
     <w:p>
@@ -2087,7 +2925,74 @@
           <w:sz w:val="20"/>
           <w:szCs w:val="20"/>
         </w:rPr>
-        <w:t xml:space="preserve">Enrollment issues an opaque 256-bit random token, stored hashed at rest, one per display.</w:t>
+        <w:t xml:space="preserve">PlaylistItem.DurationSeconds drives rotation timing. The player advances through a group's active playlist on that cadence, keeping the next item's pane warm rather than navigating cold.</w:t>
+      </w:r>
+    </w:p>
+    <w:p>
+      <w:pPr>
+        <w:spacing w:after="70" w:before="170"/>
+      </w:pPr>
+      <w:r>
+        <w:rPr>
+          <w:rFonts w:ascii="Calibri" w:cs="Calibri" w:eastAsia="Calibri" w:hAnsi="Calibri"/>
+          <w:b/>
+          <w:bCs/>
+          <w:color w:val="F4762B"/>
+          <w:sz w:val="23"/>
+          <w:szCs w:val="23"/>
+        </w:rPr>
+        <w:t xml:space="preserve">6.0  </w:t>
+      </w:r>
+      <w:r>
+        <w:rPr>
+          <w:rFonts w:ascii="Calibri" w:cs="Calibri" w:eastAsia="Calibri" w:hAnsi="Calibri"/>
+          <w:b/>
+          <w:bCs/>
+          <w:color w:val="1C2B39"/>
+          <w:sz w:val="23"/>
+          <w:szCs w:val="23"/>
+        </w:rPr>
+        <w:t xml:space="preserve">Authentication</w:t>
+      </w:r>
+    </w:p>
+    <w:p>
+      <w:pPr>
+        <w:spacing w:after="90"/>
+      </w:pPr>
+      <w:r>
+        <w:rPr>
+          <w:rFonts w:ascii="Calibri" w:cs="Calibri" w:eastAsia="Calibri" w:hAnsi="Calibri"/>
+          <w:sz w:val="20"/>
+          <w:szCs w:val="20"/>
+        </w:rPr>
+        <w:t xml:space="preserve">There are two separate identity planes and they should not be conflated.</w:t>
+      </w:r>
+    </w:p>
+    <w:p>
+      <w:pPr>
+        <w:spacing w:after="50" w:before="110"/>
+      </w:pPr>
+      <w:r>
+        <w:rPr>
+          <w:rFonts w:ascii="Calibri" w:cs="Calibri" w:eastAsia="Calibri" w:hAnsi="Calibri"/>
+          <w:b/>
+          <w:bCs/>
+          <w:color w:val="F4762B"/>
+          <w:sz w:val="20"/>
+          <w:szCs w:val="20"/>
+        </w:rPr>
+        <w:t xml:space="preserve">6.1  </w:t>
+      </w:r>
+      <w:r>
+        <w:rPr>
+          <w:rFonts w:ascii="Calibri" w:cs="Calibri" w:eastAsia="Calibri" w:hAnsi="Calibri"/>
+          <w:b/>
+          <w:bCs/>
+          <w:color w:val="1C2B39"/>
+          <w:sz w:val="20"/>
+          <w:szCs w:val="20"/>
+        </w:rPr>
+        <w:t xml:space="preserve">Displays — Device Tokens</w:t>
       </w:r>
     </w:p>
     <w:p>
@@ -2105,7 +3010,7 @@
           <w:sz w:val="20"/>
           <w:szCs w:val="20"/>
         </w:rPr>
-        <w:t xml:space="preserve">It is presented as a bearer token on every device API call and on SSE connection.</w:t>
+        <w:t xml:space="preserve">Enrollment issues an opaque 256-bit random token, stored hashed at rest, one per display.</w:t>
       </w:r>
     </w:p>
     <w:p>
@@ -2123,7 +3028,7 @@
           <w:sz w:val="20"/>
           <w:szCs w:val="20"/>
         </w:rPr>
-        <w:t xml:space="preserve">It is individually revocable — a stolen or decommissioned stick is one click — and rotatable on a schedule without re-pairing.</w:t>
+        <w:t xml:space="preserve">It is presented as a bearer token on every device API call and on SSE connection.</w:t>
       </w:r>
     </w:p>
     <w:p>
@@ -2141,628 +3046,7 @@
           <w:sz w:val="20"/>
           <w:szCs w:val="20"/>
         </w:rPr>
-        <w:t xml:space="preserve">Device tokens are not Seaway.AppSecurity users. They carry no roles and reach only the device API surface: read playlist, post heartbeat, post error. That containment is the reason for not using kiosk service accounts.</w:t>
-      </w:r>
-    </w:p>
-    <w:p>
-      <w:pPr>
-        <w:spacing w:after="50" w:before="110"/>
-      </w:pPr>
-      <w:r>
-        <w:rPr>
-          <w:rFonts w:ascii="Calibri" w:cs="Calibri" w:eastAsia="Calibri" w:hAnsi="Calibri"/>
-          <w:b/>
-          <w:bCs/>
-          <w:color w:val="F4762B"/>
-          <w:sz w:val="20"/>
-          <w:szCs w:val="20"/>
-        </w:rPr>
-        <w:t xml:space="preserve">6.2  </w:t>
-      </w:r>
-      <w:r>
-        <w:rPr>
-          <w:rFonts w:ascii="Calibri" w:cs="Calibri" w:eastAsia="Calibri" w:hAnsi="Calibri"/>
-          <w:b/>
-          <w:bCs/>
-          <w:color w:val="1C2B39"/>
-          <w:sz w:val="20"/>
-          <w:szCs w:val="20"/>
-        </w:rPr>
-        <w:t xml:space="preserve">Displayed Seaway apps — short-lived signed handoff</w:t>
-      </w:r>
-    </w:p>
-    <w:p>
-      <w:pPr>
-        <w:spacing w:after="90"/>
-      </w:pPr>
-      <w:r>
-        <w:rPr>
-          <w:rFonts w:ascii="Calibri" w:cs="Calibri" w:eastAsia="Calibri" w:hAnsi="Calibri"/>
-          <w:sz w:val="20"/>
-          <w:szCs w:val="20"/>
-        </w:rPr>
-        <w:t xml:space="preserve">For an iframe pane pointing at an internal Seaway application, the signage app mints a short-lived, audience-scoped signed token, valid for roughly five minutes. The target application exposes a display route that accepts it and establishes a read-only session. The player refreshes the token before expiry. No long-lived credential for any other application ever sits on the device.</w:t>
-      </w:r>
-    </w:p>
-    <w:p>
-      <w:pPr>
-        <w:spacing w:after="50" w:before="110"/>
-      </w:pPr>
-      <w:r>
-        <w:rPr>
-          <w:rFonts w:ascii="Calibri" w:cs="Calibri" w:eastAsia="Calibri" w:hAnsi="Calibri"/>
-          <w:b/>
-          <w:bCs/>
-          <w:color w:val="F4762B"/>
-          <w:sz w:val="20"/>
-          <w:szCs w:val="20"/>
-        </w:rPr>
-        <w:t xml:space="preserve">6.3  </w:t>
-      </w:r>
-      <w:r>
-        <w:rPr>
-          <w:rFonts w:ascii="Calibri" w:cs="Calibri" w:eastAsia="Calibri" w:hAnsi="Calibri"/>
-          <w:b/>
-          <w:bCs/>
-          <w:color w:val="1C2B39"/>
-          <w:sz w:val="20"/>
-          <w:szCs w:val="20"/>
-        </w:rPr>
-        <w:t xml:space="preserve">Admin UI and vendor pages</w:t>
-      </w:r>
-    </w:p>
-    <w:p>
-      <w:pPr>
-        <w:spacing w:after="90"/>
-      </w:pPr>
-      <w:r>
-        <w:rPr>
-          <w:rFonts w:ascii="Calibri" w:cs="Calibri" w:eastAsia="Calibri" w:hAnsi="Calibri"/>
-          <w:sz w:val="20"/>
-          <w:szCs w:val="20"/>
-        </w:rPr>
-        <w:t xml:space="preserve">Administrators managing the fleet authenticate through Seaway.AppSecurity in the normal way. Vendor pages are handled by the snapshot worker, which holds the vendor credential server-side; no vendor credential is ever delivered to a stick.</w:t>
-      </w:r>
-    </w:p>
-    <w:p>
-      <w:pPr>
-        <w:spacing w:after="70" w:before="170"/>
-      </w:pPr>
-      <w:r>
-        <w:rPr>
-          <w:rFonts w:ascii="Calibri" w:cs="Calibri" w:eastAsia="Calibri" w:hAnsi="Calibri"/>
-          <w:b/>
-          <w:bCs/>
-          <w:color w:val="F4762B"/>
-          <w:sz w:val="23"/>
-          <w:szCs w:val="23"/>
-        </w:rPr>
-        <w:t xml:space="preserve">7.0  </w:t>
-      </w:r>
-      <w:r>
-        <w:rPr>
-          <w:rFonts w:ascii="Calibri" w:cs="Calibri" w:eastAsia="Calibri" w:hAnsi="Calibri"/>
-          <w:b/>
-          <w:bCs/>
-          <w:color w:val="1C2B39"/>
-          <w:sz w:val="23"/>
-          <w:szCs w:val="23"/>
-        </w:rPr>
-        <w:t xml:space="preserve">Risks</w:t>
-      </w:r>
-    </w:p>
-    <w:p>
-      <w:pPr>
-        <w:spacing w:after="50" w:before="110"/>
-      </w:pPr>
-      <w:r>
-        <w:rPr>
-          <w:rFonts w:ascii="Calibri" w:cs="Calibri" w:eastAsia="Calibri" w:hAnsi="Calibri"/>
-          <w:b/>
-          <w:bCs/>
-          <w:color w:val="F4762B"/>
-          <w:sz w:val="20"/>
-          <w:szCs w:val="20"/>
-        </w:rPr>
-        <w:t xml:space="preserve">7.1  </w:t>
-      </w:r>
-      <w:r>
-        <w:rPr>
-          <w:rFonts w:ascii="Calibri" w:cs="Calibri" w:eastAsia="Calibri" w:hAnsi="Calibri"/>
-          <w:b/>
-          <w:bCs/>
-          <w:color w:val="1C2B39"/>
-          <w:sz w:val="20"/>
-          <w:szCs w:val="20"/>
-        </w:rPr>
-        <w:t xml:space="preserve">Remote Management API eligibility</w:t>
-      </w:r>
-    </w:p>
-    <w:p>
-      <w:pPr>
-        <w:spacing w:after="90"/>
-      </w:pPr>
-      <w:r>
-        <w:rPr>
-          <w:rFonts w:ascii="Calibri" w:cs="Calibri" w:eastAsia="Calibri" w:hAnsi="Calibri"/>
-          <w:sz w:val="20"/>
-          <w:szCs w:val="20"/>
-        </w:rPr>
-        <w:t xml:space="preserve">Amazon documents the API as available to approved Amazon Signage Stick CMS providers. We are an end customer building an internal tool, not a CMS vendor, and it is genuinely unclear whether we can obtain credentials. This is the single largest open question and Phase 0 must resolve it before anyone plans around it.</w:t>
-      </w:r>
-    </w:p>
-    <w:p>
-      <w:pPr>
-        <w:spacing w:after="90"/>
-      </w:pPr>
-      <w:r>
-        <w:rPr>
-          <w:rFonts w:ascii="Calibri" w:cs="Calibri" w:eastAsia="Calibri" w:hAnsi="Calibri"/>
-          <w:sz w:val="20"/>
-          <w:szCs w:val="20"/>
-        </w:rPr>
-        <w:t xml:space="preserve">If we cannot get access we lose remote power control, reboot, orientation and hardware telemetry. Every fallback is viable, and the project remains fully deliverable without the API — Phase 4 is genuinely optional.</w:t>
-      </w:r>
-    </w:p>
-    <w:p>
-      <w:pPr>
-        <w:spacing w:after="35" w:before="60"/>
-      </w:pPr>
-      <w:r>
-        <w:rPr>
-          <w:rFonts w:ascii="Calibri" w:cs="Calibri" w:eastAsia="Calibri" w:hAnsi="Calibri"/>
-          <w:b/>
-          <w:bCs/>
-          <w:i/>
-          <w:iCs/>
-          <w:sz w:val="20"/>
-          <w:szCs w:val="20"/>
-        </w:rPr>
-        <w:t xml:space="preserve">Table 4 — Fallbacks if Remote Management API access cannot be obtained.</w:t>
-      </w:r>
-    </w:p>
-    <w:tbl>
-      <w:tblPr>
-        <w:tblW w:type="dxa" w:w="9360"/>
-        <w:tblBorders>
-          <w:top w:val="single" w:color="auto" w:sz="4"/>
-          <w:left w:val="single" w:color="auto" w:sz="4"/>
-          <w:bottom w:val="single" w:color="auto" w:sz="4"/>
-          <w:right w:val="single" w:color="auto" w:sz="4"/>
-          <w:insideH w:val="single" w:color="auto" w:sz="4"/>
-          <w:insideV w:val="single" w:color="auto" w:sz="4"/>
-        </w:tblBorders>
-      </w:tblPr>
-      <w:tblGrid>
-        <w:gridCol w:w="3000"/>
-        <w:gridCol w:w="6360"/>
-      </w:tblGrid>
-      <w:tr>
-        <w:trPr>
-          <w:cantSplit/>
-          <w:tblHeader/>
-        </w:trPr>
-        <w:tc>
-          <w:tcPr>
-            <w:tcW w:type="dxa" w:w="3000"/>
-            <w:shd w:fill="1C2B39" w:val="clear"/>
-            <w:tcMar>
-              <w:top w:type="dxa" w:w="45"/>
-              <w:left w:type="dxa" w:w="120"/>
-              <w:bottom w:type="dxa" w:w="45"/>
-              <w:right w:type="dxa" w:w="120"/>
-            </w:tcMar>
-          </w:tcPr>
-          <w:p>
-            <w:pPr>
-              <w:spacing w:after="0"/>
-            </w:pPr>
-            <w:r>
-              <w:rPr>
-                <w:rFonts w:ascii="Calibri" w:cs="Calibri" w:eastAsia="Calibri" w:hAnsi="Calibri"/>
-                <w:b/>
-                <w:bCs/>
-                <w:color w:val="FFFFFF"/>
-                <w:sz w:val="19"/>
-                <w:szCs w:val="19"/>
-              </w:rPr>
-              <w:t xml:space="preserve">Lost capability</w:t>
-            </w:r>
-          </w:p>
-        </w:tc>
-        <w:tc>
-          <w:tcPr>
-            <w:tcW w:type="dxa" w:w="6360"/>
-            <w:shd w:fill="1C2B39" w:val="clear"/>
-            <w:tcMar>
-              <w:top w:type="dxa" w:w="45"/>
-              <w:left w:type="dxa" w:w="120"/>
-              <w:bottom w:type="dxa" w:w="45"/>
-              <w:right w:type="dxa" w:w="120"/>
-            </w:tcMar>
-          </w:tcPr>
-          <w:p>
-            <w:pPr>
-              <w:spacing w:after="0"/>
-            </w:pPr>
-            <w:r>
-              <w:rPr>
-                <w:rFonts w:ascii="Calibri" w:cs="Calibri" w:eastAsia="Calibri" w:hAnsi="Calibri"/>
-                <w:b/>
-                <w:bCs/>
-                <w:color w:val="FFFFFF"/>
-                <w:sz w:val="19"/>
-                <w:szCs w:val="19"/>
-              </w:rPr>
-              <w:t xml:space="preserve">Fallback</w:t>
-            </w:r>
-          </w:p>
-        </w:tc>
-      </w:tr>
-      <w:tr>
-        <w:trPr>
-          <w:cantSplit/>
-          <w:tblHeader w:val="false"/>
-        </w:trPr>
-        <w:tc>
-          <w:tcPr>
-            <w:tcW w:type="dxa" w:w="3000"/>
-            <w:tcMar>
-              <w:top w:type="dxa" w:w="45"/>
-              <w:left w:type="dxa" w:w="120"/>
-              <w:bottom w:type="dxa" w:w="45"/>
-              <w:right w:type="dxa" w:w="120"/>
-            </w:tcMar>
-          </w:tcPr>
-          <w:p>
-            <w:pPr>
-              <w:spacing w:after="0"/>
-            </w:pPr>
-            <w:r>
-              <w:rPr>
-                <w:rFonts w:ascii="Calibri" w:cs="Calibri" w:eastAsia="Calibri" w:hAnsi="Calibri"/>
-                <w:b w:val="false"/>
-                <w:bCs w:val="false"/>
-                <w:sz w:val="19"/>
-                <w:szCs w:val="19"/>
-              </w:rPr>
-              <w:t xml:space="preserve">Liveness and health</w:t>
-            </w:r>
-          </w:p>
-        </w:tc>
-        <w:tc>
-          <w:tcPr>
-            <w:tcW w:type="dxa" w:w="6360"/>
-            <w:tcMar>
-              <w:top w:type="dxa" w:w="45"/>
-              <w:left w:type="dxa" w:w="120"/>
-              <w:bottom w:type="dxa" w:w="45"/>
-              <w:right w:type="dxa" w:w="120"/>
-            </w:tcMar>
-          </w:tcPr>
-          <w:p>
-            <w:pPr>
-              <w:spacing w:after="0"/>
-            </w:pPr>
-            <w:r>
-              <w:rPr>
-                <w:rFonts w:ascii="Calibri" w:cs="Calibri" w:eastAsia="Calibri" w:hAnsi="Calibri"/>
-                <w:b w:val="false"/>
-                <w:bCs w:val="false"/>
-                <w:sz w:val="19"/>
-                <w:szCs w:val="19"/>
-              </w:rPr>
-              <w:t xml:space="preserve">The player heartbeat, which is a stronger signal in any case (see 7.2)</w:t>
-            </w:r>
-          </w:p>
-        </w:tc>
-      </w:tr>
-      <w:tr>
-        <w:trPr>
-          <w:cantSplit/>
-          <w:tblHeader w:val="false"/>
-        </w:trPr>
-        <w:tc>
-          <w:tcPr>
-            <w:tcW w:type="dxa" w:w="3000"/>
-            <w:tcMar>
-              <w:top w:type="dxa" w:w="45"/>
-              <w:left w:type="dxa" w:w="120"/>
-              <w:bottom w:type="dxa" w:w="45"/>
-              <w:right w:type="dxa" w:w="120"/>
-            </w:tcMar>
-          </w:tcPr>
-          <w:p>
-            <w:pPr>
-              <w:spacing w:after="0"/>
-            </w:pPr>
-            <w:r>
-              <w:rPr>
-                <w:rFonts w:ascii="Calibri" w:cs="Calibri" w:eastAsia="Calibri" w:hAnsi="Calibri"/>
-                <w:b w:val="false"/>
-                <w:bCs w:val="false"/>
-                <w:sz w:val="19"/>
-                <w:szCs w:val="19"/>
-              </w:rPr>
-              <w:t xml:space="preserve">Scheduled power-off at night</w:t>
-            </w:r>
-          </w:p>
-        </w:tc>
-        <w:tc>
-          <w:tcPr>
-            <w:tcW w:type="dxa" w:w="6360"/>
-            <w:tcMar>
-              <w:top w:type="dxa" w:w="45"/>
-              <w:left w:type="dxa" w:w="120"/>
-              <w:bottom w:type="dxa" w:w="45"/>
-              <w:right w:type="dxa" w:w="120"/>
-            </w:tcMar>
-          </w:tcPr>
-          <w:p>
-            <w:pPr>
-              <w:spacing w:after="0"/>
-            </w:pPr>
-            <w:r>
-              <w:rPr>
-                <w:rFonts w:ascii="Calibri" w:cs="Calibri" w:eastAsia="Calibri" w:hAnsi="Calibri"/>
-                <w:b w:val="false"/>
-                <w:bCs w:val="false"/>
-                <w:sz w:val="19"/>
-                <w:szCs w:val="19"/>
-              </w:rPr>
-              <w:t xml:space="preserve">HDMI-CEC from the stick, or the television's own built-in power schedule</w:t>
-            </w:r>
-          </w:p>
-        </w:tc>
-      </w:tr>
-      <w:tr>
-        <w:trPr>
-          <w:cantSplit/>
-          <w:tblHeader w:val="false"/>
-        </w:trPr>
-        <w:tc>
-          <w:tcPr>
-            <w:tcW w:type="dxa" w:w="3000"/>
-            <w:tcMar>
-              <w:top w:type="dxa" w:w="45"/>
-              <w:left w:type="dxa" w:w="120"/>
-              <w:bottom w:type="dxa" w:w="45"/>
-              <w:right w:type="dxa" w:w="120"/>
-            </w:tcMar>
-          </w:tcPr>
-          <w:p>
-            <w:pPr>
-              <w:spacing w:after="0"/>
-            </w:pPr>
-            <w:r>
-              <w:rPr>
-                <w:rFonts w:ascii="Calibri" w:cs="Calibri" w:eastAsia="Calibri" w:hAnsi="Calibri"/>
-                <w:b w:val="false"/>
-                <w:bCs w:val="false"/>
-                <w:sz w:val="19"/>
-                <w:szCs w:val="19"/>
-              </w:rPr>
-              <w:t xml:space="preserve">Hard reboot</w:t>
-            </w:r>
-          </w:p>
-        </w:tc>
-        <w:tc>
-          <w:tcPr>
-            <w:tcW w:type="dxa" w:w="6360"/>
-            <w:tcMar>
-              <w:top w:type="dxa" w:w="45"/>
-              <w:left w:type="dxa" w:w="120"/>
-              <w:bottom w:type="dxa" w:w="45"/>
-              <w:right w:type="dxa" w:w="120"/>
-            </w:tcMar>
-          </w:tcPr>
-          <w:p>
-            <w:pPr>
-              <w:spacing w:after="0"/>
-            </w:pPr>
-            <w:r>
-              <w:rPr>
-                <w:rFonts w:ascii="Calibri" w:cs="Calibri" w:eastAsia="Calibri" w:hAnsi="Calibri"/>
-                <w:b w:val="false"/>
-                <w:bCs w:val="false"/>
-                <w:sz w:val="19"/>
-                <w:szCs w:val="19"/>
-              </w:rPr>
-              <w:t xml:space="preserve">A managed smart plug on the television or stick circuit</w:t>
-            </w:r>
-          </w:p>
-        </w:tc>
-      </w:tr>
-      <w:tr>
-        <w:trPr>
-          <w:cantSplit/>
-          <w:tblHeader w:val="false"/>
-        </w:trPr>
-        <w:tc>
-          <w:tcPr>
-            <w:tcW w:type="dxa" w:w="3000"/>
-            <w:tcMar>
-              <w:top w:type="dxa" w:w="45"/>
-              <w:left w:type="dxa" w:w="120"/>
-              <w:bottom w:type="dxa" w:w="45"/>
-              <w:right w:type="dxa" w:w="120"/>
-            </w:tcMar>
-          </w:tcPr>
-          <w:p>
-            <w:pPr>
-              <w:spacing w:after="0"/>
-            </w:pPr>
-            <w:r>
-              <w:rPr>
-                <w:rFonts w:ascii="Calibri" w:cs="Calibri" w:eastAsia="Calibri" w:hAnsi="Calibri"/>
-                <w:b w:val="false"/>
-                <w:bCs w:val="false"/>
-                <w:sz w:val="19"/>
-                <w:szCs w:val="19"/>
-              </w:rPr>
-              <w:t xml:space="preserve">Orientation</w:t>
-            </w:r>
-          </w:p>
-        </w:tc>
-        <w:tc>
-          <w:tcPr>
-            <w:tcW w:type="dxa" w:w="6360"/>
-            <w:tcMar>
-              <w:top w:type="dxa" w:w="45"/>
-              <w:left w:type="dxa" w:w="120"/>
-              <w:bottom w:type="dxa" w:w="45"/>
-              <w:right w:type="dxa" w:w="120"/>
-            </w:tcMar>
-          </w:tcPr>
-          <w:p>
-            <w:pPr>
-              <w:spacing w:after="0"/>
-            </w:pPr>
-            <w:r>
-              <w:rPr>
-                <w:rFonts w:ascii="Calibri" w:cs="Calibri" w:eastAsia="Calibri" w:hAnsi="Calibri"/>
-                <w:b w:val="false"/>
-                <w:bCs w:val="false"/>
-                <w:sz w:val="19"/>
-                <w:szCs w:val="19"/>
-              </w:rPr>
-              <w:t xml:space="preserve">Set once, physically, at installation</w:t>
-            </w:r>
-          </w:p>
-        </w:tc>
-      </w:tr>
-    </w:tbl>
-    <w:p>
-      <w:pPr>
-        <w:spacing w:after="50" w:before="110"/>
-      </w:pPr>
-      <w:r>
-        <w:rPr>
-          <w:rFonts w:ascii="Calibri" w:cs="Calibri" w:eastAsia="Calibri" w:hAnsi="Calibri"/>
-          <w:b/>
-          <w:bCs/>
-          <w:color w:val="F4762B"/>
-          <w:sz w:val="20"/>
-          <w:szCs w:val="20"/>
-        </w:rPr>
-        <w:t xml:space="preserve">7.2  </w:t>
-      </w:r>
-      <w:r>
-        <w:rPr>
-          <w:rFonts w:ascii="Calibri" w:cs="Calibri" w:eastAsia="Calibri" w:hAnsi="Calibri"/>
-          <w:b/>
-          <w:bCs/>
-          <w:color w:val="1C2B39"/>
-          <w:sz w:val="20"/>
-          <w:szCs w:val="20"/>
-        </w:rPr>
-        <w:t xml:space="preserve">Heartbeat beats telemetry</w:t>
-      </w:r>
-    </w:p>
-    <w:p>
-      <w:pPr>
-        <w:spacing w:after="90"/>
-      </w:pPr>
-      <w:r>
-        <w:rPr>
-          <w:rFonts w:ascii="Calibri" w:cs="Calibri" w:eastAsia="Calibri" w:hAnsi="Calibri"/>
-          <w:sz w:val="20"/>
-          <w:szCs w:val="20"/>
-        </w:rPr>
-        <w:t xml:space="preserve">Worth stating plainly: the player heartbeat proves the entire chain — network up, kiosk application alive, our site reachable, page actually rendering. Amazon's device telemetry proves only that the hardware is powered and online, which is a much weaker claim. Even with full API access, the heartbeat is the primary health signal and the telemetry is supplementary.</w:t>
-      </w:r>
-    </w:p>
-    <w:p>
-      <w:pPr>
-        <w:spacing w:after="50" w:before="110"/>
-      </w:pPr>
-      <w:r>
-        <w:rPr>
-          <w:rFonts w:ascii="Calibri" w:cs="Calibri" w:eastAsia="Calibri" w:hAnsi="Calibri"/>
-          <w:b/>
-          <w:bCs/>
-          <w:color w:val="F4762B"/>
-          <w:sz w:val="20"/>
-          <w:szCs w:val="20"/>
-        </w:rPr>
-        <w:t xml:space="preserve">7.3  </w:t>
-      </w:r>
-      <w:r>
-        <w:rPr>
-          <w:rFonts w:ascii="Calibri" w:cs="Calibri" w:eastAsia="Calibri" w:hAnsi="Calibri"/>
-          <w:b/>
-          <w:bCs/>
-          <w:color w:val="1C2B39"/>
-          <w:sz w:val="20"/>
-          <w:szCs w:val="20"/>
-        </w:rPr>
-        <w:t xml:space="preserve">TLS on an internal hostname</w:t>
-      </w:r>
-    </w:p>
-    <w:p>
-      <w:pPr>
-        <w:spacing w:after="90"/>
-      </w:pPr>
-      <w:r>
-        <w:rPr>
-          <w:rFonts w:ascii="Calibri" w:cs="Calibri" w:eastAsia="Calibri" w:hAnsi="Calibri"/>
-          <w:sz w:val="20"/>
-          <w:szCs w:val="20"/>
-        </w:rPr>
-        <w:t xml:space="preserve">The kiosk webview is very unlikely to trust Seaway's internal certificate authority, and there is no practical way to install a root certificate on a locked-down signage device. A self-signed or internal-CA certificate will almost certainly produce a hard failure with no clickable "proceed" button on a device that has no pointer.</w:t>
-      </w:r>
-    </w:p>
-    <w:p>
-      <w:pPr>
-        <w:spacing w:after="90"/>
-      </w:pPr>
-      <w:r>
-        <w:rPr>
-          <w:rFonts w:ascii="Calibri" w:cs="Calibri" w:eastAsia="Calibri" w:hAnsi="Calibri"/>
-          <w:sz w:val="20"/>
-          <w:szCs w:val="20"/>
-        </w:rPr>
-        <w:t xml:space="preserve">Plan instead for a publicly-trusted certificate on an internal-only name: own a real DNS name, issue it via ACME DNS-01 so no inbound internet access is needed, and resolve it to the on-prem address with split-horizon DNS. Budget real time for this. It is routinely underestimated and it blocks everything else.</w:t>
-      </w:r>
-    </w:p>
-    <w:p>
-      <w:pPr>
-        <w:spacing w:after="50" w:before="110"/>
-      </w:pPr>
-      <w:r>
-        <w:rPr>
-          <w:rFonts w:ascii="Calibri" w:cs="Calibri" w:eastAsia="Calibri" w:hAnsi="Calibri"/>
-          <w:b/>
-          <w:bCs/>
-          <w:color w:val="F4762B"/>
-          <w:sz w:val="20"/>
-          <w:szCs w:val="20"/>
-        </w:rPr>
-        <w:t xml:space="preserve">7.4  </w:t>
-      </w:r>
-      <w:r>
-        <w:rPr>
-          <w:rFonts w:ascii="Calibri" w:cs="Calibri" w:eastAsia="Calibri" w:hAnsi="Calibri"/>
-          <w:b/>
-          <w:bCs/>
-          <w:color w:val="1C2B39"/>
-          <w:sz w:val="20"/>
-          <w:szCs w:val="20"/>
-        </w:rPr>
-        <w:t xml:space="preserve">Iframe refusal</w:t>
-      </w:r>
-    </w:p>
-    <w:p>
-      <w:pPr>
-        <w:spacing w:after="90"/>
-      </w:pPr>
-      <w:r>
-        <w:rPr>
-          <w:rFonts w:ascii="Calibri" w:cs="Calibri" w:eastAsia="Calibri" w:hAnsi="Calibri"/>
-          <w:sz w:val="20"/>
-          <w:szCs w:val="20"/>
-        </w:rPr>
-        <w:t xml:space="preserve">X-Frame-Options and CSP frame-ancestors will block a meaningful share of target pages.</w:t>
+        <w:t xml:space="preserve">It is individually revocable — a stolen or decommissioned device is one click — and rotatable on a schedule without re-pairing.</w:t>
       </w:r>
     </w:p>
     <w:p>
@@ -2780,43 +3064,7 @@
           <w:sz w:val="20"/>
           <w:szCs w:val="20"/>
         </w:rPr>
-        <w:t xml:space="preserve">Seaway-owned applications: add a frame-ancestors allowance for the signage host. Cheap, but it is a change to each displayed application, so it belongs in their backlogs too.</w:t>
-      </w:r>
-    </w:p>
-    <w:p>
-      <w:pPr>
-        <w:pStyle w:val="ListParagraph"/>
-        <w:numPr>
-          <w:ilvl w:val="0"/>
-          <w:numId w:val="2"/>
-        </w:numPr>
-        <w:spacing w:after="35"/>
-      </w:pPr>
-      <w:r>
-        <w:rPr>
-          <w:rFonts w:ascii="Calibri" w:cs="Calibri" w:eastAsia="Calibri" w:hAnsi="Calibri"/>
-          <w:sz w:val="20"/>
-          <w:szCs w:val="20"/>
-        </w:rPr>
-        <w:t xml:space="preserve">Vendor pages: route through the snapshot worker (section 7.6).</w:t>
-      </w:r>
-    </w:p>
-    <w:p>
-      <w:pPr>
-        <w:pStyle w:val="ListParagraph"/>
-        <w:numPr>
-          <w:ilvl w:val="0"/>
-          <w:numId w:val="2"/>
-        </w:numPr>
-        <w:spacing w:after="35"/>
-      </w:pPr>
-      <w:r>
-        <w:rPr>
-          <w:rFonts w:ascii="Calibri" w:cs="Calibri" w:eastAsia="Calibri" w:hAnsi="Calibri"/>
-          <w:sz w:val="20"/>
-          <w:szCs w:val="20"/>
-        </w:rPr>
-        <w:t xml:space="preserve">Reverse-proxy header rewriting is technically possible, fragile, and silently defeats a control the vendor set deliberately. Listed only to be explicitly ruled out.</w:t>
+        <w:t xml:space="preserve">Device tokens are not Seaway.AppSecurity users. They carry no roles and reach only the device API surface: read rotation, post heartbeat, post health, post error, accept device commands. That containment is the reason for not using kiosk service accounts.</w:t>
       </w:r>
     </w:p>
     <w:p>
@@ -2832,7 +3080,7 @@
           <w:sz w:val="20"/>
           <w:szCs w:val="20"/>
         </w:rPr>
-        <w:t xml:space="preserve">7.5  </w:t>
+        <w:t xml:space="preserve">6.2  </w:t>
       </w:r>
       <w:r>
         <w:rPr>
@@ -2843,7 +3091,7 @@
           <w:sz w:val="20"/>
           <w:szCs w:val="20"/>
         </w:rPr>
-        <w:t xml:space="preserve">Single point of failure</w:t>
+        <w:t xml:space="preserve">Displayed Seaway Apps — Short-Lived Signed Handoff</w:t>
       </w:r>
     </w:p>
     <w:p>
@@ -2856,7 +3104,7 @@
           <w:sz w:val="20"/>
           <w:szCs w:val="20"/>
         </w:rPr>
-        <w:t xml:space="preserve">Every television depends on one on-prem application. This is mitigated by the player's local playlist cache, so a server outage degrades to slightly stale content rather than every screen in the building going black. It is the highest-value resilience feature in this plan and it belongs in Phase 1, not later.</w:t>
+        <w:t xml:space="preserve">For an iframe pane pointing at an internal Seaway application, the signage app mints a short-lived, audience-scoped signed token, valid for roughly five minutes. The target application exposes a display route that accepts it and establishes a read-only session. The player refreshes the token before expiry. No long-lived credential for any other application ever sits on the device.</w:t>
       </w:r>
     </w:p>
     <w:p>
@@ -2872,7 +3120,7 @@
           <w:sz w:val="20"/>
           <w:szCs w:val="20"/>
         </w:rPr>
-        <w:t xml:space="preserve">7.6  </w:t>
+        <w:t xml:space="preserve">6.3  </w:t>
       </w:r>
       <w:r>
         <w:rPr>
@@ -2883,7 +3131,7 @@
           <w:sz w:val="20"/>
           <w:szCs w:val="20"/>
         </w:rPr>
-        <w:t xml:space="preserve">The snapshot worker</w:t>
+        <w:t xml:space="preserve">Admin UI and Vendor Pages</w:t>
       </w:r>
     </w:p>
     <w:p>
@@ -2896,60 +3144,7 @@
           <w:sz w:val="20"/>
           <w:szCs w:val="20"/>
         </w:rPr>
-        <w:t xml:space="preserve">For content that cannot be framed, or that needs server-held credentials, a headless Chromium service runs on-prem, signs in as required, renders the target page on a schedule and publishes an image the player shows as a snapshot pane. It solves vendor authentication and iframe refusal in one move.</w:t>
-      </w:r>
-    </w:p>
-    <w:p>
-      <w:pPr>
-        <w:spacing w:after="90"/>
-      </w:pPr>
-      <w:r>
-        <w:rPr>
-          <w:rFonts w:ascii="Calibri" w:cs="Calibri" w:eastAsia="Calibri" w:hAnsi="Calibri"/>
-          <w:sz w:val="20"/>
-          <w:szCs w:val="20"/>
-        </w:rPr>
-        <w:t xml:space="preserve">Its cost is freshness: a snapshot is only as current as its render interval, so it cannot meet the five-second target. The admin UI should show each snapshot's render age clearly, so nobody mistakes a five-minute-old image for live data.</w:t>
-      </w:r>
-    </w:p>
-    <w:p>
-      <w:pPr>
-        <w:spacing w:after="50" w:before="110"/>
-      </w:pPr>
-      <w:r>
-        <w:rPr>
-          <w:rFonts w:ascii="Calibri" w:cs="Calibri" w:eastAsia="Calibri" w:hAnsi="Calibri"/>
-          <w:b/>
-          <w:bCs/>
-          <w:color w:val="F4762B"/>
-          <w:sz w:val="20"/>
-          <w:szCs w:val="20"/>
-        </w:rPr>
-        <w:t xml:space="preserve">7.7  </w:t>
-      </w:r>
-      <w:r>
-        <w:rPr>
-          <w:rFonts w:ascii="Calibri" w:cs="Calibri" w:eastAsia="Calibri" w:hAnsi="Calibri"/>
-          <w:b/>
-          <w:bCs/>
-          <w:color w:val="1C2B39"/>
-          <w:sz w:val="20"/>
-          <w:szCs w:val="20"/>
-        </w:rPr>
-        <w:t xml:space="preserve">Smaller risks</w:t>
-      </w:r>
-    </w:p>
-    <w:p>
-      <w:pPr>
-        <w:spacing w:after="90"/>
-      </w:pPr>
-      <w:r>
-        <w:rPr>
-          <w:rFonts w:ascii="Calibri" w:cs="Calibri" w:eastAsia="Calibri" w:hAnsi="Calibri"/>
-          <w:sz w:val="20"/>
-          <w:szCs w:val="20"/>
-        </w:rPr>
-        <w:t xml:space="preserve">Screen burn-in on static dashboards, addressed by rotating panes or shifting content periodically; television auto-sleep on a static HDMI input; overscan clipping the edges of the page; timezone and NTP correctness on the stick; and autoplay policy if any pane contains video.</w:t>
+        <w:t xml:space="preserve">Administrators managing the fleet authenticate through Seaway.AppSecurity in the normal way. Vendor pages are handled by the snapshot worker, which holds the vendor credential server-side; no vendor credential is ever delivered to a display.</w:t>
       </w:r>
     </w:p>
     <w:p>
@@ -2965,7 +3160,570 @@
           <w:sz w:val="23"/>
           <w:szCs w:val="23"/>
         </w:rPr>
+        <w:t xml:space="preserve">7.0  </w:t>
+      </w:r>
+      <w:r>
+        <w:rPr>
+          <w:rFonts w:ascii="Calibri" w:cs="Calibri" w:eastAsia="Calibri" w:hAnsi="Calibri"/>
+          <w:b/>
+          <w:bCs/>
+          <w:color w:val="1C2B39"/>
+          <w:sz w:val="23"/>
+          <w:szCs w:val="23"/>
+        </w:rPr>
+        <w:t xml:space="preserve">Device &amp; OS Management — One Console for the Fleet</w:t>
+      </w:r>
+    </w:p>
+    <w:p>
+      <w:pPr>
+        <w:spacing w:after="90"/>
+      </w:pPr>
+      <w:r>
+        <w:rPr>
+          <w:rFonts w:ascii="Calibri" w:cs="Calibri" w:eastAsia="Calibri" w:hAnsi="Calibri"/>
+          <w:sz w:val="20"/>
+          <w:szCs w:val="20"/>
+        </w:rPr>
+        <w:t xml:space="preserve">This section is specific to the Pi path (section 2.4). On the Signage Stick path, everything below would instead depend entirely on obtaining Remote Management API access — see section 9.2.</w:t>
+      </w:r>
+    </w:p>
+    <w:p>
+      <w:pPr>
+        <w:spacing w:after="50" w:before="110"/>
+      </w:pPr>
+      <w:r>
+        <w:rPr>
+          <w:rFonts w:ascii="Calibri" w:cs="Calibri" w:eastAsia="Calibri" w:hAnsi="Calibri"/>
+          <w:b/>
+          <w:bCs/>
+          <w:color w:val="F4762B"/>
+          <w:sz w:val="20"/>
+          <w:szCs w:val="20"/>
+        </w:rPr>
+        <w:t xml:space="preserve">7.1  </w:t>
+      </w:r>
+      <w:r>
+        <w:rPr>
+          <w:rFonts w:ascii="Calibri" w:cs="Calibri" w:eastAsia="Calibri" w:hAnsi="Calibri"/>
+          <w:b/>
+          <w:bCs/>
+          <w:color w:val="1C2B39"/>
+          <w:sz w:val="20"/>
+          <w:szCs w:val="20"/>
+        </w:rPr>
+        <w:t xml:space="preserve">Why One Console Is Achievable Here</w:t>
+      </w:r>
+    </w:p>
+    <w:p>
+      <w:pPr>
+        <w:spacing w:after="90"/>
+      </w:pPr>
+      <w:r>
+        <w:rPr>
+          <w:rFonts w:ascii="Calibri" w:cs="Calibri" w:eastAsia="Calibri" w:hAnsi="Calibri"/>
+          <w:sz w:val="20"/>
+          <w:szCs w:val="20"/>
+        </w:rPr>
+        <w:t xml:space="preserve">Because we hold root on every device, the OS-level commands — reboot, restart-browser from the table in section 3.3, and a health payload of CPU temperature, disk and uptime folded into the regular heartbeat — are just a small extension of the same agent and the same SSE channel already built for content. The Seaway admin UI is the single console for both what a screen is showing and whether a box is healthy and can be rebooted. No second dashboard, no external subscription.</w:t>
+      </w:r>
+    </w:p>
+    <w:p>
+      <w:pPr>
+        <w:spacing w:after="50" w:before="110"/>
+      </w:pPr>
+      <w:r>
+        <w:rPr>
+          <w:rFonts w:ascii="Calibri" w:cs="Calibri" w:eastAsia="Calibri" w:hAnsi="Calibri"/>
+          <w:b/>
+          <w:bCs/>
+          <w:color w:val="F4762B"/>
+          <w:sz w:val="20"/>
+          <w:szCs w:val="20"/>
+        </w:rPr>
+        <w:t xml:space="preserve">7.2  </w:t>
+      </w:r>
+      <w:r>
+        <w:rPr>
+          <w:rFonts w:ascii="Calibri" w:cs="Calibri" w:eastAsia="Calibri" w:hAnsi="Calibri"/>
+          <w:b/>
+          <w:bCs/>
+          <w:color w:val="1C2B39"/>
+          <w:sz w:val="20"/>
+          <w:szCs w:val="20"/>
+        </w:rPr>
+        <w:t xml:space="preserve">Provisioning and OS Updates — Ansible</w:t>
+      </w:r>
+    </w:p>
+    <w:p>
+      <w:pPr>
+        <w:spacing w:after="90"/>
+      </w:pPr>
+      <w:r>
+        <w:rPr>
+          <w:rFonts w:ascii="Calibri" w:cs="Calibri" w:eastAsia="Calibri" w:hAnsi="Calibri"/>
+          <w:sz w:val="20"/>
+          <w:szCs w:val="20"/>
+        </w:rPr>
+        <w:t xml:space="preserve">Day-to-day operation goes through the console above. Initial imaging and occasional OS-level updates — security patches, a new base image — are a different, infrequent kind of task, better suited to a purpose-built provisioning tool than to the live console. Ansible is open source, SSH-based, and installs no agent on the device. A ready-made kiosk role pattern installs Chromium, openbox and autologin, and the same playbooks push OS updates across the fleet in one run. Free, self-hosted, and fits Seaway's on-prem posture, needing nothing beyond SSH access on the signage VLAN.</w:t>
+      </w:r>
+    </w:p>
+    <w:p>
+      <w:pPr>
+        <w:spacing w:after="50" w:before="110"/>
+      </w:pPr>
+      <w:r>
+        <w:rPr>
+          <w:rFonts w:ascii="Calibri" w:cs="Calibri" w:eastAsia="Calibri" w:hAnsi="Calibri"/>
+          <w:b/>
+          <w:bCs/>
+          <w:color w:val="F4762B"/>
+          <w:sz w:val="20"/>
+          <w:szCs w:val="20"/>
+        </w:rPr>
+        <w:t xml:space="preserve">7.3  </w:t>
+      </w:r>
+      <w:r>
+        <w:rPr>
+          <w:rFonts w:ascii="Calibri" w:cs="Calibri" w:eastAsia="Calibri" w:hAnsi="Calibri"/>
+          <w:b/>
+          <w:bCs/>
+          <w:color w:val="1C2B39"/>
+          <w:sz w:val="20"/>
+          <w:szCs w:val="20"/>
+        </w:rPr>
+        <w:t xml:space="preserve">Alternative: Buy Instead of Build — balenaCloud</w:t>
+      </w:r>
+    </w:p>
+    <w:p>
+      <w:pPr>
+        <w:spacing w:after="90"/>
+      </w:pPr>
+      <w:r>
+        <w:rPr>
+          <w:rFonts w:ascii="Calibri" w:cs="Calibri" w:eastAsia="Calibri" w:hAnsi="Calibri"/>
+          <w:sz w:val="20"/>
+          <w:szCs w:val="20"/>
+        </w:rPr>
+        <w:t xml:space="preserve">Worth naming honestly as the road not taken. balenaCloud gives a genuinely good single console out of the box — device fleets and groups, remote terminal, over-the-air container deploys, per-device variables that map cleanly onto assigning a device its group and URL. But the free tier caps at ten devices total, and thirty devices lands on the Prototype plan at $159 per month, three dollars per device beyond that — a real recurring cost for what the rest of this plan treats as on-prem and subscription-free. Not recommended at this fleet size, given the content-plane console is being built regardless and extending it costs little by comparison, but documented here so the trade-off is explicit rather than assumed away.</w:t>
+      </w:r>
+    </w:p>
+    <w:p>
+      <w:pPr>
+        <w:spacing w:after="70" w:before="170"/>
+      </w:pPr>
+      <w:r>
+        <w:rPr>
+          <w:rFonts w:ascii="Calibri" w:cs="Calibri" w:eastAsia="Calibri" w:hAnsi="Calibri"/>
+          <w:b/>
+          <w:bCs/>
+          <w:color w:val="F4762B"/>
+          <w:sz w:val="23"/>
+          <w:szCs w:val="23"/>
+        </w:rPr>
         <w:t xml:space="preserve">8.0  </w:t>
+      </w:r>
+      <w:r>
+        <w:rPr>
+          <w:rFonts w:ascii="Calibri" w:cs="Calibri" w:eastAsia="Calibri" w:hAnsi="Calibri"/>
+          <w:b/>
+          <w:bCs/>
+          <w:color w:val="1C2B39"/>
+          <w:sz w:val="23"/>
+          <w:szCs w:val="23"/>
+        </w:rPr>
+        <w:t xml:space="preserve">Snapshot Worker</w:t>
+      </w:r>
+    </w:p>
+    <w:p>
+      <w:pPr>
+        <w:spacing w:after="90"/>
+      </w:pPr>
+      <w:r>
+        <w:rPr>
+          <w:rFonts w:ascii="Calibri" w:cs="Calibri" w:eastAsia="Calibri" w:hAnsi="Calibri"/>
+          <w:sz w:val="20"/>
+          <w:szCs w:val="20"/>
+        </w:rPr>
+        <w:t xml:space="preserve">For content that cannot be framed, or that needs server-held credentials, a headless Chromium service runs on-prem, signs in as required, renders the target page on a schedule and publishes an image the player shows as a snapshot pane. It solves vendor authentication and iframe refusal in one move.</w:t>
+      </w:r>
+    </w:p>
+    <w:p>
+      <w:pPr>
+        <w:spacing w:after="90"/>
+      </w:pPr>
+      <w:r>
+        <w:rPr>
+          <w:rFonts w:ascii="Calibri" w:cs="Calibri" w:eastAsia="Calibri" w:hAnsi="Calibri"/>
+          <w:sz w:val="20"/>
+          <w:szCs w:val="20"/>
+        </w:rPr>
+        <w:t xml:space="preserve">Its cost is freshness: a snapshot is only as current as its render interval, so it cannot meet the five-second target. The admin UI should show each snapshot's render age clearly, so nobody mistakes a five-minute-old image for live data.</w:t>
+      </w:r>
+    </w:p>
+    <w:p>
+      <w:pPr>
+        <w:pageBreakBefore/>
+        <w:spacing w:after="70" w:before="0"/>
+      </w:pPr>
+      <w:r>
+        <w:rPr>
+          <w:rFonts w:ascii="Calibri" w:cs="Calibri" w:eastAsia="Calibri" w:hAnsi="Calibri"/>
+          <w:b/>
+          <w:bCs/>
+          <w:color w:val="F4762B"/>
+          <w:sz w:val="23"/>
+          <w:szCs w:val="23"/>
+        </w:rPr>
+        <w:t xml:space="preserve">9.0  </w:t>
+      </w:r>
+      <w:r>
+        <w:rPr>
+          <w:rFonts w:ascii="Calibri" w:cs="Calibri" w:eastAsia="Calibri" w:hAnsi="Calibri"/>
+          <w:b/>
+          <w:bCs/>
+          <w:color w:val="1C2B39"/>
+          <w:sz w:val="23"/>
+          <w:szCs w:val="23"/>
+        </w:rPr>
+        <w:t xml:space="preserve">Risks</w:t>
+      </w:r>
+    </w:p>
+    <w:p>
+      <w:pPr>
+        <w:spacing w:after="50" w:before="110"/>
+      </w:pPr>
+      <w:r>
+        <w:rPr>
+          <w:rFonts w:ascii="Calibri" w:cs="Calibri" w:eastAsia="Calibri" w:hAnsi="Calibri"/>
+          <w:b/>
+          <w:bCs/>
+          <w:color w:val="F4762B"/>
+          <w:sz w:val="20"/>
+          <w:szCs w:val="20"/>
+        </w:rPr>
+        <w:t xml:space="preserve">9.1  </w:t>
+      </w:r>
+      <w:r>
+        <w:rPr>
+          <w:rFonts w:ascii="Calibri" w:cs="Calibri" w:eastAsia="Calibri" w:hAnsi="Calibri"/>
+          <w:b/>
+          <w:bCs/>
+          <w:color w:val="1C2B39"/>
+          <w:sz w:val="20"/>
+          <w:szCs w:val="20"/>
+        </w:rPr>
+        <w:t xml:space="preserve">Common to Both Hardware Paths</w:t>
+      </w:r>
+    </w:p>
+    <w:p>
+      <w:pPr>
+        <w:spacing w:after="90" w:before="60"/>
+      </w:pPr>
+      <w:r>
+        <w:rPr>
+          <w:rFonts w:ascii="Calibri" w:cs="Calibri" w:eastAsia="Calibri" w:hAnsi="Calibri"/>
+          <w:b/>
+          <w:bCs/>
+          <w:color w:val="1C2B39"/>
+          <w:sz w:val="20"/>
+          <w:szCs w:val="20"/>
+        </w:rPr>
+        <w:t xml:space="preserve">Iframe refusal. </w:t>
+      </w:r>
+      <w:r>
+        <w:rPr>
+          <w:rFonts w:ascii="Calibri" w:cs="Calibri" w:eastAsia="Calibri" w:hAnsi="Calibri"/>
+          <w:sz w:val="20"/>
+          <w:szCs w:val="20"/>
+        </w:rPr>
+        <w:t xml:space="preserve">X-Frame-Options and CSP frame-ancestors will block a meaningful share of target pages, regardless of what plays them. Seaway-owned applications need a frame-ancestors allowance for the signage host — cheap, but a change to each displayed application, so it belongs in their backlogs too. Vendor pages route through the snapshot worker. Reverse-proxy header rewriting is technically possible, fragile, and silently defeats a control the vendor set deliberately — not recommended, listed only to be explicitly ruled out.</w:t>
+      </w:r>
+    </w:p>
+    <w:p>
+      <w:pPr>
+        <w:spacing w:after="90" w:before="60"/>
+      </w:pPr>
+      <w:r>
+        <w:rPr>
+          <w:rFonts w:ascii="Calibri" w:cs="Calibri" w:eastAsia="Calibri" w:hAnsi="Calibri"/>
+          <w:b/>
+          <w:bCs/>
+          <w:color w:val="1C2B39"/>
+          <w:sz w:val="20"/>
+          <w:szCs w:val="20"/>
+        </w:rPr>
+        <w:t xml:space="preserve">Single point of failure. </w:t>
+      </w:r>
+      <w:r>
+        <w:rPr>
+          <w:rFonts w:ascii="Calibri" w:cs="Calibri" w:eastAsia="Calibri" w:hAnsi="Calibri"/>
+          <w:sz w:val="20"/>
+          <w:szCs w:val="20"/>
+        </w:rPr>
+        <w:t xml:space="preserve">Every screen depends on one on-prem application. Mitigated by the player's local rotation cache, so a server outage degrades to slightly stale content rather than every screen in the building going black. This is the highest-value resilience feature in this plan and belongs in Phase 1, not later.</w:t>
+      </w:r>
+    </w:p>
+    <w:p>
+      <w:pPr>
+        <w:spacing w:after="90" w:before="60"/>
+      </w:pPr>
+      <w:r>
+        <w:rPr>
+          <w:rFonts w:ascii="Calibri" w:cs="Calibri" w:eastAsia="Calibri" w:hAnsi="Calibri"/>
+          <w:b/>
+          <w:bCs/>
+          <w:color w:val="1C2B39"/>
+          <w:sz w:val="20"/>
+          <w:szCs w:val="20"/>
+        </w:rPr>
+        <w:t xml:space="preserve">Heartbeat beats vendor telemetry. </w:t>
+      </w:r>
+      <w:r>
+        <w:rPr>
+          <w:rFonts w:ascii="Calibri" w:cs="Calibri" w:eastAsia="Calibri" w:hAnsi="Calibri"/>
+          <w:sz w:val="20"/>
+          <w:szCs w:val="20"/>
+        </w:rPr>
+        <w:t xml:space="preserve">Worth stating plainly regardless of hardware: the player heartbeat proves the entire chain — network up, browser alive, our site reachable, page actually rendering. Any vendor-supplied device telemetry proves only that the hardware is powered and online, a much weaker claim. The heartbeat should be treated as the primary health signal even on a path where richer telemetry is also available.</w:t>
+      </w:r>
+    </w:p>
+    <w:p>
+      <w:pPr>
+        <w:spacing w:after="90" w:before="60"/>
+      </w:pPr>
+      <w:r>
+        <w:rPr>
+          <w:rFonts w:ascii="Calibri" w:cs="Calibri" w:eastAsia="Calibri" w:hAnsi="Calibri"/>
+          <w:b/>
+          <w:bCs/>
+          <w:color w:val="1C2B39"/>
+          <w:sz w:val="20"/>
+          <w:szCs w:val="20"/>
+        </w:rPr>
+        <w:t xml:space="preserve">Smaller, genuinely hardware-agnostic risks. </w:t>
+      </w:r>
+      <w:r>
+        <w:rPr>
+          <w:rFonts w:ascii="Calibri" w:cs="Calibri" w:eastAsia="Calibri" w:hAnsi="Calibri"/>
+          <w:sz w:val="20"/>
+          <w:szCs w:val="20"/>
+        </w:rPr>
+        <w:t xml:space="preserve">Screen burn-in on static content, substantially mitigated by rotation itself; display auto-sleep on a static HDMI input; overscan clipping the edges of the page; timezone and NTP correctness; autoplay policy if any pane contains video.</w:t>
+      </w:r>
+    </w:p>
+    <w:p>
+      <w:pPr>
+        <w:spacing w:after="50" w:before="110"/>
+      </w:pPr>
+      <w:r>
+        <w:rPr>
+          <w:rFonts w:ascii="Calibri" w:cs="Calibri" w:eastAsia="Calibri" w:hAnsi="Calibri"/>
+          <w:b/>
+          <w:bCs/>
+          <w:color w:val="F4762B"/>
+          <w:sz w:val="20"/>
+          <w:szCs w:val="20"/>
+        </w:rPr>
+        <w:t xml:space="preserve">9.2  </w:t>
+      </w:r>
+      <w:r>
+        <w:rPr>
+          <w:rFonts w:ascii="Calibri" w:cs="Calibri" w:eastAsia="Calibri" w:hAnsi="Calibri"/>
+          <w:b/>
+          <w:bCs/>
+          <w:color w:val="1C2B39"/>
+          <w:sz w:val="20"/>
+          <w:szCs w:val="20"/>
+        </w:rPr>
+        <w:t xml:space="preserve">Specific to the Amazon Signage Stick Path (not applicable if the Pi path is chosen)</w:t>
+      </w:r>
+    </w:p>
+    <w:p>
+      <w:pPr>
+        <w:spacing w:after="90" w:before="60"/>
+      </w:pPr>
+      <w:r>
+        <w:rPr>
+          <w:rFonts w:ascii="Calibri" w:cs="Calibri" w:eastAsia="Calibri" w:hAnsi="Calibri"/>
+          <w:b/>
+          <w:bCs/>
+          <w:color w:val="1C2B39"/>
+          <w:sz w:val="20"/>
+          <w:szCs w:val="20"/>
+        </w:rPr>
+        <w:t xml:space="preserve">Remote Management API eligibility. </w:t>
+      </w:r>
+      <w:r>
+        <w:rPr>
+          <w:rFonts w:ascii="Calibri" w:cs="Calibri" w:eastAsia="Calibri" w:hAnsi="Calibri"/>
+          <w:sz w:val="20"/>
+          <w:szCs w:val="20"/>
+        </w:rPr>
+        <w:t xml:space="preserve">Documented as available to approved CMS providers. We are an end customer, not a CMS vendor, and eligibility is genuinely unresolved — this was the single largest open risk in the original version of this plan, and it is the main reason section 2.4 recommends the Pi instead.</w:t>
+      </w:r>
+    </w:p>
+    <w:p>
+      <w:pPr>
+        <w:spacing w:after="90" w:before="60"/>
+      </w:pPr>
+      <w:r>
+        <w:rPr>
+          <w:rFonts w:ascii="Calibri" w:cs="Calibri" w:eastAsia="Calibri" w:hAnsi="Calibri"/>
+          <w:b/>
+          <w:bCs/>
+          <w:color w:val="1C2B39"/>
+          <w:sz w:val="20"/>
+          <w:szCs w:val="20"/>
+        </w:rPr>
+        <w:t xml:space="preserve">TLS on a locked-down webview. </w:t>
+      </w:r>
+      <w:r>
+        <w:rPr>
+          <w:rFonts w:ascii="Calibri" w:cs="Calibri" w:eastAsia="Calibri" w:hAnsi="Calibri"/>
+          <w:sz w:val="20"/>
+          <w:szCs w:val="20"/>
+        </w:rPr>
+        <w:t xml:space="preserve">The kiosk webview is very unlikely to trust an internal certificate authority, and there is no practical way to install a root certificate on a locked-down device with no pointer and no "proceed anyway" button. A publicly-trusted certificate on a split-horizon internal name would be required, adding real setup time.</w:t>
+      </w:r>
+    </w:p>
+    <w:p>
+      <w:pPr>
+        <w:spacing w:after="90" w:before="60"/>
+      </w:pPr>
+      <w:r>
+        <w:rPr>
+          <w:rFonts w:ascii="Calibri" w:cs="Calibri" w:eastAsia="Calibri" w:hAnsi="Calibri"/>
+          <w:b/>
+          <w:bCs/>
+          <w:color w:val="1C2B39"/>
+          <w:sz w:val="20"/>
+          <w:szCs w:val="20"/>
+        </w:rPr>
+        <w:t xml:space="preserve">Vega OS platform risk. </w:t>
+      </w:r>
+      <w:r>
+        <w:rPr>
+          <w:rFonts w:ascii="Calibri" w:cs="Calibri" w:eastAsia="Calibri" w:hAnsi="Calibri"/>
+          <w:sz w:val="20"/>
+          <w:szCs w:val="20"/>
+        </w:rPr>
+        <w:t xml:space="preserve">Amazon's Fire TV line is migrating to Vega OS, which does not run Android APKs. Whatever is true about the stick's software flexibility today is not guaranteed to remain true.</w:t>
+      </w:r>
+    </w:p>
+    <w:p>
+      <w:pPr>
+        <w:spacing w:after="50" w:before="110"/>
+      </w:pPr>
+      <w:r>
+        <w:rPr>
+          <w:rFonts w:ascii="Calibri" w:cs="Calibri" w:eastAsia="Calibri" w:hAnsi="Calibri"/>
+          <w:b/>
+          <w:bCs/>
+          <w:color w:val="F4762B"/>
+          <w:sz w:val="20"/>
+          <w:szCs w:val="20"/>
+        </w:rPr>
+        <w:t xml:space="preserve">9.3  </w:t>
+      </w:r>
+      <w:r>
+        <w:rPr>
+          <w:rFonts w:ascii="Calibri" w:cs="Calibri" w:eastAsia="Calibri" w:hAnsi="Calibri"/>
+          <w:b/>
+          <w:bCs/>
+          <w:color w:val="1C2B39"/>
+          <w:sz w:val="20"/>
+          <w:szCs w:val="20"/>
+        </w:rPr>
+        <w:t xml:space="preserve">Specific to the Raspberry Pi Path</w:t>
+      </w:r>
+    </w:p>
+    <w:p>
+      <w:pPr>
+        <w:spacing w:after="90" w:before="60"/>
+      </w:pPr>
+      <w:r>
+        <w:rPr>
+          <w:rFonts w:ascii="Calibri" w:cs="Calibri" w:eastAsia="Calibri" w:hAnsi="Calibri"/>
+          <w:b/>
+          <w:bCs/>
+          <w:color w:val="1C2B39"/>
+          <w:sz w:val="20"/>
+          <w:szCs w:val="20"/>
+        </w:rPr>
+        <w:t xml:space="preserve">Chromium's own memory creep. </w:t>
+      </w:r>
+      <w:r>
+        <w:rPr>
+          <w:rFonts w:ascii="Calibri" w:cs="Calibri" w:eastAsia="Calibri" w:hAnsi="Calibri"/>
+          <w:sz w:val="20"/>
+          <w:szCs w:val="20"/>
+        </w:rPr>
+        <w:t xml:space="preserve">Real and reported independent of RAM tier — several tabs kept open for a few days can exhaust available memory without mitigation. The restart-browser command exists specifically for this; a nightly scheduled restart is cheap insurance regardless of how comfortable the RAM headroom is.</w:t>
+      </w:r>
+    </w:p>
+    <w:p>
+      <w:pPr>
+        <w:spacing w:after="90" w:before="60"/>
+      </w:pPr>
+      <w:r>
+        <w:rPr>
+          <w:rFonts w:ascii="Calibri" w:cs="Calibri" w:eastAsia="Calibri" w:hAnsi="Calibri"/>
+          <w:b/>
+          <w:bCs/>
+          <w:color w:val="1C2B39"/>
+          <w:sz w:val="20"/>
+          <w:szCs w:val="20"/>
+        </w:rPr>
+        <w:t xml:space="preserve">We own OS patching and hardening. </w:t>
+      </w:r>
+      <w:r>
+        <w:rPr>
+          <w:rFonts w:ascii="Calibri" w:cs="Calibri" w:eastAsia="Calibri" w:hAnsi="Calibri"/>
+          <w:sz w:val="20"/>
+          <w:szCs w:val="20"/>
+        </w:rPr>
+        <w:t xml:space="preserve">No vendor support line if something goes wrong — offset somewhat by boards being cheap and quickly swappable, but real ongoing operational ownership that the Signage Stick path would not have carried.</w:t>
+      </w:r>
+    </w:p>
+    <w:p>
+      <w:pPr>
+        <w:spacing w:after="90" w:before="60"/>
+      </w:pPr>
+      <w:r>
+        <w:rPr>
+          <w:rFonts w:ascii="Calibri" w:cs="Calibri" w:eastAsia="Calibri" w:hAnsi="Calibri"/>
+          <w:b/>
+          <w:bCs/>
+          <w:color w:val="1C2B39"/>
+          <w:sz w:val="20"/>
+          <w:szCs w:val="20"/>
+        </w:rPr>
+        <w:t xml:space="preserve">RAM pricing volatility. </w:t>
+      </w:r>
+      <w:r>
+        <w:rPr>
+          <w:rFonts w:ascii="Calibri" w:cs="Calibri" w:eastAsia="Calibri" w:hAnsi="Calibri"/>
+          <w:sz w:val="20"/>
+          <w:szCs w:val="20"/>
+        </w:rPr>
+        <w:t xml:space="preserve">Covered in detail in section 2.3 — get a live quote before ordering thirty units.</w:t>
+      </w:r>
+    </w:p>
+    <w:p>
+      <w:pPr>
+        <w:pageBreakBefore/>
+        <w:spacing w:after="70" w:before="0"/>
+      </w:pPr>
+      <w:r>
+        <w:rPr>
+          <w:rFonts w:ascii="Calibri" w:cs="Calibri" w:eastAsia="Calibri" w:hAnsi="Calibri"/>
+          <w:b/>
+          <w:bCs/>
+          <w:color w:val="F4762B"/>
+          <w:sz w:val="23"/>
+          <w:szCs w:val="23"/>
+        </w:rPr>
+        <w:t xml:space="preserve">10.0  </w:t>
       </w:r>
       <w:r>
         <w:rPr>
@@ -3732,7 +4490,7 @@
           <w:sz w:val="20"/>
           <w:szCs w:val="20"/>
         </w:rPr>
-        <w:t xml:space="preserve">8.1  </w:t>
+        <w:t xml:space="preserve">10.1  </w:t>
       </w:r>
       <w:r>
         <w:rPr>
@@ -3743,7 +4501,7 @@
           <w:sz w:val="20"/>
           <w:szCs w:val="20"/>
         </w:rPr>
-        <w:t xml:space="preserve">Capabilities with no card</w:t>
+        <w:t xml:space="preserve">Capabilities With No Card</w:t>
       </w:r>
     </w:p>
     <w:p>
@@ -3756,7 +4514,7 @@
           <w:sz w:val="20"/>
           <w:szCs w:val="20"/>
         </w:rPr>
-        <w:t xml:space="preserve">Two capabilities in this design have no entry in either register: device identity and kiosk display tokens (section 6.1), and on-prem headless page rendering (section 7.6). Under the promotion rule this is the first application to need either, so no card is required yet. It is flagged here so it is not a surprise later: if a second Seaway application needs display device tokens, that is the moment it needs a card, a conformance definition and a named owner.</w:t>
+        <w:t xml:space="preserve">Two capabilities in this design have no entry in either register: device identity and kiosk display tokens (section 6.1), and on-prem headless page rendering (section 8.0). Under the promotion rule this is the first application to need either, so no card is required yet. It is flagged here so it is not a surprise later: if a second Seaway application needs display device tokens, that is the moment it needs a card, a conformance definition and a named owner.</w:t>
       </w:r>
     </w:p>
     <w:p>
@@ -3772,7 +4530,7 @@
           <w:sz w:val="20"/>
           <w:szCs w:val="20"/>
         </w:rPr>
-        <w:t xml:space="preserve">8.2  </w:t>
+        <w:t xml:space="preserve">10.2  </w:t>
       </w:r>
       <w:r>
         <w:rPr>
@@ -3853,7 +4611,7 @@
           <w:sz w:val="23"/>
           <w:szCs w:val="23"/>
         </w:rPr>
-        <w:t xml:space="preserve">9.0  </w:t>
+        <w:t xml:space="preserve">11.0  </w:t>
       </w:r>
       <w:r>
         <w:rPr>
@@ -3864,554 +4622,9 @@
           <w:sz w:val="23"/>
           <w:szCs w:val="23"/>
         </w:rPr>
-        <w:t xml:space="preserve">Phased Delivery</w:t>
-      </w:r>
-    </w:p>
-    <w:p>
-      <w:pPr>
-        <w:spacing w:after="35" w:before="60"/>
-      </w:pPr>
-      <w:r>
-        <w:rPr>
-          <w:rFonts w:ascii="Calibri" w:cs="Calibri" w:eastAsia="Calibri" w:hAnsi="Calibri"/>
-          <w:b/>
-          <w:bCs/>
-          <w:i/>
-          <w:iCs/>
-          <w:sz w:val="20"/>
-          <w:szCs w:val="20"/>
-        </w:rPr>
-        <w:t xml:space="preserve">Table 6 — Delivery phases, scope and rough effort.</w:t>
-      </w:r>
-    </w:p>
-    <w:tbl>
-      <w:tblPr>
-        <w:tblW w:type="dxa" w:w="9360"/>
-        <w:tblBorders>
-          <w:top w:val="single" w:color="auto" w:sz="4"/>
-          <w:left w:val="single" w:color="auto" w:sz="4"/>
-          <w:bottom w:val="single" w:color="auto" w:sz="4"/>
-          <w:right w:val="single" w:color="auto" w:sz="4"/>
-          <w:insideH w:val="single" w:color="auto" w:sz="4"/>
-          <w:insideV w:val="single" w:color="auto" w:sz="4"/>
-        </w:tblBorders>
-      </w:tblPr>
-      <w:tblGrid>
-        <w:gridCol w:w="1700"/>
-        <w:gridCol w:w="5960"/>
-        <w:gridCol w:w="1700"/>
-      </w:tblGrid>
-      <w:tr>
-        <w:trPr>
-          <w:cantSplit/>
-          <w:tblHeader/>
-        </w:trPr>
-        <w:tc>
-          <w:tcPr>
-            <w:tcW w:type="dxa" w:w="1700"/>
-            <w:shd w:fill="1C2B39" w:val="clear"/>
-            <w:tcMar>
-              <w:top w:type="dxa" w:w="45"/>
-              <w:left w:type="dxa" w:w="120"/>
-              <w:bottom w:type="dxa" w:w="45"/>
-              <w:right w:type="dxa" w:w="120"/>
-            </w:tcMar>
-          </w:tcPr>
-          <w:p>
-            <w:pPr>
-              <w:spacing w:after="0"/>
-            </w:pPr>
-            <w:r>
-              <w:rPr>
-                <w:rFonts w:ascii="Calibri" w:cs="Calibri" w:eastAsia="Calibri" w:hAnsi="Calibri"/>
-                <w:b/>
-                <w:bCs/>
-                <w:color w:val="FFFFFF"/>
-                <w:sz w:val="19"/>
-                <w:szCs w:val="19"/>
-              </w:rPr>
-              <w:t xml:space="preserve">Phase</w:t>
-            </w:r>
-          </w:p>
-        </w:tc>
-        <w:tc>
-          <w:tcPr>
-            <w:tcW w:type="dxa" w:w="5960"/>
-            <w:shd w:fill="1C2B39" w:val="clear"/>
-            <w:tcMar>
-              <w:top w:type="dxa" w:w="45"/>
-              <w:left w:type="dxa" w:w="120"/>
-              <w:bottom w:type="dxa" w:w="45"/>
-              <w:right w:type="dxa" w:w="120"/>
-            </w:tcMar>
-          </w:tcPr>
-          <w:p>
-            <w:pPr>
-              <w:spacing w:after="0"/>
-            </w:pPr>
-            <w:r>
-              <w:rPr>
-                <w:rFonts w:ascii="Calibri" w:cs="Calibri" w:eastAsia="Calibri" w:hAnsi="Calibri"/>
-                <w:b/>
-                <w:bCs/>
-                <w:color w:val="FFFFFF"/>
-                <w:sz w:val="19"/>
-                <w:szCs w:val="19"/>
-              </w:rPr>
-              <w:t xml:space="preserve">Scope</w:t>
-            </w:r>
-          </w:p>
-        </w:tc>
-        <w:tc>
-          <w:tcPr>
-            <w:tcW w:type="dxa" w:w="1700"/>
-            <w:shd w:fill="1C2B39" w:val="clear"/>
-            <w:tcMar>
-              <w:top w:type="dxa" w:w="45"/>
-              <w:left w:type="dxa" w:w="120"/>
-              <w:bottom w:type="dxa" w:w="45"/>
-              <w:right w:type="dxa" w:w="120"/>
-            </w:tcMar>
-          </w:tcPr>
-          <w:p>
-            <w:pPr>
-              <w:spacing w:after="0"/>
-            </w:pPr>
-            <w:r>
-              <w:rPr>
-                <w:rFonts w:ascii="Calibri" w:cs="Calibri" w:eastAsia="Calibri" w:hAnsi="Calibri"/>
-                <w:b/>
-                <w:bCs/>
-                <w:color w:val="FFFFFF"/>
-                <w:sz w:val="19"/>
-                <w:szCs w:val="19"/>
-              </w:rPr>
-              <w:t xml:space="preserve">Effort</w:t>
-            </w:r>
-          </w:p>
-        </w:tc>
-      </w:tr>
-      <w:tr>
-        <w:trPr>
-          <w:cantSplit/>
-          <w:tblHeader w:val="false"/>
-        </w:trPr>
-        <w:tc>
-          <w:tcPr>
-            <w:tcW w:type="dxa" w:w="1700"/>
-            <w:tcMar>
-              <w:top w:type="dxa" w:w="45"/>
-              <w:left w:type="dxa" w:w="120"/>
-              <w:bottom w:type="dxa" w:w="45"/>
-              <w:right w:type="dxa" w:w="120"/>
-            </w:tcMar>
-          </w:tcPr>
-          <w:p>
-            <w:pPr>
-              <w:spacing w:after="0"/>
-            </w:pPr>
-            <w:r>
-              <w:rPr>
-                <w:rFonts w:ascii="Calibri" w:cs="Calibri" w:eastAsia="Calibri" w:hAnsi="Calibri"/>
-                <w:b w:val="false"/>
-                <w:bCs w:val="false"/>
-                <w:sz w:val="19"/>
-                <w:szCs w:val="19"/>
-              </w:rPr>
-              <w:t xml:space="preserve">0 — Spikes</w:t>
-            </w:r>
-          </w:p>
-        </w:tc>
-        <w:tc>
-          <w:tcPr>
-            <w:tcW w:type="dxa" w:w="5960"/>
-            <w:tcMar>
-              <w:top w:type="dxa" w:w="45"/>
-              <w:left w:type="dxa" w:w="120"/>
-              <w:bottom w:type="dxa" w:w="45"/>
-              <w:right w:type="dxa" w:w="120"/>
-            </w:tcMar>
-          </w:tcPr>
-          <w:p>
-            <w:pPr>
-              <w:spacing w:after="0"/>
-            </w:pPr>
-            <w:r>
-              <w:rPr>
-                <w:rFonts w:ascii="Calibri" w:cs="Calibri" w:eastAsia="Calibri" w:hAnsi="Calibri"/>
-                <w:b w:val="false"/>
-                <w:bCs w:val="false"/>
-                <w:sz w:val="19"/>
-                <w:szCs w:val="19"/>
-              </w:rPr>
-              <w:t xml:space="preserve">One stick, one television. Confirm the console can point at an arbitrary URL; that the URL survives reboot and power loss; the webview engine and its support for SSE and local storage; whether Remote Management API credentials are obtainable; HDMI-CEC behaviour; and that a publicly-trusted certificate on a split-horizon name works on the device.</w:t>
-            </w:r>
-          </w:p>
-        </w:tc>
-        <w:tc>
-          <w:tcPr>
-            <w:tcW w:type="dxa" w:w="1700"/>
-            <w:tcMar>
-              <w:top w:type="dxa" w:w="45"/>
-              <w:left w:type="dxa" w:w="120"/>
-              <w:bottom w:type="dxa" w:w="45"/>
-              <w:right w:type="dxa" w:w="120"/>
-            </w:tcMar>
-          </w:tcPr>
-          <w:p>
-            <w:pPr>
-              <w:spacing w:after="0"/>
-            </w:pPr>
-            <w:r>
-              <w:rPr>
-                <w:rFonts w:ascii="Calibri" w:cs="Calibri" w:eastAsia="Calibri" w:hAnsi="Calibri"/>
-                <w:b w:val="false"/>
-                <w:bCs w:val="false"/>
-                <w:sz w:val="19"/>
-                <w:szCs w:val="19"/>
-              </w:rPr>
-              <w:t xml:space="preserve">~1 week</w:t>
-            </w:r>
-          </w:p>
-        </w:tc>
-      </w:tr>
-      <w:tr>
-        <w:trPr>
-          <w:cantSplit/>
-          <w:tblHeader w:val="false"/>
-        </w:trPr>
-        <w:tc>
-          <w:tcPr>
-            <w:tcW w:type="dxa" w:w="1700"/>
-            <w:tcMar>
-              <w:top w:type="dxa" w:w="45"/>
-              <w:left w:type="dxa" w:w="120"/>
-              <w:bottom w:type="dxa" w:w="45"/>
-              <w:right w:type="dxa" w:w="120"/>
-            </w:tcMar>
-          </w:tcPr>
-          <w:p>
-            <w:pPr>
-              <w:spacing w:after="0"/>
-            </w:pPr>
-            <w:r>
-              <w:rPr>
-                <w:rFonts w:ascii="Calibri" w:cs="Calibri" w:eastAsia="Calibri" w:hAnsi="Calibri"/>
-                <w:b w:val="false"/>
-                <w:bCs w:val="false"/>
-                <w:sz w:val="19"/>
-                <w:szCs w:val="19"/>
-              </w:rPr>
-              <w:t xml:space="preserve">1 — Vertical slice</w:t>
-            </w:r>
-          </w:p>
-        </w:tc>
-        <w:tc>
-          <w:tcPr>
-            <w:tcW w:type="dxa" w:w="5960"/>
-            <w:tcMar>
-              <w:top w:type="dxa" w:w="45"/>
-              <w:left w:type="dxa" w:w="120"/>
-              <w:bottom w:type="dxa" w:w="45"/>
-              <w:right w:type="dxa" w:w="120"/>
-            </w:tcMar>
-          </w:tcPr>
-          <w:p>
-            <w:pPr>
-              <w:spacing w:after="0"/>
-            </w:pPr>
-            <w:r>
-              <w:rPr>
-                <w:rFonts w:ascii="Calibri" w:cs="Calibri" w:eastAsia="Calibri" w:hAnsi="Calibri"/>
-                <w:b w:val="false"/>
-                <w:bCs w:val="false"/>
-                <w:sz w:val="19"/>
-                <w:szCs w:val="19"/>
-              </w:rPr>
-              <w:t xml:space="preserve">One group, one hard-coded URL, the pairing flow, the local playlist cache and the heartbeat.</w:t>
-            </w:r>
-          </w:p>
-        </w:tc>
-        <w:tc>
-          <w:tcPr>
-            <w:tcW w:type="dxa" w:w="1700"/>
-            <w:tcMar>
-              <w:top w:type="dxa" w:w="45"/>
-              <w:left w:type="dxa" w:w="120"/>
-              <w:bottom w:type="dxa" w:w="45"/>
-              <w:right w:type="dxa" w:w="120"/>
-            </w:tcMar>
-          </w:tcPr>
-          <w:p>
-            <w:pPr>
-              <w:spacing w:after="0"/>
-            </w:pPr>
-            <w:r>
-              <w:rPr>
-                <w:rFonts w:ascii="Calibri" w:cs="Calibri" w:eastAsia="Calibri" w:hAnsi="Calibri"/>
-                <w:b w:val="false"/>
-                <w:bCs w:val="false"/>
-                <w:sz w:val="19"/>
-                <w:szCs w:val="19"/>
-              </w:rPr>
-              <w:t xml:space="preserve">~1 week</w:t>
-            </w:r>
-          </w:p>
-        </w:tc>
-      </w:tr>
-      <w:tr>
-        <w:trPr>
-          <w:cantSplit/>
-          <w:tblHeader w:val="false"/>
-        </w:trPr>
-        <w:tc>
-          <w:tcPr>
-            <w:tcW w:type="dxa" w:w="1700"/>
-            <w:tcMar>
-              <w:top w:type="dxa" w:w="45"/>
-              <w:left w:type="dxa" w:w="120"/>
-              <w:bottom w:type="dxa" w:w="45"/>
-              <w:right w:type="dxa" w:w="120"/>
-            </w:tcMar>
-          </w:tcPr>
-          <w:p>
-            <w:pPr>
-              <w:spacing w:after="0"/>
-            </w:pPr>
-            <w:r>
-              <w:rPr>
-                <w:rFonts w:ascii="Calibri" w:cs="Calibri" w:eastAsia="Calibri" w:hAnsi="Calibri"/>
-                <w:b w:val="false"/>
-                <w:bCs w:val="false"/>
-                <w:sz w:val="19"/>
-                <w:szCs w:val="19"/>
-              </w:rPr>
-              <w:t xml:space="preserve">2 — The application</w:t>
-            </w:r>
-          </w:p>
-        </w:tc>
-        <w:tc>
-          <w:tcPr>
-            <w:tcW w:type="dxa" w:w="5960"/>
-            <w:tcMar>
-              <w:top w:type="dxa" w:w="45"/>
-              <w:left w:type="dxa" w:w="120"/>
-              <w:bottom w:type="dxa" w:w="45"/>
-              <w:right w:type="dxa" w:w="120"/>
-            </w:tcMar>
-          </w:tcPr>
-          <w:p>
-            <w:pPr>
-              <w:spacing w:after="0"/>
-            </w:pPr>
-            <w:r>
-              <w:rPr>
-                <w:rFonts w:ascii="Calibri" w:cs="Calibri" w:eastAsia="Calibri" w:hAnsi="Calibri"/>
-                <w:b w:val="false"/>
-                <w:bCs w:val="false"/>
-                <w:sz w:val="19"/>
-                <w:szCs w:val="19"/>
-              </w:rPr>
-              <w:t xml:space="preserve">Admin UI on AppSecurity, Portal tile, /Admin page, groups, playlists, the SSE control plane, display health dashboard and dark-display alerts.</w:t>
-            </w:r>
-          </w:p>
-        </w:tc>
-        <w:tc>
-          <w:tcPr>
-            <w:tcW w:type="dxa" w:w="1700"/>
-            <w:tcMar>
-              <w:top w:type="dxa" w:w="45"/>
-              <w:left w:type="dxa" w:w="120"/>
-              <w:bottom w:type="dxa" w:w="45"/>
-              <w:right w:type="dxa" w:w="120"/>
-            </w:tcMar>
-          </w:tcPr>
-          <w:p>
-            <w:pPr>
-              <w:spacing w:after="0"/>
-            </w:pPr>
-            <w:r>
-              <w:rPr>
-                <w:rFonts w:ascii="Calibri" w:cs="Calibri" w:eastAsia="Calibri" w:hAnsi="Calibri"/>
-                <w:b w:val="false"/>
-                <w:bCs w:val="false"/>
-                <w:sz w:val="19"/>
-                <w:szCs w:val="19"/>
-              </w:rPr>
-              <w:t xml:space="preserve">~3 weeks</w:t>
-            </w:r>
-          </w:p>
-        </w:tc>
-      </w:tr>
-      <w:tr>
-        <w:trPr>
-          <w:cantSplit/>
-          <w:tblHeader w:val="false"/>
-        </w:trPr>
-        <w:tc>
-          <w:tcPr>
-            <w:tcW w:type="dxa" w:w="1700"/>
-            <w:tcMar>
-              <w:top w:type="dxa" w:w="45"/>
-              <w:left w:type="dxa" w:w="120"/>
-              <w:bottom w:type="dxa" w:w="45"/>
-              <w:right w:type="dxa" w:w="120"/>
-            </w:tcMar>
-          </w:tcPr>
-          <w:p>
-            <w:pPr>
-              <w:spacing w:after="0"/>
-            </w:pPr>
-            <w:r>
-              <w:rPr>
-                <w:rFonts w:ascii="Calibri" w:cs="Calibri" w:eastAsia="Calibri" w:hAnsi="Calibri"/>
-                <w:b w:val="false"/>
-                <w:bCs w:val="false"/>
-                <w:sz w:val="19"/>
-                <w:szCs w:val="19"/>
-              </w:rPr>
-              <w:t xml:space="preserve">3 — Content depth</w:t>
-            </w:r>
-          </w:p>
-        </w:tc>
-        <w:tc>
-          <w:tcPr>
-            <w:tcW w:type="dxa" w:w="5960"/>
-            <w:tcMar>
-              <w:top w:type="dxa" w:w="45"/>
-              <w:left w:type="dxa" w:w="120"/>
-              <w:bottom w:type="dxa" w:w="45"/>
-              <w:right w:type="dxa" w:w="120"/>
-            </w:tcMar>
-          </w:tcPr>
-          <w:p>
-            <w:pPr>
-              <w:spacing w:after="0"/>
-            </w:pPr>
-            <w:r>
-              <w:rPr>
-                <w:rFonts w:ascii="Calibri" w:cs="Calibri" w:eastAsia="Calibri" w:hAnsi="Calibri"/>
-                <w:b w:val="false"/>
-                <w:bCs w:val="false"/>
-                <w:sz w:val="19"/>
-                <w:szCs w:val="19"/>
-              </w:rPr>
-              <w:t xml:space="preserve">Schedules for shift changes, overrides, the snapshot worker, native display-only screens and the signage type scale.</w:t>
-            </w:r>
-          </w:p>
-        </w:tc>
-        <w:tc>
-          <w:tcPr>
-            <w:tcW w:type="dxa" w:w="1700"/>
-            <w:tcMar>
-              <w:top w:type="dxa" w:w="45"/>
-              <w:left w:type="dxa" w:w="120"/>
-              <w:bottom w:type="dxa" w:w="45"/>
-              <w:right w:type="dxa" w:w="120"/>
-            </w:tcMar>
-          </w:tcPr>
-          <w:p>
-            <w:pPr>
-              <w:spacing w:after="0"/>
-            </w:pPr>
-            <w:r>
-              <w:rPr>
-                <w:rFonts w:ascii="Calibri" w:cs="Calibri" w:eastAsia="Calibri" w:hAnsi="Calibri"/>
-                <w:b w:val="false"/>
-                <w:bCs w:val="false"/>
-                <w:sz w:val="19"/>
-                <w:szCs w:val="19"/>
-              </w:rPr>
-              <w:t xml:space="preserve">~2 weeks</w:t>
-            </w:r>
-          </w:p>
-        </w:tc>
-      </w:tr>
-      <w:tr>
-        <w:trPr>
-          <w:cantSplit/>
-          <w:tblHeader w:val="false"/>
-        </w:trPr>
-        <w:tc>
-          <w:tcPr>
-            <w:tcW w:type="dxa" w:w="1700"/>
-            <w:tcMar>
-              <w:top w:type="dxa" w:w="45"/>
-              <w:left w:type="dxa" w:w="120"/>
-              <w:bottom w:type="dxa" w:w="45"/>
-              <w:right w:type="dxa" w:w="120"/>
-            </w:tcMar>
-          </w:tcPr>
-          <w:p>
-            <w:pPr>
-              <w:spacing w:after="0"/>
-            </w:pPr>
-            <w:r>
-              <w:rPr>
-                <w:rFonts w:ascii="Calibri" w:cs="Calibri" w:eastAsia="Calibri" w:hAnsi="Calibri"/>
-                <w:b w:val="false"/>
-                <w:bCs w:val="false"/>
-                <w:sz w:val="19"/>
-                <w:szCs w:val="19"/>
-              </w:rPr>
-              <w:t xml:space="preserve">4 — Device plane</w:t>
-            </w:r>
-          </w:p>
-        </w:tc>
-        <w:tc>
-          <w:tcPr>
-            <w:tcW w:type="dxa" w:w="5960"/>
-            <w:tcMar>
-              <w:top w:type="dxa" w:w="45"/>
-              <w:left w:type="dxa" w:w="120"/>
-              <w:bottom w:type="dxa" w:w="45"/>
-              <w:right w:type="dxa" w:w="120"/>
-            </w:tcMar>
-          </w:tcPr>
-          <w:p>
-            <w:pPr>
-              <w:spacing w:after="0"/>
-            </w:pPr>
-            <w:r>
-              <w:rPr>
-                <w:rFonts w:ascii="Calibri" w:cs="Calibri" w:eastAsia="Calibri" w:hAnsi="Calibri"/>
-                <w:b w:val="false"/>
-                <w:bCs w:val="false"/>
-                <w:sz w:val="19"/>
-                <w:szCs w:val="19"/>
-              </w:rPr>
-              <w:t xml:space="preserve">Remote Management API: nightly power schedule, remote reboot and hardware telemetry merged into the health dashboard. Optional, and only if Phase 0 confirms access.</w:t>
-            </w:r>
-          </w:p>
-        </w:tc>
-        <w:tc>
-          <w:tcPr>
-            <w:tcW w:type="dxa" w:w="1700"/>
-            <w:tcMar>
-              <w:top w:type="dxa" w:w="45"/>
-              <w:left w:type="dxa" w:w="120"/>
-              <w:bottom w:type="dxa" w:w="45"/>
-              <w:right w:type="dxa" w:w="120"/>
-            </w:tcMar>
-          </w:tcPr>
-          <w:p>
-            <w:pPr>
-              <w:spacing w:after="0"/>
-            </w:pPr>
-            <w:r>
-              <w:rPr>
-                <w:rFonts w:ascii="Calibri" w:cs="Calibri" w:eastAsia="Calibri" w:hAnsi="Calibri"/>
-                <w:b w:val="false"/>
-                <w:bCs w:val="false"/>
-                <w:sz w:val="19"/>
-                <w:szCs w:val="19"/>
-              </w:rPr>
-              <w:t xml:space="preserve">~1 week plus procurement</w:t>
-            </w:r>
-          </w:p>
-        </w:tc>
-      </w:tr>
-    </w:tbl>
+        <w:t xml:space="preserve">Phasing</w:t>
+      </w:r>
+    </w:p>
     <w:p>
       <w:pPr>
         <w:spacing w:after="50" w:before="110"/>
@@ -4425,7 +4638,7 @@
           <w:sz w:val="20"/>
           <w:szCs w:val="20"/>
         </w:rPr>
-        <w:t xml:space="preserve">9.1  </w:t>
+        <w:t xml:space="preserve">11.1  </w:t>
       </w:r>
       <w:r>
         <w:rPr>
@@ -4436,7 +4649,7 @@
           <w:sz w:val="20"/>
           <w:szCs w:val="20"/>
         </w:rPr>
-        <w:t xml:space="preserve">Phase 0 is a gate</w:t>
+        <w:t xml:space="preserve">Phase 0 — Spikes (2–3 units, ~1 week)</w:t>
       </w:r>
     </w:p>
     <w:p>
@@ -4449,74 +4662,7 @@
           <w:sz w:val="20"/>
           <w:szCs w:val="20"/>
         </w:rPr>
-        <w:t xml:space="preserve">The first two Phase 0 questions can invalidate the architecture outright. If the Amazon console cannot point a stick at an arbitrary URL, or that URL does not survive a power cut, the approach changes and a third-party CMS returns to the table. Nothing else should start until both are answered.</w:t>
-      </w:r>
-    </w:p>
-    <w:p>
-      <w:pPr>
-        <w:spacing w:after="50" w:before="110"/>
-      </w:pPr>
-      <w:r>
-        <w:rPr>
-          <w:rFonts w:ascii="Calibri" w:cs="Calibri" w:eastAsia="Calibri" w:hAnsi="Calibri"/>
-          <w:b/>
-          <w:bCs/>
-          <w:color w:val="F4762B"/>
-          <w:sz w:val="20"/>
-          <w:szCs w:val="20"/>
-        </w:rPr>
-        <w:t xml:space="preserve">9.2  </w:t>
-      </w:r>
-      <w:r>
-        <w:rPr>
-          <w:rFonts w:ascii="Calibri" w:cs="Calibri" w:eastAsia="Calibri" w:hAnsi="Calibri"/>
-          <w:b/>
-          <w:bCs/>
-          <w:color w:val="1C2B39"/>
-          <w:sz w:val="20"/>
-          <w:szCs w:val="20"/>
-        </w:rPr>
-        <w:t xml:space="preserve">Phase 1 exit criterion</w:t>
-      </w:r>
-    </w:p>
-    <w:p>
-      <w:pPr>
-        <w:spacing w:after="90"/>
-      </w:pPr>
-      <w:r>
-        <w:rPr>
-          <w:rFonts w:ascii="Calibri" w:cs="Calibri" w:eastAsia="Calibri" w:hAnsi="Calibri"/>
-          <w:sz w:val="20"/>
-          <w:szCs w:val="20"/>
-        </w:rPr>
-        <w:t xml:space="preserve">A television shows the page and survives a weekend, including an overnight power cut, with nobody touching it. That single test retires most of the operational risk in this plan.</w:t>
-      </w:r>
-    </w:p>
-    <w:p>
-      <w:pPr>
-        <w:spacing w:after="70" w:before="170"/>
-      </w:pPr>
-      <w:r>
-        <w:rPr>
-          <w:rFonts w:ascii="Calibri" w:cs="Calibri" w:eastAsia="Calibri" w:hAnsi="Calibri"/>
-          <w:b/>
-          <w:bCs/>
-          <w:color w:val="F4762B"/>
-          <w:sz w:val="23"/>
-          <w:szCs w:val="23"/>
-        </w:rPr>
-        <w:t xml:space="preserve">10.0  </w:t>
-      </w:r>
-      <w:r>
-        <w:rPr>
-          <w:rFonts w:ascii="Calibri" w:cs="Calibri" w:eastAsia="Calibri" w:hAnsi="Calibri"/>
-          <w:b/>
-          <w:bCs/>
-          <w:color w:val="1C2B39"/>
-          <w:sz w:val="23"/>
-          <w:szCs w:val="23"/>
-        </w:rPr>
-        <w:t xml:space="preserve">Open Questions for Seaway</w:t>
+        <w:t xml:space="preserve">Buy a small batch — two or three Pi 4/5 (4GB) units and a couple of screens — and answer the questions that would change the plan:</w:t>
       </w:r>
     </w:p>
     <w:p>
@@ -4534,7 +4680,7 @@
           <w:sz w:val="20"/>
           <w:szCs w:val="20"/>
         </w:rPr>
-        <w:t xml:space="preserve">How many sticks, and across how many sites? This drives whether display groups need a site axis and whether one on-prem instance is sufficient.</w:t>
+        <w:t xml:space="preserve">Does Chromium keeping three to four tabs warm hold up on a 4GB board under real Seaway content — dashboards, live-updating pages — without hitting the memory creep in section 9.3 within a day?</w:t>
       </w:r>
     </w:p>
     <w:p>
@@ -4552,7 +4698,7 @@
           <w:sz w:val="20"/>
           <w:szCs w:val="20"/>
         </w:rPr>
-        <w:t xml:space="preserve">Which existing internal applications are in the content mix? Each needs a frame-ancestors change and a read-only display route — work that belongs in their backlogs, not this one.</w:t>
+        <w:t xml:space="preserve">Does a USB SSD boot cleanly and survive a hard power cut without corruption?</w:t>
       </w:r>
     </w:p>
     <w:p>
@@ -4570,7 +4716,7 @@
           <w:sz w:val="20"/>
           <w:szCs w:val="20"/>
         </w:rPr>
-        <w:t xml:space="preserve">Which vendor pages? This determines snapshot worker credential handling and render cadence.</w:t>
+        <w:t xml:space="preserve">Does the rotation pane-swap avoid a visible blank flash on the pages that stay warm?</w:t>
       </w:r>
     </w:p>
     <w:p>
@@ -4588,7 +4734,7 @@
           <w:sz w:val="20"/>
           <w:szCs w:val="20"/>
         </w:rPr>
-        <w:t xml:space="preserve">Wired or Wi-Fi, and on which VLAN? Wired is strongly preferred for always-on displays.</w:t>
+        <w:t xml:space="preserve">Does HDMI-CEC work against the actual target screens, for a scheduled power-off?</w:t>
       </w:r>
     </w:p>
     <w:p>
@@ -4606,7 +4752,265 @@
           <w:sz w:val="20"/>
           <w:szCs w:val="20"/>
         </w:rPr>
-        <w:t xml:space="preserve">Who owns the fleet operationally — specifically, who receives the dark-display alert at six in the morning?</w:t>
+        <w:t xml:space="preserve">Confirm current Pi 4 versus Pi 5 (4GB) pricing before committing to a SKU across thirty units.</w:t>
+      </w:r>
+    </w:p>
+    <w:p>
+      <w:pPr>
+        <w:spacing w:after="90"/>
+      </w:pPr>
+      <w:r>
+        <w:rPr>
+          <w:rFonts w:ascii="Calibri" w:cs="Calibri" w:eastAsia="Calibri" w:hAnsi="Calibri"/>
+          <w:sz w:val="20"/>
+          <w:szCs w:val="20"/>
+        </w:rPr>
+        <w:t xml:space="preserve">If the Signage Stick path is chosen instead, run this checklist against one stick and one screen:</w:t>
+      </w:r>
+    </w:p>
+    <w:p>
+      <w:pPr>
+        <w:pStyle w:val="ListParagraph"/>
+        <w:numPr>
+          <w:ilvl w:val="0"/>
+          <w:numId w:val="2"/>
+        </w:numPr>
+        <w:spacing w:after="35"/>
+      </w:pPr>
+      <w:r>
+        <w:rPr>
+          <w:rFonts w:ascii="Calibri" w:cs="Calibri" w:eastAsia="Calibri" w:hAnsi="Calibri"/>
+          <w:sz w:val="20"/>
+          <w:szCs w:val="20"/>
+        </w:rPr>
+        <w:t xml:space="preserve">Can the Amazon Signage console point a stick at an arbitrary URL, and does it persist across reboot and power loss?</w:t>
+      </w:r>
+    </w:p>
+    <w:p>
+      <w:pPr>
+        <w:pStyle w:val="ListParagraph"/>
+        <w:numPr>
+          <w:ilvl w:val="0"/>
+          <w:numId w:val="2"/>
+        </w:numPr>
+        <w:spacing w:after="35"/>
+      </w:pPr>
+      <w:r>
+        <w:rPr>
+          <w:rFonts w:ascii="Calibri" w:cs="Calibri" w:eastAsia="Calibri" w:hAnsi="Calibri"/>
+          <w:sz w:val="20"/>
+          <w:szCs w:val="20"/>
+        </w:rPr>
+        <w:t xml:space="preserve">Can Remote Management API credentials be obtained as an end customer?</w:t>
+      </w:r>
+    </w:p>
+    <w:p>
+      <w:pPr>
+        <w:pStyle w:val="ListParagraph"/>
+        <w:numPr>
+          <w:ilvl w:val="0"/>
+          <w:numId w:val="2"/>
+        </w:numPr>
+        <w:spacing w:after="35"/>
+      </w:pPr>
+      <w:r>
+        <w:rPr>
+          <w:rFonts w:ascii="Calibri" w:cs="Calibri" w:eastAsia="Calibri" w:hAnsi="Calibri"/>
+          <w:sz w:val="20"/>
+          <w:szCs w:val="20"/>
+        </w:rPr>
+        <w:t xml:space="preserve">Does a publicly-trusted certificate on a split-horizon internal name work on the stick's webview?</w:t>
+      </w:r>
+    </w:p>
+    <w:p>
+      <w:pPr>
+        <w:pStyle w:val="ListParagraph"/>
+        <w:numPr>
+          <w:ilvl w:val="0"/>
+          <w:numId w:val="2"/>
+        </w:numPr>
+        <w:spacing w:after="35"/>
+      </w:pPr>
+      <w:r>
+        <w:rPr>
+          <w:rFonts w:ascii="Calibri" w:cs="Calibri" w:eastAsia="Calibri" w:hAnsi="Calibri"/>
+          <w:sz w:val="20"/>
+          <w:szCs w:val="20"/>
+        </w:rPr>
+        <w:t xml:space="preserve">Does the kiosk webview support SSE, keeping multiple pages warm, and local storage?</w:t>
+      </w:r>
+    </w:p>
+    <w:p>
+      <w:pPr>
+        <w:spacing w:after="90"/>
+      </w:pPr>
+      <w:r>
+        <w:rPr>
+          <w:rFonts w:ascii="Calibri" w:cs="Calibri" w:eastAsia="Calibri" w:hAnsi="Calibri"/>
+          <w:sz w:val="20"/>
+          <w:szCs w:val="20"/>
+        </w:rPr>
+        <w:t xml:space="preserve">Phase 0 is a gate. Nothing else starts until it answers cleanly.</w:t>
+      </w:r>
+    </w:p>
+    <w:p>
+      <w:pPr>
+        <w:spacing w:after="50" w:before="110"/>
+      </w:pPr>
+      <w:r>
+        <w:rPr>
+          <w:rFonts w:ascii="Calibri" w:cs="Calibri" w:eastAsia="Calibri" w:hAnsi="Calibri"/>
+          <w:b/>
+          <w:bCs/>
+          <w:color w:val="F4762B"/>
+          <w:sz w:val="20"/>
+          <w:szCs w:val="20"/>
+        </w:rPr>
+        <w:t xml:space="preserve">11.2  </w:t>
+      </w:r>
+      <w:r>
+        <w:rPr>
+          <w:rFonts w:ascii="Calibri" w:cs="Calibri" w:eastAsia="Calibri" w:hAnsi="Calibri"/>
+          <w:b/>
+          <w:bCs/>
+          <w:color w:val="1C2B39"/>
+          <w:sz w:val="20"/>
+          <w:szCs w:val="20"/>
+        </w:rPr>
+        <w:t xml:space="preserve">Phase 1 — Thinnest Vertical Slice (~1 week)</w:t>
+      </w:r>
+    </w:p>
+    <w:p>
+      <w:pPr>
+        <w:spacing w:after="90"/>
+      </w:pPr>
+      <w:r>
+        <w:rPr>
+          <w:rFonts w:ascii="Calibri" w:cs="Calibri" w:eastAsia="Calibri" w:hAnsi="Calibri"/>
+          <w:sz w:val="20"/>
+          <w:szCs w:val="20"/>
+        </w:rPr>
+        <w:t xml:space="preserve">One group, one rotation of two to three real pages, the pairing flow, the local rotation cache, the heartbeat. Exit criterion: a screen rotates correctly and survives a weekend, including an overnight power cut, with nobody touching it. That single test retires most of the operational risk in this plan.</w:t>
+      </w:r>
+    </w:p>
+    <w:p>
+      <w:pPr>
+        <w:spacing w:after="50" w:before="110"/>
+      </w:pPr>
+      <w:r>
+        <w:rPr>
+          <w:rFonts w:ascii="Calibri" w:cs="Calibri" w:eastAsia="Calibri" w:hAnsi="Calibri"/>
+          <w:b/>
+          <w:bCs/>
+          <w:color w:val="F4762B"/>
+          <w:sz w:val="20"/>
+          <w:szCs w:val="20"/>
+        </w:rPr>
+        <w:t xml:space="preserve">11.3  </w:t>
+      </w:r>
+      <w:r>
+        <w:rPr>
+          <w:rFonts w:ascii="Calibri" w:cs="Calibri" w:eastAsia="Calibri" w:hAnsi="Calibri"/>
+          <w:b/>
+          <w:bCs/>
+          <w:color w:val="1C2B39"/>
+          <w:sz w:val="20"/>
+          <w:szCs w:val="20"/>
+        </w:rPr>
+        <w:t xml:space="preserve">Phase 2 — The Application (~3–4 weeks)</w:t>
+      </w:r>
+    </w:p>
+    <w:p>
+      <w:pPr>
+        <w:spacing w:after="90"/>
+      </w:pPr>
+      <w:r>
+        <w:rPr>
+          <w:rFonts w:ascii="Calibri" w:cs="Calibri" w:eastAsia="Calibri" w:hAnsi="Calibri"/>
+          <w:sz w:val="20"/>
+          <w:szCs w:val="20"/>
+        </w:rPr>
+        <w:t xml:space="preserve">Admin UI on AppSecurity, Portal tile, /Admin page, groups, playlists and rotation, the SSE control plane including the device commands from sections 3.3 and 7.1 on the Pi path, display health dashboard, dark-display alerts via Notifications.</w:t>
+      </w:r>
+    </w:p>
+    <w:p>
+      <w:pPr>
+        <w:spacing w:after="50" w:before="110"/>
+      </w:pPr>
+      <w:r>
+        <w:rPr>
+          <w:rFonts w:ascii="Calibri" w:cs="Calibri" w:eastAsia="Calibri" w:hAnsi="Calibri"/>
+          <w:b/>
+          <w:bCs/>
+          <w:color w:val="F4762B"/>
+          <w:sz w:val="20"/>
+          <w:szCs w:val="20"/>
+        </w:rPr>
+        <w:t xml:space="preserve">11.4  </w:t>
+      </w:r>
+      <w:r>
+        <w:rPr>
+          <w:rFonts w:ascii="Calibri" w:cs="Calibri" w:eastAsia="Calibri" w:hAnsi="Calibri"/>
+          <w:b/>
+          <w:bCs/>
+          <w:color w:val="1C2B39"/>
+          <w:sz w:val="20"/>
+          <w:szCs w:val="20"/>
+        </w:rPr>
+        <w:t xml:space="preserve">Phase 3 — Content Depth (~2 weeks)</w:t>
+      </w:r>
+    </w:p>
+    <w:p>
+      <w:pPr>
+        <w:spacing w:after="90"/>
+      </w:pPr>
+      <w:r>
+        <w:rPr>
+          <w:rFonts w:ascii="Calibri" w:cs="Calibri" w:eastAsia="Calibri" w:hAnsi="Calibri"/>
+          <w:sz w:val="20"/>
+          <w:szCs w:val="20"/>
+        </w:rPr>
+        <w:t xml:space="preserve">Schedules for shift changes, overrides, the snapshot worker, native display-only screens, the signage type scale.</w:t>
+      </w:r>
+    </w:p>
+    <w:p>
+      <w:pPr>
+        <w:spacing w:after="50" w:before="110"/>
+      </w:pPr>
+      <w:r>
+        <w:rPr>
+          <w:rFonts w:ascii="Calibri" w:cs="Calibri" w:eastAsia="Calibri" w:hAnsi="Calibri"/>
+          <w:b/>
+          <w:bCs/>
+          <w:color w:val="F4762B"/>
+          <w:sz w:val="20"/>
+          <w:szCs w:val="20"/>
+        </w:rPr>
+        <w:t xml:space="preserve">11.5  </w:t>
+      </w:r>
+      <w:r>
+        <w:rPr>
+          <w:rFonts w:ascii="Calibri" w:cs="Calibri" w:eastAsia="Calibri" w:hAnsi="Calibri"/>
+          <w:b/>
+          <w:bCs/>
+          <w:color w:val="1C2B39"/>
+          <w:sz w:val="20"/>
+          <w:szCs w:val="20"/>
+        </w:rPr>
+        <w:t xml:space="preserve">Phase 4 — Device Plane, Signage Stick Path Only (~1 week plus procurement, conditional)</w:t>
+      </w:r>
+    </w:p>
+    <w:p>
+      <w:pPr>
+        <w:spacing w:after="90"/>
+      </w:pPr>
+      <w:r>
+        <w:rPr>
+          <w:rFonts w:ascii="Calibri" w:cs="Calibri" w:eastAsia="Calibri" w:hAnsi="Calibri"/>
+          <w:sz w:val="20"/>
+          <w:szCs w:val="20"/>
+        </w:rPr>
+        <w:t xml:space="preserve">Only relevant if the Signage Stick path was chosen instead of the Pi: Remote Management API, nightly power schedule, remote reboot, hardware telemetry merged into the health dashboard. On the Pi path this work is already folded into Phase 2, and there is no separate Phase 4.</w:t>
       </w:r>
     </w:p>
     <w:p>
@@ -4622,7 +5026,7 @@
           <w:sz w:val="23"/>
           <w:szCs w:val="23"/>
         </w:rPr>
-        <w:t xml:space="preserve">11.0  </w:t>
+        <w:t xml:space="preserve">12.0  </w:t>
       </w:r>
       <w:r>
         <w:rPr>
@@ -4633,6 +5037,141 @@
           <w:sz w:val="23"/>
           <w:szCs w:val="23"/>
         </w:rPr>
+        <w:t xml:space="preserve">Open Questions for Seaway</w:t>
+      </w:r>
+    </w:p>
+    <w:p>
+      <w:pPr>
+        <w:pStyle w:val="ListParagraph"/>
+        <w:numPr>
+          <w:ilvl w:val="0"/>
+          <w:numId w:val="2"/>
+        </w:numPr>
+        <w:spacing w:after="35"/>
+      </w:pPr>
+      <w:r>
+        <w:rPr>
+          <w:rFonts w:ascii="Calibri" w:cs="Calibri" w:eastAsia="Calibri" w:hAnsi="Calibri"/>
+          <w:sz w:val="20"/>
+          <w:szCs w:val="20"/>
+        </w:rPr>
+        <w:t xml:space="preserve">Confirm the hardware path. This plan recommends the Pi (section 2.4); if the Signage Stick is still preferred, Phase 0 changes accordingly and the risks in section 9.2 need direct answers first.</w:t>
+      </w:r>
+    </w:p>
+    <w:p>
+      <w:pPr>
+        <w:pStyle w:val="ListParagraph"/>
+        <w:numPr>
+          <w:ilvl w:val="0"/>
+          <w:numId w:val="2"/>
+        </w:numPr>
+        <w:spacing w:after="35"/>
+      </w:pPr>
+      <w:r>
+        <w:rPr>
+          <w:rFonts w:ascii="Calibri" w:cs="Calibri" w:eastAsia="Calibri" w:hAnsi="Calibri"/>
+          <w:sz w:val="20"/>
+          <w:szCs w:val="20"/>
+        </w:rPr>
+        <w:t xml:space="preserve">Which existing internal applications are in the content mix? Each needs a frame-ancestors change and a read-only display route — work that belongs in their backlogs, not this one.</w:t>
+      </w:r>
+    </w:p>
+    <w:p>
+      <w:pPr>
+        <w:pStyle w:val="ListParagraph"/>
+        <w:numPr>
+          <w:ilvl w:val="0"/>
+          <w:numId w:val="2"/>
+        </w:numPr>
+        <w:spacing w:after="35"/>
+      </w:pPr>
+      <w:r>
+        <w:rPr>
+          <w:rFonts w:ascii="Calibri" w:cs="Calibri" w:eastAsia="Calibri" w:hAnsi="Calibri"/>
+          <w:sz w:val="20"/>
+          <w:szCs w:val="20"/>
+        </w:rPr>
+        <w:t xml:space="preserve">Which vendor pages? This determines snapshot worker credential handling and render cadence.</w:t>
+      </w:r>
+    </w:p>
+    <w:p>
+      <w:pPr>
+        <w:pStyle w:val="ListParagraph"/>
+        <w:numPr>
+          <w:ilvl w:val="0"/>
+          <w:numId w:val="2"/>
+        </w:numPr>
+        <w:spacing w:after="35"/>
+      </w:pPr>
+      <w:r>
+        <w:rPr>
+          <w:rFonts w:ascii="Calibri" w:cs="Calibri" w:eastAsia="Calibri" w:hAnsi="Calibri"/>
+          <w:sz w:val="20"/>
+          <w:szCs w:val="20"/>
+        </w:rPr>
+        <w:t xml:space="preserve">Wired or Wi-Fi, and on which VLAN? Wired is strongly preferred for always-on displays.</w:t>
+      </w:r>
+    </w:p>
+    <w:p>
+      <w:pPr>
+        <w:pStyle w:val="ListParagraph"/>
+        <w:numPr>
+          <w:ilvl w:val="0"/>
+          <w:numId w:val="2"/>
+        </w:numPr>
+        <w:spacing w:after="35"/>
+      </w:pPr>
+      <w:r>
+        <w:rPr>
+          <w:rFonts w:ascii="Calibri" w:cs="Calibri" w:eastAsia="Calibri" w:hAnsi="Calibri"/>
+          <w:sz w:val="20"/>
+          <w:szCs w:val="20"/>
+        </w:rPr>
+        <w:t xml:space="preserve">Who owns the fleet operationally — specifically, who receives the dark-display alert at six in the morning?</w:t>
+      </w:r>
+    </w:p>
+    <w:p>
+      <w:pPr>
+        <w:pStyle w:val="ListParagraph"/>
+        <w:numPr>
+          <w:ilvl w:val="0"/>
+          <w:numId w:val="2"/>
+        </w:numPr>
+        <w:spacing w:after="35"/>
+      </w:pPr>
+      <w:r>
+        <w:rPr>
+          <w:rFonts w:ascii="Calibri" w:cs="Calibri" w:eastAsia="Calibri" w:hAnsi="Calibri"/>
+          <w:sz w:val="20"/>
+          <w:szCs w:val="20"/>
+        </w:rPr>
+        <w:t xml:space="preserve">How many sites, beyond the roughly thirty-display count already confirmed? This drives whether display groups need a site axis and whether one on-prem instance is enough.</w:t>
+      </w:r>
+    </w:p>
+    <w:p>
+      <w:pPr>
+        <w:spacing w:after="70" w:before="170"/>
+      </w:pPr>
+      <w:r>
+        <w:rPr>
+          <w:rFonts w:ascii="Calibri" w:cs="Calibri" w:eastAsia="Calibri" w:hAnsi="Calibri"/>
+          <w:b/>
+          <w:bCs/>
+          <w:color w:val="F4762B"/>
+          <w:sz w:val="23"/>
+          <w:szCs w:val="23"/>
+        </w:rPr>
+        <w:t xml:space="preserve">13.0  </w:t>
+      </w:r>
+      <w:r>
+        <w:rPr>
+          <w:rFonts w:ascii="Calibri" w:cs="Calibri" w:eastAsia="Calibri" w:hAnsi="Calibri"/>
+          <w:b/>
+          <w:bCs/>
+          <w:color w:val="1C2B39"/>
+          <w:sz w:val="23"/>
+          <w:szCs w:val="23"/>
+        </w:rPr>
         <w:t xml:space="preserve">Sourcing Note</w:t>
       </w:r>
     </w:p>
@@ -4649,7 +5188,7 @@
           <w:sz w:val="20"/>
           <w:szCs w:val="20"/>
         </w:rPr>
-        <w:t xml:space="preserve">Amazon's published documentation for the Signage Stick and its Remote Management API was summarised from search results rather than read directly, because signage.amazon.com is blocked by the network egress proxy used while preparing this plan. API specifics should be verified against the live documentation during Phase 0.</w:t>
+        <w:t xml:space="preserve">Amazon's published documentation for the Signage Stick and its Remote Management API, and pricing/availability figures for Raspberry Pi hardware and fleet-management tooling, were summarised from search results rather than read directly in every case, because signage.amazon.com is blocked by the network egress proxy used while preparing this plan. Verify current details before Phase 0, particularly Pi RAM pricing given how volatile it currently is, and the Remote Management API terms if the Signage Stick path is pursued.</w:t>
       </w:r>
     </w:p>
     <w:p>
@@ -4665,7 +5204,7 @@
           <w:sz w:val="20"/>
           <w:szCs w:val="20"/>
         </w:rPr>
-        <w:t xml:space="preserve">The shared services decisions in section 8.0 were taken from the Seaway services skill summary rather than the live service cards in the seaway-templates repository, which was not reachable at the time of writing. They should be re-checked against reference/services/ before scaffolding begins.</w:t>
+        <w:t xml:space="preserve">The shared services decisions in section 10.0 were taken from the Seaway services skill summary rather than the live service cards in the seaway-templates repository, which was not reachable at the time of writing. They should be re-checked against reference/services/ before scaffolding begins.</w:t>
       </w:r>
     </w:p>
     <w:sectPr>
@@ -4876,7 +5415,7 @@
               <w:sz w:val="24"/>
               <w:szCs w:val="24"/>
             </w:rPr>
-            <w:t xml:space="preserve">Amazon Signage Stick Streaming — Architecture Plan</w:t>
+            <w:t xml:space="preserve">Signage Display Fleet — Architecture Plan</w:t>
           </w:r>
         </w:p>
         <w:p>

--- a/docs/Signage_Stick_Streaming_Plan.docx
+++ b/docs/Signage_Stick_Streaming_Plan.docx
@@ -899,6 +899,197 @@
           <w:sz w:val="20"/>
           <w:szCs w:val="20"/>
         </w:rPr>
+        <w:t xml:space="preserve">Smart TVs — Considered and Ruled Out</w:t>
+      </w:r>
+    </w:p>
+    <w:p>
+      <w:pPr>
+        <w:spacing w:after="90"/>
+      </w:pPr>
+      <w:r>
+        <w:rPr>
+          <w:rFonts w:ascii="Calibri" w:cs="Calibri" w:eastAsia="Calibri" w:hAnsi="Calibri"/>
+          <w:sz w:val="20"/>
+          <w:szCs w:val="20"/>
+        </w:rPr>
+        <w:t xml:space="preserve">Worth recording explicitly so it is not re-raised without context later. Two distinct categories exist under “smart TV,” and only one was seriously considered.</w:t>
+      </w:r>
+    </w:p>
+    <w:p>
+      <w:pPr>
+        <w:spacing w:after="90" w:before="60"/>
+      </w:pPr>
+      <w:r>
+        <w:rPr>
+          <w:rFonts w:ascii="Calibri" w:cs="Calibri" w:eastAsia="Calibri" w:hAnsi="Calibri"/>
+          <w:b/>
+          <w:bCs/>
+          <w:color w:val="1C2B39"/>
+          <w:sz w:val="20"/>
+          <w:szCs w:val="20"/>
+        </w:rPr>
+        <w:t xml:space="preserve">Consumer smart TVs (Samsung, LG, Vizio, Roku off-the-shelf) — not viable. </w:t>
+      </w:r>
+      <w:r>
+        <w:rPr>
+          <w:rFonts w:ascii="Calibri" w:cs="Calibri" w:eastAsia="Calibri" w:hAnsi="Calibri"/>
+          <w:sz w:val="20"/>
+          <w:szCs w:val="20"/>
+        </w:rPr>
+        <w:t xml:space="preserve">Concrete, reported failure modes, not hypothetical ones.</w:t>
+      </w:r>
+    </w:p>
+    <w:p>
+      <w:pPr>
+        <w:pStyle w:val="ListParagraph"/>
+        <w:numPr>
+          <w:ilvl w:val="0"/>
+          <w:numId w:val="2"/>
+        </w:numPr>
+        <w:spacing w:after="35"/>
+      </w:pPr>
+      <w:r>
+        <w:rPr>
+          <w:rFonts w:ascii="Calibri" w:cs="Calibri" w:eastAsia="Calibri" w:hAnsi="Calibri"/>
+          <w:sz w:val="20"/>
+          <w:szCs w:val="20"/>
+        </w:rPr>
+        <w:t xml:space="preserve">Screens are commonly reported to freeze overnight or go dark after a power cycle, without automatically relaunching the kiosk page — failing the same “survives a weekend untouched” bar the Pi path is held to in Phase 1.</w:t>
+      </w:r>
+    </w:p>
+    <w:p>
+      <w:pPr>
+        <w:pStyle w:val="ListParagraph"/>
+        <w:numPr>
+          <w:ilvl w:val="0"/>
+          <w:numId w:val="2"/>
+        </w:numPr>
+        <w:spacing w:after="35"/>
+      </w:pPr>
+      <w:r>
+        <w:rPr>
+          <w:rFonts w:ascii="Calibri" w:cs="Calibri" w:eastAsia="Calibri" w:hAnsi="Calibri"/>
+          <w:sz w:val="20"/>
+          <w:szCs w:val="20"/>
+        </w:rPr>
+        <w:t xml:space="preserve">No local caching on most models — a network drop blanks the screen rather than falling back to stale content, the exact failure mode the plan's local-rotation-cache (section 3.2) exists to prevent.</w:t>
+      </w:r>
+    </w:p>
+    <w:p>
+      <w:pPr>
+        <w:pStyle w:val="ListParagraph"/>
+        <w:numPr>
+          <w:ilvl w:val="0"/>
+          <w:numId w:val="2"/>
+        </w:numPr>
+        <w:spacing w:after="35"/>
+      </w:pPr>
+      <w:r>
+        <w:rPr>
+          <w:rFonts w:ascii="Calibri" w:cs="Calibri" w:eastAsia="Calibri" w:hAnsi="Calibri"/>
+          <w:sz w:val="20"/>
+          <w:szCs w:val="20"/>
+        </w:rPr>
+        <w:t xml:space="preserve">The browser engine is frequently ancient and frozen at whatever shipped with that firmware version, with no user-facing update-browser control — webOS TV 1.x and 2.x, for example, ship Chromium 26 and 34 respectively, both 2014-era. SSE support and reliably keeping a page warm in the background are not guaranteed on an engine that old.</w:t>
+      </w:r>
+    </w:p>
+    <w:p>
+      <w:pPr>
+        <w:pStyle w:val="ListParagraph"/>
+        <w:numPr>
+          <w:ilvl w:val="0"/>
+          <w:numId w:val="2"/>
+        </w:numPr>
+        <w:spacing w:after="35"/>
+      </w:pPr>
+      <w:r>
+        <w:rPr>
+          <w:rFonts w:ascii="Calibri" w:cs="Calibri" w:eastAsia="Calibri" w:hAnsi="Calibri"/>
+          <w:sz w:val="20"/>
+          <w:szCs w:val="20"/>
+        </w:rPr>
+        <w:t xml:space="preserve">No true kiosk or rotation control — typically one browser window, manually reopened, not several panes kept warm and swapped between.</w:t>
+      </w:r>
+    </w:p>
+    <w:p>
+      <w:pPr>
+        <w:pStyle w:val="ListParagraph"/>
+        <w:numPr>
+          <w:ilvl w:val="0"/>
+          <w:numId w:val="2"/>
+        </w:numPr>
+        <w:spacing w:after="35"/>
+      </w:pPr>
+      <w:r>
+        <w:rPr>
+          <w:rFonts w:ascii="Calibri" w:cs="Calibri" w:eastAsia="Calibri" w:hAnsi="Calibri"/>
+          <w:sz w:val="20"/>
+          <w:szCs w:val="20"/>
+        </w:rPr>
+        <w:t xml:space="preserve">No remote management path at all for consumer sets — not even a gated one like the Signage Stick's API. Reboot and health both require walking up to the TV with the remote.</w:t>
+      </w:r>
+    </w:p>
+    <w:p>
+      <w:pPr>
+        <w:spacing w:after="90" w:before="60"/>
+      </w:pPr>
+      <w:r>
+        <w:rPr>
+          <w:rFonts w:ascii="Calibri" w:cs="Calibri" w:eastAsia="Calibri" w:hAnsi="Calibri"/>
+          <w:b/>
+          <w:bCs/>
+          <w:color w:val="1C2B39"/>
+          <w:sz w:val="20"/>
+          <w:szCs w:val="20"/>
+        </w:rPr>
+        <w:t xml:space="preserve">Commercial signage displays (Samsung Tizen SSSP4+, LG webOS Signage) — a different product, deliberately not chased further. </w:t>
+      </w:r>
+      <w:r>
+        <w:rPr>
+          <w:rFonts w:ascii="Calibri" w:cs="Calibri" w:eastAsia="Calibri" w:hAnsi="Calibri"/>
+          <w:sz w:val="20"/>
+          <w:szCs w:val="20"/>
+        </w:rPr>
+        <w:t xml:space="preserve">These are purpose-built signage panels with a firmware-level URL Launcher and a real MDM or remote-management layer — not a “smart TV with a browser,” a signage-specific product line. Architecturally this is the same shape as the Amazon Signage Stick option already in section 2.1: vendor-hardened device, built-in kiosk mode, gated remote-management API. It reimports exactly the class of risk the Pi recommendation exists to avoid — vendor API terms to re-verify, no root, unclear whether the URL Launcher can keep multiple rotation panes warm versus one static URL — at a real cost premium over a commercial dumb panel. Not evaluated as a third option in section 2.5 for that reason; it does not change the recommendation, only restates the Stick-shaped trade-off on different hardware.</w:t>
+      </w:r>
+    </w:p>
+    <w:p>
+      <w:pPr>
+        <w:spacing w:after="90"/>
+      </w:pPr>
+      <w:r>
+        <w:rPr>
+          <w:rFonts w:ascii="Calibri" w:cs="Calibri" w:eastAsia="Calibri" w:hAnsi="Calibri"/>
+          <w:sz w:val="20"/>
+          <w:szCs w:val="20"/>
+        </w:rPr>
+        <w:t xml:space="preserve">One more point worth carrying into procurement regardless of the above: buying an actual smart TV for this is generally the wrong purchase before the software question is even asked — it pays for a smart platform, tuner and app store that go entirely unused. A plain commercial or signage-grade panel with no smart OS is typically cheaper at the same screen size and pairs directly with the Pi this plan already recommends. Buy dumb screens.</w:t>
+      </w:r>
+    </w:p>
+    <w:p>
+      <w:pPr>
+        <w:spacing w:after="50" w:before="110"/>
+      </w:pPr>
+      <w:r>
+        <w:rPr>
+          <w:rFonts w:ascii="Calibri" w:cs="Calibri" w:eastAsia="Calibri" w:hAnsi="Calibri"/>
+          <w:b/>
+          <w:bCs/>
+          <w:color w:val="F4762B"/>
+          <w:sz w:val="20"/>
+          <w:szCs w:val="20"/>
+        </w:rPr>
+        <w:t xml:space="preserve">2.5  </w:t>
+      </w:r>
+      <w:r>
+        <w:rPr>
+          <w:rFonts w:ascii="Calibri" w:cs="Calibri" w:eastAsia="Calibri" w:hAnsi="Calibri"/>
+          <w:b/>
+          <w:bCs/>
+          <w:color w:val="1C2B39"/>
+          <w:sz w:val="20"/>
+          <w:szCs w:val="20"/>
+        </w:rPr>
         <w:t xml:space="preserve">Recommendation</w:t>
       </w:r>
     </w:p>
@@ -1272,7 +1463,7 @@
           <w:sz w:val="20"/>
           <w:szCs w:val="20"/>
         </w:rPr>
-        <w:t xml:space="preserve">On the Pi path these are genuinely one console — the same admin UI, the same connection to the device, no separate vendor dashboard. Section 7.0 covers this in detail. On the Signage Stick path they would have stayed split, with the device plane gated behind Amazon's API approval — this is the structural reason the Pi path was recommended in section 2.4.</w:t>
+        <w:t xml:space="preserve">On the Pi path these are genuinely one console — the same admin UI, the same connection to the device, no separate vendor dashboard. Section 7.0 covers this in detail. On the Signage Stick path they would have stayed split, with the device plane gated behind Amazon's API approval — this is the structural reason the Pi path was recommended in section 2.5.</w:t>
       </w:r>
     </w:p>
     <w:p>
@@ -3184,7 +3375,7 @@
           <w:sz w:val="20"/>
           <w:szCs w:val="20"/>
         </w:rPr>
-        <w:t xml:space="preserve">This section is specific to the Pi path (section 2.4). On the Signage Stick path, everything below would instead depend entirely on obtaining Remote Management API access — see section 9.2.</w:t>
+        <w:t xml:space="preserve">This section is specific to the Pi path (section 2.5). On the Signage Stick path, everything below would instead depend entirely on obtaining Remote Management API access — see section 9.2.</w:t>
       </w:r>
     </w:p>
     <w:p>
@@ -3559,7 +3750,7 @@
           <w:sz w:val="20"/>
           <w:szCs w:val="20"/>
         </w:rPr>
-        <w:t xml:space="preserve">Documented as available to approved CMS providers. We are an end customer, not a CMS vendor, and eligibility is genuinely unresolved — this was the single largest open risk in the original version of this plan, and it is the main reason section 2.4 recommends the Pi instead.</w:t>
+        <w:t xml:space="preserve">Documented as available to approved CMS providers. We are an end customer, not a CMS vendor, and eligibility is genuinely unresolved — this was the single largest open risk in the original version of this plan, and it is the main reason section 2.5 recommends the Pi instead.</w:t>
       </w:r>
     </w:p>
     <w:p>
@@ -5055,7 +5246,7 @@
           <w:sz w:val="20"/>
           <w:szCs w:val="20"/>
         </w:rPr>
-        <w:t xml:space="preserve">Confirm the hardware path. This plan recommends the Pi (section 2.4); if the Signage Stick is still preferred, Phase 0 changes accordingly and the risks in section 9.2 need direct answers first.</w:t>
+        <w:t xml:space="preserve">Confirm the hardware path. This plan recommends the Pi (section 2.5); if the Signage Stick is still preferred, Phase 0 changes accordingly and the risks in section 9.2 need direct answers first.</w:t>
       </w:r>
     </w:p>
     <w:p>

--- a/docs/Signage_Stick_Streaming_Plan.docx
+++ b/docs/Signage_Stick_Streaming_Plan.docx
@@ -305,7 +305,7 @@
           <w:sz w:val="20"/>
           <w:szCs w:val="20"/>
         </w:rPr>
-        <w:t xml:space="preserve">Which Raspberry Pi — the No-Compromise Floor</w:t>
+        <w:t xml:space="preserve">Which Device — the No-Compromise Floor</w:t>
       </w:r>
     </w:p>
     <w:p>
@@ -318,7 +318,7 @@
           <w:sz w:val="20"/>
           <w:szCs w:val="20"/>
         </w:rPr>
-        <w:t xml:space="preserve">Rotating through multiple pages, at least one of which is still updating while off-screen, means keeping more than one Chromium renderer process warm at once. That sets a real RAM floor, not a preference.</w:t>
+        <w:t xml:space="preserve">Rotating through multiple pages, at least one of which is still updating while off-screen, means keeping more than one Chromium renderer process warm at once. That sets a real RAM floor, not a preference — and it applies whichever board family is chosen, ARM or x86.</w:t>
       </w:r>
     </w:p>
     <w:p>
@@ -873,6 +873,177 @@
           <w:szCs w:val="20"/>
         </w:rPr>
         <w:t xml:space="preserve">Boot media, while specifying hardware: boot from a small USB SSD, roughly fifteen to twenty dollars per unit, not microSD. SD card corruption under twenty-four-hour write load is the most commonly reported real-world failure mode for always-on kiosk Pis — unrelated to the rotation requirement, but squarely in no-compromise territory for a thirty-unit fleet that has to stay up unattended.</w:t>
+      </w:r>
+    </w:p>
+    <w:p>
+      <w:pPr>
+        <w:spacing w:after="90" w:before="60"/>
+      </w:pPr>
+      <w:r>
+        <w:rPr>
+          <w:rFonts w:ascii="Calibri" w:cs="Calibri" w:eastAsia="Calibri" w:hAnsi="Calibri"/>
+          <w:b/>
+          <w:bCs/>
+          <w:color w:val="1C2B39"/>
+          <w:sz w:val="20"/>
+          <w:szCs w:val="20"/>
+        </w:rPr>
+        <w:t xml:space="preserve">An x86 alternative: refurbished mini PCs. </w:t>
+      </w:r>
+      <w:r>
+        <w:rPr>
+          <w:rFonts w:ascii="Calibri" w:cs="Calibri" w:eastAsia="Calibri" w:hAnsi="Calibri"/>
+          <w:sz w:val="20"/>
+          <w:szCs w:val="20"/>
+        </w:rPr>
+        <w:t xml:space="preserve">This is not a different architecture from the Pi recommendation above — same open Linux, same root access, same single console from section 7.0 — it is a different board family within the same path. Worth naming because it is a real option, not a detour: a used Chromebox-class mini PC, for example an ASUS Chromebox CN60 with a Celeron 2955U, 4GB RAM and a 16GB SSD, refurbished, spotted on eBay while researching this plan, clears the 4GB floor above and comes with real advantages the Pi does not have.</w:t>
+      </w:r>
+    </w:p>
+    <w:p>
+      <w:pPr>
+        <w:pStyle w:val="ListParagraph"/>
+        <w:numPr>
+          <w:ilvl w:val="0"/>
+          <w:numId w:val="2"/>
+        </w:numPr>
+        <w:spacing w:after="35"/>
+      </w:pPr>
+      <w:r>
+        <w:rPr>
+          <w:rFonts w:ascii="Calibri" w:cs="Calibri" w:eastAsia="Calibri" w:hAnsi="Calibri"/>
+          <w:sz w:val="20"/>
+          <w:szCs w:val="20"/>
+        </w:rPr>
+        <w:t xml:space="preserve">x86, not ARM. Every browser vendor treats x86 as the reference Chromium platform, removing an entire category of “does this dependency have an ARM build” risk that the Pi path never actually hits today, but never has to consider at all here.</w:t>
+      </w:r>
+    </w:p>
+    <w:p>
+      <w:pPr>
+        <w:pStyle w:val="ListParagraph"/>
+        <w:numPr>
+          <w:ilvl w:val="0"/>
+          <w:numId w:val="2"/>
+        </w:numPr>
+        <w:spacing w:after="35"/>
+      </w:pPr>
+      <w:r>
+        <w:rPr>
+          <w:rFonts w:ascii="Calibri" w:cs="Calibri" w:eastAsia="Calibri" w:hAnsi="Calibri"/>
+          <w:sz w:val="20"/>
+          <w:szCs w:val="20"/>
+        </w:rPr>
+        <w:t xml:space="preserve">Boots from its own onboard SSD already — sidesteps the USB SSD purchase and setup step above entirely, since there is no microSD corruption risk to design around in the first place.</w:t>
+      </w:r>
+    </w:p>
+    <w:p>
+      <w:pPr>
+        <w:pStyle w:val="ListParagraph"/>
+        <w:numPr>
+          <w:ilvl w:val="0"/>
+          <w:numId w:val="2"/>
+        </w:numPr>
+        <w:spacing w:after="35"/>
+      </w:pPr>
+      <w:r>
+        <w:rPr>
+          <w:rFonts w:ascii="Calibri" w:cs="Calibri" w:eastAsia="Calibri" w:hAnsi="Calibri"/>
+          <w:sz w:val="20"/>
+          <w:szCs w:val="20"/>
+        </w:rPr>
+        <w:t xml:space="preserve">VESA-mountable, purpose-built for exactly a small box behind a display — the one physical-install convenience credited to the Signage Stick in section 2.1, available here with none of its vendor lock-in.</w:t>
+      </w:r>
+    </w:p>
+    <w:p>
+      <w:pPr>
+        <w:spacing w:after="90"/>
+      </w:pPr>
+      <w:r>
+        <w:rPr>
+          <w:rFonts w:ascii="Calibri" w:cs="Calibri" w:eastAsia="Calibri" w:hAnsi="Calibri"/>
+          <w:sz w:val="20"/>
+          <w:szCs w:val="20"/>
+        </w:rPr>
+        <w:t xml:space="preserve">Set against three real cautions, specific to buying used hardware in this class rather than to the category itself:</w:t>
+      </w:r>
+    </w:p>
+    <w:p>
+      <w:pPr>
+        <w:pStyle w:val="ListParagraph"/>
+        <w:numPr>
+          <w:ilvl w:val="0"/>
+          <w:numId w:val="2"/>
+        </w:numPr>
+        <w:spacing w:after="35"/>
+      </w:pPr>
+      <w:r>
+        <w:rPr>
+          <w:rFonts w:ascii="Calibri" w:cs="Calibri" w:eastAsia="Calibri" w:hAnsi="Calibri"/>
+          <w:sz w:val="20"/>
+          <w:szCs w:val="20"/>
+        </w:rPr>
+        <w:t xml:space="preserve">16GB storage is tight, not roomy, for twenty-four-hour Chromium duty — cache growth, logs, OS updates — where the Pi's typical 32GB or larger SSD does not share this constraint. Workable with discipline (tmpfs for browser cache, log rotation), but confirm whether the exact model's storage module is swappable before committing thirty units to it as-is.</w:t>
+      </w:r>
+    </w:p>
+    <w:p>
+      <w:pPr>
+        <w:pStyle w:val="ListParagraph"/>
+        <w:numPr>
+          <w:ilvl w:val="0"/>
+          <w:numId w:val="2"/>
+        </w:numPr>
+        <w:spacing w:after="35"/>
+      </w:pPr>
+      <w:r>
+        <w:rPr>
+          <w:rFonts w:ascii="Calibri" w:cs="Calibri" w:eastAsia="Calibri" w:hAnsi="Calibri"/>
+          <w:sz w:val="20"/>
+          <w:szCs w:val="20"/>
+        </w:rPr>
+        <w:t xml:space="preserve">It is secondhand, not new. A warranty and return window offset the immediate risk, but thirty secondhand units carry mixed remaining lifespan, and there is no guarantee an identical replacement is available on the resale market in year two the way reordering a current-production Pi SKU is guaranteed.</w:t>
+      </w:r>
+    </w:p>
+    <w:p>
+      <w:pPr>
+        <w:pStyle w:val="ListParagraph"/>
+        <w:numPr>
+          <w:ilvl w:val="0"/>
+          <w:numId w:val="2"/>
+        </w:numPr>
+        <w:spacing w:after="35"/>
+      </w:pPr>
+      <w:r>
+        <w:rPr>
+          <w:rFonts w:ascii="Calibri" w:cs="Calibri" w:eastAsia="Calibri" w:hAnsi="Calibri"/>
+          <w:sz w:val="20"/>
+          <w:szCs w:val="20"/>
+        </w:rPr>
+        <w:t xml:space="preserve">Fleet-quantity sourcing is the practical question mark. A single resale listing rarely holds thirty identical units in stock. A bulk-refurb vendor, and several exist for exactly this class of retired corporate or school hardware, is the realistic channel for thirty units, not one listing repeated thirty times.</w:t>
+      </w:r>
+    </w:p>
+    <w:p>
+      <w:pPr>
+        <w:spacing w:after="90"/>
+      </w:pPr>
+      <w:r>
+        <w:rPr>
+          <w:rFonts w:ascii="Calibri" w:cs="Calibri" w:eastAsia="Calibri" w:hAnsi="Calibri"/>
+          <w:sz w:val="20"/>
+          <w:szCs w:val="20"/>
+        </w:rPr>
+        <w:t xml:space="preserve">Higher idle power draw than a Pi — mini-PC-class CPUs typically run a 15W TDP versus the Pi's roughly 5 to 7W — is worth a line in procurement at thirty units, but is not by itself a reason to rule the category out.</w:t>
+      </w:r>
+    </w:p>
+    <w:p>
+      <w:pPr>
+        <w:spacing w:after="90"/>
+      </w:pPr>
+      <w:r>
+        <w:rPr>
+          <w:rFonts w:ascii="Calibri" w:cs="Calibri" w:eastAsia="Calibri" w:hAnsi="Calibri"/>
+          <w:sz w:val="20"/>
+          <w:szCs w:val="20"/>
+        </w:rPr>
+        <w:t xml:space="preserve">Net: a genuinely viable alternative device within the recommended architecture — worth a Phase 0 unit alongside the Pi rather than a blind commitment either way, given the storage and sourcing trade-offs above.</w:t>
       </w:r>
     </w:p>
     <w:p>
